--- a/WordPress-Transients-Persistent-Object-Cache-Reference.docx
+++ b/WordPress-Transients-Persistent-Object-Cache-Reference.docx
@@ -128,12 +128,12 @@
           <w:numId w:val="1002"/>
         </w:numPr>
       </w:pPr>
-      <w:hyperlink w:anchor="for-further-reference">
+      <w:hyperlink w:anchor="acknowledgements">
         <w:r>
           <w:rPr>
             <w:rStyle w:val="Hyperlink"/>
           </w:rPr>
-          <w:t xml:space="preserve">For further reference</w:t>
+          <w:t xml:space="preserve">Acknowledgements</w:t>
         </w:r>
       </w:hyperlink>
     </w:p>
@@ -703,7 +703,7 @@
         </w:r>
       </w:hyperlink>
     </w:p>
-    <w:bookmarkStart w:id="43" w:name="executive-summary"/>
+    <w:bookmarkStart w:id="42" w:name="executive-summary"/>
     <w:p>
       <w:pPr>
         <w:pStyle w:val="Heading2"/>
@@ -808,13 +808,13 @@
         <w:t xml:space="preserve">Transients are appropriate for expensive data that is safe to regenerate, but they are not a replacement for durable storage.</w:t>
       </w:r>
     </w:p>
-    <w:bookmarkStart w:id="42" w:name="for-further-reference"/>
+    <w:bookmarkStart w:id="41" w:name="acknowledgements"/>
     <w:p>
       <w:pPr>
         <w:pStyle w:val="Heading3"/>
       </w:pPr>
       <w:r>
-        <w:t xml:space="preserve">For further reference</w:t>
+        <w:t xml:space="preserve">Acknowledgements</w:t>
       </w:r>
     </w:p>
     <w:p>
@@ -822,7 +822,7 @@
         <w:pStyle w:val="FirstParagraph"/>
       </w:pPr>
       <w:r>
-        <w:t xml:space="preserve">This document synthesizes Remkus de Vries’</w:t>
+        <w:t xml:space="preserve">This document draws on and has been checked against canonical resources and industry leaders, including the official</w:t>
       </w:r>
       <w:r>
         <w:t xml:space="preserve"> </w:t>
@@ -832,13 +832,10 @@
           <w:b/>
           <w:bCs/>
         </w:rPr>
-        <w:t xml:space="preserve">Make WordPress Fast</w:t>
-      </w:r>
-      <w:r>
-        <w:t xml:space="preserve"> </w:t>
-      </w:r>
-      <w:r>
-        <w:t xml:space="preserve">lessons for the Within WordPress Guild, WP VIP Learn’s</w:t>
+        <w:t xml:space="preserve">WordPress.org Advanced Administration Handbook</w:t>
+      </w:r>
+      <w:r>
+        <w:t xml:space="preserve">, Automattic/WordPress VIP Learn’s</w:t>
       </w:r>
       <w:r>
         <w:t xml:space="preserve"> </w:t>
@@ -854,21 +851,23 @@
         <w:t xml:space="preserve"> </w:t>
       </w:r>
       <w:r>
-        <w:t xml:space="preserve">course, WordPress.org developer documentation, and my (pending) cache clarification work in</w:t>
-      </w:r>
-      <w:r>
-        <w:t xml:space="preserve"> </w:t>
-      </w:r>
-      <w:hyperlink r:id="rId41">
-        <w:r>
-          <w:rPr>
-            <w:rStyle w:val="Hyperlink"/>
-          </w:rPr>
-          <w:t xml:space="preserve">WordPress/Advanced-administration-handbook#485</w:t>
-        </w:r>
-      </w:hyperlink>
-      <w:r>
-        <w:t xml:space="preserve">. Use those sources for deeper context on the specific layers discussed here.</w:t>
+        <w:t xml:space="preserve">course, and Remkus de Vries’</w:t>
+      </w:r>
+      <w:r>
+        <w:t xml:space="preserve"> </w:t>
+      </w:r>
+      <w:r>
+        <w:rPr>
+          <w:b/>
+          <w:bCs/>
+        </w:rPr>
+        <w:t xml:space="preserve">Make WordPress Fast</w:t>
+      </w:r>
+      <w:r>
+        <w:t xml:space="preserve"> </w:t>
+      </w:r>
+      <w:r>
+        <w:t xml:space="preserve">course for the Within WordPress Guild. Community discussions around WordPress.org developer documentation on transients, object caching, cache bootstrap behavior, the Options API, and modern Core performance features have informed this document as well.</w:t>
       </w:r>
     </w:p>
     <w:p>
@@ -878,9 +877,9 @@
         </w:pict>
       </w:r>
     </w:p>
+    <w:bookmarkEnd w:id="41"/>
     <w:bookmarkEnd w:id="42"/>
-    <w:bookmarkEnd w:id="43"/>
-    <w:bookmarkStart w:id="44" w:name="what-transients-are"/>
+    <w:bookmarkStart w:id="43" w:name="what-transients-are"/>
     <w:p>
       <w:pPr>
         <w:pStyle w:val="Heading2"/>
@@ -1339,94 +1338,94 @@
         </w:pict>
       </w:r>
     </w:p>
+    <w:bookmarkEnd w:id="43"/>
+    <w:bookmarkStart w:id="46" w:name="where-transients-are-stored"/>
+    <w:p>
+      <w:pPr>
+        <w:pStyle w:val="Heading2"/>
+      </w:pPr>
+      <w:r>
+        <w:t xml:space="preserve">2. Where transients are stored</w:t>
+      </w:r>
+    </w:p>
+    <w:bookmarkStart w:id="44" w:name="default-wordpress-behavior"/>
+    <w:p>
+      <w:pPr>
+        <w:pStyle w:val="Heading3"/>
+      </w:pPr>
+      <w:r>
+        <w:t xml:space="preserve">Default WordPress behavior</w:t>
+      </w:r>
+    </w:p>
+    <w:p>
+      <w:pPr>
+        <w:pStyle w:val="FirstParagraph"/>
+      </w:pPr>
+      <w:r>
+        <w:t xml:space="preserve">On a default WordPress installation without a persistent object cache, transients are stored in the database, usually in the</w:t>
+      </w:r>
+      <w:r>
+        <w:t xml:space="preserve"> </w:t>
+      </w:r>
+      <w:r>
+        <w:rPr>
+          <w:rStyle w:val="VerbatimChar"/>
+        </w:rPr>
+        <w:t xml:space="preserve">wp_options</w:t>
+      </w:r>
+      <w:r>
+        <w:t xml:space="preserve"> </w:t>
+      </w:r>
+      <w:r>
+        <w:t xml:space="preserve">table.</w:t>
+      </w:r>
+    </w:p>
+    <w:p>
+      <w:pPr>
+        <w:pStyle w:val="BodyText"/>
+      </w:pPr>
+      <w:r>
+        <w:t xml:space="preserve">For expiring transients, WordPress commonly stores two option rows:</w:t>
+      </w:r>
+    </w:p>
+    <w:p>
+      <w:pPr>
+        <w:pStyle w:val="SourceCode"/>
+      </w:pPr>
+      <w:r>
+        <w:rPr>
+          <w:rStyle w:val="VerbatimChar"/>
+        </w:rPr>
+        <w:t xml:space="preserve">_transient_{name}</w:t>
+      </w:r>
+      <w:r>
+        <w:br/>
+      </w:r>
+      <w:r>
+        <w:rPr>
+          <w:rStyle w:val="VerbatimChar"/>
+        </w:rPr>
+        <w:t xml:space="preserve">_transient_timeout_{name}</w:t>
+      </w:r>
+    </w:p>
+    <w:p>
+      <w:pPr>
+        <w:pStyle w:val="FirstParagraph"/>
+      </w:pPr>
+      <w:r>
+        <w:t xml:space="preserve">For network-wide transients on Multisite, analogous site transient keys are used.</w:t>
+      </w:r>
+    </w:p>
+    <w:p>
+      <w:pPr>
+        <w:pStyle w:val="BodyText"/>
+      </w:pPr>
+      <w:r>
+        <w:t xml:space="preserve">These option rows are not autoloaded when the transient has an expiration, so they grow the options table but not the autoload footprint loaded on every request. Transients set without an expiration are autoloaded — one more reason to always set an explicit expiration.</w:t>
+      </w:r>
+    </w:p>
     <w:bookmarkEnd w:id="44"/>
-    <w:bookmarkStart w:id="47" w:name="where-transients-are-stored"/>
-    <w:p>
-      <w:pPr>
-        <w:pStyle w:val="Heading2"/>
-      </w:pPr>
-      <w:r>
-        <w:t xml:space="preserve">2. Where transients are stored</w:t>
-      </w:r>
-    </w:p>
-    <w:bookmarkStart w:id="45" w:name="default-wordpress-behavior"/>
-    <w:p>
-      <w:pPr>
-        <w:pStyle w:val="Heading3"/>
-      </w:pPr>
-      <w:r>
-        <w:t xml:space="preserve">Default WordPress behavior</w:t>
-      </w:r>
-    </w:p>
-    <w:p>
-      <w:pPr>
-        <w:pStyle w:val="FirstParagraph"/>
-      </w:pPr>
-      <w:r>
-        <w:t xml:space="preserve">On a default WordPress installation without a persistent object cache, transients are stored in the database, usually in the</w:t>
-      </w:r>
-      <w:r>
-        <w:t xml:space="preserve"> </w:t>
-      </w:r>
-      <w:r>
-        <w:rPr>
-          <w:rStyle w:val="VerbatimChar"/>
-        </w:rPr>
-        <w:t xml:space="preserve">wp_options</w:t>
-      </w:r>
-      <w:r>
-        <w:t xml:space="preserve"> </w:t>
-      </w:r>
-      <w:r>
-        <w:t xml:space="preserve">table.</w:t>
-      </w:r>
-    </w:p>
-    <w:p>
-      <w:pPr>
-        <w:pStyle w:val="BodyText"/>
-      </w:pPr>
-      <w:r>
-        <w:t xml:space="preserve">For expiring transients, WordPress commonly stores two option rows:</w:t>
-      </w:r>
-    </w:p>
-    <w:p>
-      <w:pPr>
-        <w:pStyle w:val="SourceCode"/>
-      </w:pPr>
-      <w:r>
-        <w:rPr>
-          <w:rStyle w:val="VerbatimChar"/>
-        </w:rPr>
-        <w:t xml:space="preserve">_transient_{name}</w:t>
-      </w:r>
-      <w:r>
-        <w:br/>
-      </w:r>
-      <w:r>
-        <w:rPr>
-          <w:rStyle w:val="VerbatimChar"/>
-        </w:rPr>
-        <w:t xml:space="preserve">_transient_timeout_{name}</w:t>
-      </w:r>
-    </w:p>
-    <w:p>
-      <w:pPr>
-        <w:pStyle w:val="FirstParagraph"/>
-      </w:pPr>
-      <w:r>
-        <w:t xml:space="preserve">For network-wide transients on Multisite, analogous site transient keys are used.</w:t>
-      </w:r>
-    </w:p>
-    <w:p>
-      <w:pPr>
-        <w:pStyle w:val="BodyText"/>
-      </w:pPr>
-      <w:r>
-        <w:t xml:space="preserve">These option rows are not autoloaded when the transient has an expiration, so they grow the options table but not the autoload footprint loaded on every request. Transients set without an expiration are autoloaded — one more reason to always set an explicit expiration.</w:t>
-      </w:r>
-    </w:p>
-    <w:bookmarkEnd w:id="45"/>
-    <w:bookmarkStart w:id="46" w:name="with-persistent-object-caching"/>
+    <w:bookmarkStart w:id="45" w:name="with-persistent-object-caching"/>
     <w:p>
       <w:pPr>
         <w:pStyle w:val="Heading3"/>
@@ -1471,9 +1470,9 @@
         </w:pict>
       </w:r>
     </w:p>
+    <w:bookmarkEnd w:id="45"/>
     <w:bookmarkEnd w:id="46"/>
-    <w:bookmarkEnd w:id="47"/>
-    <w:bookmarkStart w:id="48" w:name="X70d57d22617b9254f904e14b05d246c7a749805"/>
+    <w:bookmarkStart w:id="47" w:name="X70d57d22617b9254f904e14b05d246c7a749805"/>
     <w:p>
       <w:pPr>
         <w:pStyle w:val="Heading2"/>
@@ -1692,8 +1691,8 @@
         </w:pict>
       </w:r>
     </w:p>
-    <w:bookmarkEnd w:id="48"/>
-    <w:bookmarkStart w:id="49" w:name="X469df5b776258b29380c4eab9f523553651b5ba"/>
+    <w:bookmarkEnd w:id="47"/>
+    <w:bookmarkStart w:id="48" w:name="X469df5b776258b29380c4eab9f523553651b5ba"/>
     <w:p>
       <w:pPr>
         <w:pStyle w:val="Heading2"/>
@@ -2160,8 +2159,8 @@
         </w:pict>
       </w:r>
     </w:p>
-    <w:bookmarkEnd w:id="49"/>
-    <w:bookmarkStart w:id="50" w:name="expiration-semantics"/>
+    <w:bookmarkEnd w:id="48"/>
+    <w:bookmarkStart w:id="49" w:name="expiration-semantics"/>
     <w:p>
       <w:pPr>
         <w:pStyle w:val="Heading2"/>
@@ -3110,8 +3109,8 @@
         </w:pict>
       </w:r>
     </w:p>
-    <w:bookmarkEnd w:id="50"/>
-    <w:bookmarkStart w:id="51" w:name="Xe2d10262de55f50ceb22b12872a7e6b8cf5f038"/>
+    <w:bookmarkEnd w:id="49"/>
+    <w:bookmarkStart w:id="50" w:name="Xe2d10262de55f50ceb22b12872a7e6b8cf5f038"/>
     <w:p>
       <w:pPr>
         <w:pStyle w:val="Heading2"/>
@@ -3475,8 +3474,8 @@
         </w:pict>
       </w:r>
     </w:p>
-    <w:bookmarkEnd w:id="51"/>
-    <w:bookmarkStart w:id="52" w:name="X69808a9a38501784498ec6dfcfad947b10f8f17"/>
+    <w:bookmarkEnd w:id="50"/>
+    <w:bookmarkStart w:id="51" w:name="X69808a9a38501784498ec6dfcfad947b10f8f17"/>
     <w:p>
       <w:pPr>
         <w:pStyle w:val="Heading2"/>
@@ -3665,8 +3664,8 @@
         </w:pict>
       </w:r>
     </w:p>
-    <w:bookmarkEnd w:id="52"/>
-    <w:bookmarkStart w:id="53" w:name="race-conditions-and-cache-stampedes"/>
+    <w:bookmarkEnd w:id="51"/>
+    <w:bookmarkStart w:id="52" w:name="race-conditions-and-cache-stampedes"/>
     <w:p>
       <w:pPr>
         <w:pStyle w:val="Heading2"/>
@@ -4442,8 +4441,8 @@
         </w:pict>
       </w:r>
     </w:p>
-    <w:bookmarkEnd w:id="53"/>
-    <w:bookmarkStart w:id="54" w:name="autoload-and-options-table-concerns"/>
+    <w:bookmarkEnd w:id="52"/>
+    <w:bookmarkStart w:id="53" w:name="autoload-and-options-table-concerns"/>
     <w:p>
       <w:pPr>
         <w:pStyle w:val="Heading2"/>
@@ -4989,8 +4988,8 @@
         </w:pict>
       </w:r>
     </w:p>
-    <w:bookmarkEnd w:id="54"/>
-    <w:bookmarkStart w:id="55" w:name="when-to-use-transients"/>
+    <w:bookmarkEnd w:id="53"/>
+    <w:bookmarkStart w:id="54" w:name="when-to-use-transients"/>
     <w:p>
       <w:pPr>
         <w:pStyle w:val="Heading2"/>
@@ -5270,8 +5269,8 @@
         </w:pict>
       </w:r>
     </w:p>
-    <w:bookmarkEnd w:id="55"/>
-    <w:bookmarkStart w:id="56" w:name="transients-vs-options-vs-object-cache"/>
+    <w:bookmarkEnd w:id="54"/>
+    <w:bookmarkStart w:id="55" w:name="transients-vs-options-vs-object-cache"/>
     <w:p>
       <w:pPr>
         <w:pStyle w:val="Heading2"/>
@@ -5569,8 +5568,8 @@
         </w:pict>
       </w:r>
     </w:p>
-    <w:bookmarkEnd w:id="56"/>
-    <w:bookmarkStart w:id="57" w:name="operational-checklist"/>
+    <w:bookmarkEnd w:id="55"/>
+    <w:bookmarkStart w:id="56" w:name="operational-checklist"/>
     <w:p>
       <w:pPr>
         <w:pStyle w:val="Heading2"/>
@@ -5833,23 +5832,41 @@
         </w:pict>
       </w:r>
     </w:p>
+    <w:bookmarkEnd w:id="56"/>
+    <w:bookmarkStart w:id="61" w:name="X73425e0f7d9572f84dd7425b0c134a12b30c1a2"/>
+    <w:p>
+      <w:pPr>
+        <w:pStyle w:val="Heading2"/>
+      </w:pPr>
+      <w:r>
+        <w:t xml:space="preserve">13. Combined guidance from Remkus, WP VIP, WordPress.org, and the handbook PR</w:t>
+      </w:r>
+    </w:p>
+    <w:bookmarkStart w:id="57" w:name="remkus-make-wordpress-fast"/>
+    <w:p>
+      <w:pPr>
+        <w:pStyle w:val="Heading3"/>
+      </w:pPr>
+      <w:r>
+        <w:t xml:space="preserve">Remkus / Make WordPress Fast</w:t>
+      </w:r>
+    </w:p>
+    <w:p>
+      <w:pPr>
+        <w:pStyle w:val="FirstParagraph"/>
+      </w:pPr>
+      <w:r>
+        <w:t xml:space="preserve">Remkus’ lessons emphasize the conceptual distinction: the Transients API prevents repeated work, but its performance profile depends on whether persistent object caching exists. Without persistent object caching, transients are database-backed; with persistent object caching, they can live in memory. The course also warns about expired transient buildup, misuse, and the need to treat persistent object caching as foundational on larger systems.</w:t>
+      </w:r>
+    </w:p>
     <w:bookmarkEnd w:id="57"/>
-    <w:bookmarkStart w:id="62" w:name="X73425e0f7d9572f84dd7425b0c134a12b30c1a2"/>
-    <w:p>
-      <w:pPr>
-        <w:pStyle w:val="Heading2"/>
-      </w:pPr>
-      <w:r>
-        <w:t xml:space="preserve">13. Combined guidance from Remkus, WP VIP, WordPress.org, and the handbook PR</w:t>
-      </w:r>
-    </w:p>
-    <w:bookmarkStart w:id="58" w:name="remkus-make-wordpress-fast"/>
+    <w:bookmarkStart w:id="58" w:name="Xc2b60e4674fd4ae76735e47f08386060fa1e214"/>
     <w:p>
       <w:pPr>
         <w:pStyle w:val="Heading3"/>
       </w:pPr>
       <w:r>
-        <w:t xml:space="preserve">Remkus / Make WordPress Fast</w:t>
+        <w:t xml:space="preserve">WP VIP Learn / Enterprise WordPress Performance</w:t>
       </w:r>
     </w:p>
     <w:p>
@@ -5857,17 +5874,32 @@
         <w:pStyle w:val="FirstParagraph"/>
       </w:pPr>
       <w:r>
-        <w:t xml:space="preserve">Remkus’ lessons emphasize the conceptual distinction: the Transients API prevents repeated work, but its performance profile depends on whether persistent object caching exists. Without persistent object caching, transients are database-backed; with persistent object caching, they can live in memory. The course also warns about expired transient buildup, misuse, and the need to treat persistent object caching as foundational on larger systems.</w:t>
+        <w:t xml:space="preserve">WP VIP’s course gives the enterprise warning: transients are useful, but database-backed transients in</w:t>
+      </w:r>
+      <w:r>
+        <w:t xml:space="preserve"> </w:t>
+      </w:r>
+      <w:r>
+        <w:rPr>
+          <w:rStyle w:val="VerbatimChar"/>
+        </w:rPr>
+        <w:t xml:space="preserve">wp_options</w:t>
+      </w:r>
+      <w:r>
+        <w:t xml:space="preserve"> </w:t>
+      </w:r>
+      <w:r>
+        <w:t xml:space="preserve">are not desirable at enterprise scale. VIP’s guidance favors persistent object caching, such as Memcached/Redis-backed object-cache drop-ins, and emphasizes hit rates, race conditions, cache stampedes, and traffic-event readiness.</w:t>
       </w:r>
     </w:p>
     <w:bookmarkEnd w:id="58"/>
-    <w:bookmarkStart w:id="59" w:name="Xc2b60e4674fd4ae76735e47f08386060fa1e214"/>
+    <w:bookmarkStart w:id="59" w:name="wordpress.org-developer-documentation"/>
     <w:p>
       <w:pPr>
         <w:pStyle w:val="Heading3"/>
       </w:pPr>
       <w:r>
-        <w:t xml:space="preserve">WP VIP Learn / Enterprise WordPress Performance</w:t>
+        <w:t xml:space="preserve">WordPress.org Developer Documentation</w:t>
       </w:r>
     </w:p>
     <w:p>
@@ -5875,7 +5907,7 @@
         <w:pStyle w:val="FirstParagraph"/>
       </w:pPr>
       <w:r>
-        <w:t xml:space="preserve">WP VIP’s course gives the enterprise warning: transients are useful, but database-backed transients in</w:t>
+        <w:t xml:space="preserve">The WordPress.org Transients API documentation describes transients as temporary cached data, commonly database-backed through</w:t>
       </w:r>
       <w:r>
         <w:t xml:space="preserve"> </w:t>
@@ -5887,59 +5919,26 @@
         <w:t xml:space="preserve">wp_options</w:t>
       </w:r>
       <w:r>
-        <w:t xml:space="preserve"> </w:t>
-      </w:r>
-      <w:r>
-        <w:t xml:space="preserve">are not desirable at enterprise scale. VIP’s guidance favors persistent object caching, such as Memcached/Redis-backed object-cache drop-ins, and emphasizes hit rates, race conditions, cache stampedes, and traffic-event readiness.</w:t>
+        <w:t xml:space="preserve">, and notes that a Memcached-style object cache can move transient values into fast memory. The</w:t>
+      </w:r>
+      <w:r>
+        <w:t xml:space="preserve"> </w:t>
+      </w:r>
+      <w:r>
+        <w:rPr>
+          <w:rStyle w:val="VerbatimChar"/>
+        </w:rPr>
+        <w:t xml:space="preserve">WP_Object_Cache</w:t>
+      </w:r>
+      <w:r>
+        <w:t xml:space="preserve"> </w:t>
+      </w:r>
+      <w:r>
+        <w:t xml:space="preserve">documentation states that the default object cache is non-persistent and that transients use object-cache functions when persistent caching is configured; otherwise they fall back to the options table.</w:t>
       </w:r>
     </w:p>
     <w:bookmarkEnd w:id="59"/>
-    <w:bookmarkStart w:id="60" w:name="wordpress.org-developer-documentation"/>
-    <w:p>
-      <w:pPr>
-        <w:pStyle w:val="Heading3"/>
-      </w:pPr>
-      <w:r>
-        <w:t xml:space="preserve">WordPress.org Developer Documentation</w:t>
-      </w:r>
-    </w:p>
-    <w:p>
-      <w:pPr>
-        <w:pStyle w:val="FirstParagraph"/>
-      </w:pPr>
-      <w:r>
-        <w:t xml:space="preserve">The WordPress.org Transients API documentation describes transients as temporary cached data, commonly database-backed through</w:t>
-      </w:r>
-      <w:r>
-        <w:t xml:space="preserve"> </w:t>
-      </w:r>
-      <w:r>
-        <w:rPr>
-          <w:rStyle w:val="VerbatimChar"/>
-        </w:rPr>
-        <w:t xml:space="preserve">wp_options</w:t>
-      </w:r>
-      <w:r>
-        <w:t xml:space="preserve">, and notes that a Memcached-style object cache can move transient values into fast memory. The</w:t>
-      </w:r>
-      <w:r>
-        <w:t xml:space="preserve"> </w:t>
-      </w:r>
-      <w:r>
-        <w:rPr>
-          <w:rStyle w:val="VerbatimChar"/>
-        </w:rPr>
-        <w:t xml:space="preserve">WP_Object_Cache</w:t>
-      </w:r>
-      <w:r>
-        <w:t xml:space="preserve"> </w:t>
-      </w:r>
-      <w:r>
-        <w:t xml:space="preserve">documentation states that the default object cache is non-persistent and that transients use object-cache functions when persistent caching is configured; otherwise they fall back to the options table.</w:t>
-      </w:r>
-    </w:p>
-    <w:bookmarkEnd w:id="60"/>
-    <w:bookmarkStart w:id="61" w:name="advanced-administration-handbook-pr-485"/>
+    <w:bookmarkStart w:id="60" w:name="advanced-administration-handbook-pr-485"/>
     <w:p>
       <w:pPr>
         <w:pStyle w:val="Heading3"/>
@@ -6002,24 +6001,54 @@
         </w:pict>
       </w:r>
     </w:p>
+    <w:bookmarkEnd w:id="60"/>
     <w:bookmarkEnd w:id="61"/>
+    <w:bookmarkStart w:id="69" w:name="common-misconceptions"/>
+    <w:p>
+      <w:pPr>
+        <w:pStyle w:val="Heading2"/>
+      </w:pPr>
+      <w:r>
+        <w:t xml:space="preserve">14. Common misconceptions</w:t>
+      </w:r>
+    </w:p>
+    <w:bookmarkStart w:id="62" w:name="transients-are-always-memory-cache."/>
+    <w:p>
+      <w:pPr>
+        <w:pStyle w:val="Heading3"/>
+      </w:pPr>
+      <w:r>
+        <w:t xml:space="preserve">“Transients are always memory cache.”</w:t>
+      </w:r>
+    </w:p>
+    <w:p>
+      <w:pPr>
+        <w:pStyle w:val="FirstParagraph"/>
+      </w:pPr>
+      <w:r>
+        <w:t xml:space="preserve">No. They are memory-backed only when the environment provides persistent object caching. Otherwise they are database-backed.</w:t>
+      </w:r>
+    </w:p>
     <w:bookmarkEnd w:id="62"/>
-    <w:bookmarkStart w:id="70" w:name="common-misconceptions"/>
-    <w:p>
-      <w:pPr>
-        <w:pStyle w:val="Heading2"/>
-      </w:pPr>
-      <w:r>
-        <w:t xml:space="preserve">14. Common misconceptions</w:t>
-      </w:r>
-    </w:p>
-    <w:bookmarkStart w:id="63" w:name="transients-are-always-memory-cache."/>
+    <w:bookmarkStart w:id="63" w:name="wp_cache-enables-redis-or-memcached."/>
     <w:p>
       <w:pPr>
         <w:pStyle w:val="Heading3"/>
       </w:pPr>
       <w:r>
-        <w:t xml:space="preserve">“Transients are always memory cache.”</w:t>
+        <w:t xml:space="preserve">“</w:t>
+      </w:r>
+      <w:r>
+        <w:rPr>
+          <w:rStyle w:val="VerbatimChar"/>
+        </w:rPr>
+        <w:t xml:space="preserve">WP_CACHE</w:t>
+      </w:r>
+      <w:r>
+        <w:t xml:space="preserve"> </w:t>
+      </w:r>
+      <w:r>
+        <w:t xml:space="preserve">enables Redis or Memcached.”</w:t>
       </w:r>
     </w:p>
     <w:p>
@@ -6027,29 +6056,53 @@
         <w:pStyle w:val="FirstParagraph"/>
       </w:pPr>
       <w:r>
-        <w:t xml:space="preserve">No. They are memory-backed only when the environment provides persistent object caching. Otherwise they are database-backed.</w:t>
+        <w:t xml:space="preserve">No. </w:t>
+      </w:r>
+      <w:r>
+        <w:rPr>
+          <w:rStyle w:val="VerbatimChar"/>
+        </w:rPr>
+        <w:t xml:space="preserve">WP_CACHE</w:t>
+      </w:r>
+      <w:r>
+        <w:t xml:space="preserve"> </w:t>
+      </w:r>
+      <w:r>
+        <w:t xml:space="preserve">relates to loading</w:t>
+      </w:r>
+      <w:r>
+        <w:t xml:space="preserve"> </w:t>
+      </w:r>
+      <w:r>
+        <w:rPr>
+          <w:rStyle w:val="VerbatimChar"/>
+        </w:rPr>
+        <w:t xml:space="preserve">advanced-cache.php</w:t>
+      </w:r>
+      <w:r>
+        <w:t xml:space="preserve">. Persistent object caching is handled by</w:t>
+      </w:r>
+      <w:r>
+        <w:t xml:space="preserve"> </w:t>
+      </w:r>
+      <w:r>
+        <w:rPr>
+          <w:rStyle w:val="VerbatimChar"/>
+        </w:rPr>
+        <w:t xml:space="preserve">object-cache.php</w:t>
+      </w:r>
+      <w:r>
+        <w:t xml:space="preserve">.</w:t>
       </w:r>
     </w:p>
     <w:bookmarkEnd w:id="63"/>
-    <w:bookmarkStart w:id="64" w:name="wp_cache-enables-redis-or-memcached."/>
+    <w:bookmarkStart w:id="64" w:name="X3e4b9220b04bdec7c558208e8c7aecd78dc2516"/>
     <w:p>
       <w:pPr>
         <w:pStyle w:val="Heading3"/>
       </w:pPr>
       <w:r>
-        <w:t xml:space="preserve">“</w:t>
-      </w:r>
-      <w:r>
-        <w:rPr>
-          <w:rStyle w:val="VerbatimChar"/>
-        </w:rPr>
-        <w:t xml:space="preserve">WP_CACHE</w:t>
-      </w:r>
-      <w:r>
-        <w:t xml:space="preserve"> </w:t>
-      </w:r>
-      <w:r>
-        <w:t xml:space="preserve">enables Redis or Memcached.”</w:t>
+        <w:t xml:space="preserve">“A transient will always exist until its expiration time.”</w:t>
       </w:r>
     </w:p>
     <w:p>
@@ -6057,53 +6110,17 @@
         <w:pStyle w:val="FirstParagraph"/>
       </w:pPr>
       <w:r>
-        <w:t xml:space="preserve">No. </w:t>
-      </w:r>
-      <w:r>
-        <w:rPr>
-          <w:rStyle w:val="VerbatimChar"/>
-        </w:rPr>
-        <w:t xml:space="preserve">WP_CACHE</w:t>
-      </w:r>
-      <w:r>
-        <w:t xml:space="preserve"> </w:t>
-      </w:r>
-      <w:r>
-        <w:t xml:space="preserve">relates to loading</w:t>
-      </w:r>
-      <w:r>
-        <w:t xml:space="preserve"> </w:t>
-      </w:r>
-      <w:r>
-        <w:rPr>
-          <w:rStyle w:val="VerbatimChar"/>
-        </w:rPr>
-        <w:t xml:space="preserve">advanced-cache.php</w:t>
-      </w:r>
-      <w:r>
-        <w:t xml:space="preserve">. Persistent object caching is handled by</w:t>
-      </w:r>
-      <w:r>
-        <w:t xml:space="preserve"> </w:t>
-      </w:r>
-      <w:r>
-        <w:rPr>
-          <w:rStyle w:val="VerbatimChar"/>
-        </w:rPr>
-        <w:t xml:space="preserve">object-cache.php</w:t>
-      </w:r>
-      <w:r>
-        <w:t xml:space="preserve">.</w:t>
+        <w:t xml:space="preserve">No. Expiration is a maximum lifetime, not a minimum. Transients can disappear early.</w:t>
       </w:r>
     </w:p>
     <w:bookmarkEnd w:id="64"/>
-    <w:bookmarkStart w:id="65" w:name="X3e4b9220b04bdec7c558208e8c7aecd78dc2516"/>
+    <w:bookmarkStart w:id="65" w:name="Xe9f09f55a4656abf3392b6399acd97338d76204"/>
     <w:p>
       <w:pPr>
         <w:pStyle w:val="Heading3"/>
       </w:pPr>
       <w:r>
-        <w:t xml:space="preserve">“A transient will always exist until its expiration time.”</w:t>
+        <w:t xml:space="preserve">“Expired transients always disappear immediately.”</w:t>
       </w:r>
     </w:p>
     <w:p>
@@ -6111,17 +6128,17 @@
         <w:pStyle w:val="FirstParagraph"/>
       </w:pPr>
       <w:r>
-        <w:t xml:space="preserve">No. Expiration is a maximum lifetime, not a minimum. Transients can disappear early.</w:t>
+        <w:t xml:space="preserve">No. Database-backed expired transient rows may remain until cleanup or until accessed and deleted.</w:t>
       </w:r>
     </w:p>
     <w:bookmarkEnd w:id="65"/>
-    <w:bookmarkStart w:id="66" w:name="Xe9f09f55a4656abf3392b6399acd97338d76204"/>
+    <w:bookmarkStart w:id="66" w:name="X5c92c3455ab056c4413dd26842b87a72bbd4687"/>
     <w:p>
       <w:pPr>
         <w:pStyle w:val="Heading3"/>
       </w:pPr>
       <w:r>
-        <w:t xml:space="preserve">“Expired transients always disappear immediately.”</w:t>
+        <w:t xml:space="preserve">“Transients are safe for unlimited per-user/per-request data.”</w:t>
       </w:r>
     </w:p>
     <w:p>
@@ -6129,17 +6146,17 @@
         <w:pStyle w:val="FirstParagraph"/>
       </w:pPr>
       <w:r>
-        <w:t xml:space="preserve">No. Database-backed expired transient rows may remain until cleanup or until accessed and deleted.</w:t>
+        <w:t xml:space="preserve">No. High-cardinality transient keys can create large storage footprints and low cache hit rates.</w:t>
       </w:r>
     </w:p>
     <w:bookmarkEnd w:id="66"/>
-    <w:bookmarkStart w:id="67" w:name="X5c92c3455ab056c4413dd26842b87a72bbd4687"/>
+    <w:bookmarkStart w:id="67" w:name="X298daae5775e7af1bd18958d03fbc84ff381971"/>
     <w:p>
       <w:pPr>
         <w:pStyle w:val="Heading3"/>
       </w:pPr>
       <w:r>
-        <w:t xml:space="preserve">“Transients are safe for unlimited per-user/per-request data.”</w:t>
+        <w:t xml:space="preserve">“Deleting expired transients is performance optimization.”</w:t>
       </w:r>
     </w:p>
     <w:p>
@@ -6147,29 +6164,11 @@
         <w:pStyle w:val="FirstParagraph"/>
       </w:pPr>
       <w:r>
-        <w:t xml:space="preserve">No. High-cardinality transient keys can create large storage footprints and low cache hit rates.</w:t>
+        <w:t xml:space="preserve">Sometimes it helps database hygiene, but it does not fix the root cause if code continually creates excessive transient rows or if the site lacks persistent object caching for transient-heavy workloads.</w:t>
       </w:r>
     </w:p>
     <w:bookmarkEnd w:id="67"/>
-    <w:bookmarkStart w:id="68" w:name="X298daae5775e7af1bd18958d03fbc84ff381971"/>
-    <w:p>
-      <w:pPr>
-        <w:pStyle w:val="Heading3"/>
-      </w:pPr>
-      <w:r>
-        <w:t xml:space="preserve">“Deleting expired transients is performance optimization.”</w:t>
-      </w:r>
-    </w:p>
-    <w:p>
-      <w:pPr>
-        <w:pStyle w:val="FirstParagraph"/>
-      </w:pPr>
-      <w:r>
-        <w:t xml:space="preserve">Sometimes it helps database hygiene, but it does not fix the root cause if code continually creates excessive transient rows or if the site lacks persistent object caching for transient-heavy workloads.</w:t>
-      </w:r>
-    </w:p>
-    <w:bookmarkEnd w:id="68"/>
-    <w:bookmarkStart w:id="69" w:name="X27d947cf40f1088c72b3f796ca94cf20d4c57d5"/>
+    <w:bookmarkStart w:id="68" w:name="X27d947cf40f1088c72b3f796ca94cf20d4c57d5"/>
     <w:p>
       <w:pPr>
         <w:pStyle w:val="Heading3"/>
@@ -6220,8 +6219,8 @@
         </w:pict>
       </w:r>
     </w:p>
+    <w:bookmarkEnd w:id="68"/>
     <w:bookmarkEnd w:id="69"/>
-    <w:bookmarkEnd w:id="70"/>
     <w:bookmarkStart w:id="77" w:name="references"/>
     <w:p>
       <w:pPr>
@@ -6239,7 +6238,7 @@
           <w:numId w:val="1021"/>
         </w:numPr>
       </w:pPr>
-      <w:hyperlink r:id="rId71">
+      <w:hyperlink r:id="rId70">
         <w:r>
           <w:rPr>
             <w:rStyle w:val="Hyperlink"/>
@@ -6256,7 +6255,7 @@
           <w:numId w:val="1021"/>
         </w:numPr>
       </w:pPr>
-      <w:hyperlink r:id="rId72">
+      <w:hyperlink r:id="rId71">
         <w:r>
           <w:rPr>
             <w:rStyle w:val="Hyperlink"/>
@@ -6273,7 +6272,7 @@
           <w:numId w:val="1021"/>
         </w:numPr>
       </w:pPr>
-      <w:hyperlink r:id="rId73">
+      <w:hyperlink r:id="rId72">
         <w:r>
           <w:rPr>
             <w:rStyle w:val="Hyperlink"/>
@@ -6302,7 +6301,7 @@
           <w:numId w:val="1021"/>
         </w:numPr>
       </w:pPr>
-      <w:hyperlink r:id="rId74">
+      <w:hyperlink r:id="rId73">
         <w:r>
           <w:rPr>
             <w:rStyle w:val="Hyperlink"/>
@@ -6331,7 +6330,7 @@
           <w:numId w:val="1021"/>
         </w:numPr>
       </w:pPr>
-      <w:hyperlink r:id="rId75">
+      <w:hyperlink r:id="rId74">
         <w:r>
           <w:rPr>
             <w:rStyle w:val="Hyperlink"/>
@@ -6360,7 +6359,7 @@
           <w:numId w:val="1021"/>
         </w:numPr>
       </w:pPr>
-      <w:hyperlink r:id="rId76">
+      <w:hyperlink r:id="rId75">
         <w:r>
           <w:rPr>
             <w:rStyle w:val="Hyperlink"/>
@@ -6389,7 +6388,7 @@
           <w:numId w:val="1021"/>
         </w:numPr>
       </w:pPr>
-      <w:hyperlink r:id="rId41">
+      <w:hyperlink r:id="rId76">
         <w:r>
           <w:rPr>
             <w:rStyle w:val="Hyperlink"/>

--- a/WordPress-Transients-Persistent-Object-Cache-Reference.docx
+++ b/WordPress-Transients-Persistent-Object-Cache-Reference.docx
@@ -15,7 +15,7 @@
         <w:pStyle w:val="Subtitle"/>
       </w:pPr>
       <w:r>
-        <w:t xml:space="preserve">Version 1.0 — DRAFT</w:t>
+        <w:t xml:space="preserve">Version 1.1 — DRAFT</w:t>
       </w:r>
     </w:p>
     <w:p>
@@ -53,7 +53,7 @@
         <w:t xml:space="preserve">DRAFT</w:t>
       </w:r>
       <w:r>
-        <w:br/>
+        <w:t xml:space="preserve"> </w:t>
       </w:r>
       <w:r>
         <w:rPr>
@@ -66,16 +66,32 @@
         <w:t xml:space="preserve"> </w:t>
       </w:r>
       <w:r>
-        <w:t xml:space="preserve">1.0</w:t>
-      </w:r>
-      <w:r>
-        <w:br/>
+        <w:t xml:space="preserve">1.1</w:t>
+      </w:r>
+      <w:r>
+        <w:t xml:space="preserve"> </w:t>
       </w:r>
       <w:r>
         <w:rPr>
           <w:b/>
           <w:bCs/>
         </w:rPr>
+        <w:t xml:space="preserve">Date:</w:t>
+      </w:r>
+      <w:r>
+        <w:t xml:space="preserve"> </w:t>
+      </w:r>
+      <w:r>
+        <w:t xml:space="preserve">14 June 2026</w:t>
+      </w:r>
+      <w:r>
+        <w:t xml:space="preserve"> </w:t>
+      </w:r>
+      <w:r>
+        <w:rPr>
+          <w:b/>
+          <w:bCs/>
+        </w:rPr>
         <w:t xml:space="preserve">General Editor:</w:t>
       </w:r>
       <w:r>
@@ -83,6 +99,22 @@
       </w:r>
       <w:r>
         <w:t xml:space="preserve">Dan Knauss</w:t>
+      </w:r>
+      <w:r>
+        <w:t xml:space="preserve"> </w:t>
+      </w:r>
+      <w:r>
+        <w:rPr>
+          <w:b/>
+          <w:bCs/>
+        </w:rPr>
+        <w:t xml:space="preserve">Currency:</w:t>
+      </w:r>
+      <w:r>
+        <w:t xml:space="preserve"> </w:t>
+      </w:r>
+      <w:r>
+        <w:t xml:space="preserve">API behavior and operational guidance last reviewed for WordPress 7.0 on 2026-06-14.</w:t>
       </w:r>
     </w:p>
     <w:p>
@@ -431,12 +463,12 @@
           <w:numId w:val="1001"/>
         </w:numPr>
       </w:pPr>
-      <w:hyperlink w:anchor="X0de7b91f7fe73fba5edec093ba35341e8305460">
+      <w:hyperlink w:anchor="Xbcad0e36324e2c513539e1dc30de7c1a3933673">
         <w:r>
           <w:rPr>
             <w:rStyle w:val="Hyperlink"/>
           </w:rPr>
-          <w:t xml:space="preserve">13. Combined guidance from Remkus, WP VIP, WordPress.org, and the handbook PR</w:t>
+          <w:t xml:space="preserve">13. Source notes: Remkus, WP VIP, WordPress.org, and the handbook PR</w:t>
         </w:r>
       </w:hyperlink>
     </w:p>
@@ -5833,13 +5865,13 @@
       </w:r>
     </w:p>
     <w:bookmarkEnd w:id="56"/>
-    <w:bookmarkStart w:id="61" w:name="X73425e0f7d9572f84dd7425b0c134a12b30c1a2"/>
+    <w:bookmarkStart w:id="61" w:name="X99885d770d6f46b66f1da0250fab692c4943198"/>
     <w:p>
       <w:pPr>
         <w:pStyle w:val="Heading2"/>
       </w:pPr>
       <w:r>
-        <w:t xml:space="preserve">13. Combined guidance from Remkus, WP VIP, WordPress.org, and the handbook PR</w:t>
+        <w:t xml:space="preserve">13. Source notes: Remkus, WP VIP, WordPress.org, and the handbook PR</w:t>
       </w:r>
     </w:p>
     <w:bookmarkStart w:id="57" w:name="remkus-make-wordpress-fast"/>

--- a/WordPress-Transients-Persistent-Object-Cache-Reference.docx
+++ b/WordPress-Transients-Persistent-Object-Cache-Reference.docx
@@ -26,7 +26,7 @@
         <w:t xml:space="preserve">Dan Knauss, General Editor</w:t>
       </w:r>
     </w:p>
-    <w:bookmarkStart w:id="40" w:name="X33a0e9adc14be49d1cd599bcd33352f13b42763"/>
+    <w:bookmarkStart w:id="20" w:name="X33a0e9adc14be49d1cd599bcd33352f13b42763"/>
     <w:p>
       <w:pPr>
         <w:pStyle w:val="Heading1"/>
@@ -125,8 +125,8 @@
         <w:t xml:space="preserve">A practical reference for understanding how the WordPress Transients API behaves with and without a persistent object cache, and how that affects performance, database growth, and enterprise-scale WordPress operations.</w:t>
       </w:r>
     </w:p>
-    <w:bookmarkEnd w:id="40"/>
-    <w:bookmarkStart w:id="78" w:name="table-of-contents"/>
+    <w:bookmarkEnd w:id="20"/>
+    <w:bookmarkStart w:id="58" w:name="table-of-contents"/>
     <w:p>
       <w:pPr>
         <w:pStyle w:val="Heading1"/>
@@ -735,7 +735,7 @@
         </w:r>
       </w:hyperlink>
     </w:p>
-    <w:bookmarkStart w:id="42" w:name="executive-summary"/>
+    <w:bookmarkStart w:id="22" w:name="executive-summary"/>
     <w:p>
       <w:pPr>
         <w:pStyle w:val="Heading2"/>
@@ -749,7 +749,19 @@
         <w:pStyle w:val="FirstParagraph"/>
       </w:pPr>
       <w:r>
-        <w:t xml:space="preserve">WordPress transients are a temporary caching API. They are often described as “cached data with an expiration time,” but the important operational detail is that</w:t>
+        <w:t xml:space="preserve">WordPress transients are a temporary caching API. They are often described as</w:t>
+      </w:r>
+      <w:r>
+        <w:t xml:space="preserve"> </w:t>
+      </w:r>
+      <w:r>
+        <w:t xml:space="preserve">“cached data with an expiration time,”</w:t>
+      </w:r>
+      <w:r>
+        <w:t xml:space="preserve"> </w:t>
+      </w:r>
+      <w:r>
+        <w:t xml:space="preserve">but the important operational detail is that</w:t>
       </w:r>
       <w:r>
         <w:t xml:space="preserve"> </w:t>
@@ -840,7 +852,7 @@
         <w:t xml:space="preserve">Transients are appropriate for expensive data that is safe to regenerate, but they are not a replacement for durable storage.</w:t>
       </w:r>
     </w:p>
-    <w:bookmarkStart w:id="41" w:name="acknowledgements"/>
+    <w:bookmarkStart w:id="21" w:name="acknowledgements"/>
     <w:p>
       <w:pPr>
         <w:pStyle w:val="Heading3"/>
@@ -909,9 +921,9 @@
         </w:pict>
       </w:r>
     </w:p>
-    <w:bookmarkEnd w:id="41"/>
-    <w:bookmarkEnd w:id="42"/>
-    <w:bookmarkStart w:id="43" w:name="what-transients-are"/>
+    <w:bookmarkEnd w:id="21"/>
+    <w:bookmarkEnd w:id="22"/>
+    <w:bookmarkStart w:id="23" w:name="what-transients-are"/>
     <w:p>
       <w:pPr>
         <w:pStyle w:val="Heading2"/>
@@ -1370,8 +1382,8 @@
         </w:pict>
       </w:r>
     </w:p>
-    <w:bookmarkEnd w:id="43"/>
-    <w:bookmarkStart w:id="46" w:name="where-transients-are-stored"/>
+    <w:bookmarkEnd w:id="23"/>
+    <w:bookmarkStart w:id="26" w:name="where-transients-are-stored"/>
     <w:p>
       <w:pPr>
         <w:pStyle w:val="Heading2"/>
@@ -1380,7 +1392,7 @@
         <w:t xml:space="preserve">2. Where transients are stored</w:t>
       </w:r>
     </w:p>
-    <w:bookmarkStart w:id="44" w:name="default-wordpress-behavior"/>
+    <w:bookmarkStart w:id="24" w:name="default-wordpress-behavior"/>
     <w:p>
       <w:pPr>
         <w:pStyle w:val="Heading3"/>
@@ -1456,8 +1468,8 @@
         <w:t xml:space="preserve">These option rows are not autoloaded when the transient has an expiration, so they grow the options table but not the autoload footprint loaded on every request. Transients set without an expiration are autoloaded — one more reason to always set an explicit expiration.</w:t>
       </w:r>
     </w:p>
-    <w:bookmarkEnd w:id="44"/>
-    <w:bookmarkStart w:id="45" w:name="with-persistent-object-caching"/>
+    <w:bookmarkEnd w:id="24"/>
+    <w:bookmarkStart w:id="25" w:name="with-persistent-object-caching"/>
     <w:p>
       <w:pPr>
         <w:pStyle w:val="Heading3"/>
@@ -1502,9 +1514,9 @@
         </w:pict>
       </w:r>
     </w:p>
-    <w:bookmarkEnd w:id="45"/>
-    <w:bookmarkEnd w:id="46"/>
-    <w:bookmarkStart w:id="47" w:name="X70d57d22617b9254f904e14b05d246c7a749805"/>
+    <w:bookmarkEnd w:id="25"/>
+    <w:bookmarkEnd w:id="26"/>
+    <w:bookmarkStart w:id="27" w:name="X70d57d22617b9254f904e14b05d246c7a749805"/>
     <w:p>
       <w:pPr>
         <w:pStyle w:val="Heading2"/>
@@ -1723,8 +1735,8 @@
         </w:pict>
       </w:r>
     </w:p>
-    <w:bookmarkEnd w:id="47"/>
-    <w:bookmarkStart w:id="48" w:name="X469df5b776258b29380c4eab9f523553651b5ba"/>
+    <w:bookmarkEnd w:id="27"/>
+    <w:bookmarkStart w:id="28" w:name="X469df5b776258b29380c4eab9f523553651b5ba"/>
     <w:p>
       <w:pPr>
         <w:pStyle w:val="Heading2"/>
@@ -2191,8 +2203,8 @@
         </w:pict>
       </w:r>
     </w:p>
-    <w:bookmarkEnd w:id="48"/>
-    <w:bookmarkStart w:id="49" w:name="expiration-semantics"/>
+    <w:bookmarkEnd w:id="28"/>
+    <w:bookmarkStart w:id="29" w:name="expiration-semantics"/>
     <w:p>
       <w:pPr>
         <w:pStyle w:val="Heading2"/>
@@ -3141,8 +3153,8 @@
         </w:pict>
       </w:r>
     </w:p>
-    <w:bookmarkEnd w:id="49"/>
-    <w:bookmarkStart w:id="50" w:name="Xe2d10262de55f50ceb22b12872a7e6b8cf5f038"/>
+    <w:bookmarkEnd w:id="29"/>
+    <w:bookmarkStart w:id="30" w:name="Xe2d10262de55f50ceb22b12872a7e6b8cf5f038"/>
     <w:p>
       <w:pPr>
         <w:pStyle w:val="Heading2"/>
@@ -3506,8 +3518,8 @@
         </w:pict>
       </w:r>
     </w:p>
-    <w:bookmarkEnd w:id="50"/>
-    <w:bookmarkStart w:id="51" w:name="X69808a9a38501784498ec6dfcfad947b10f8f17"/>
+    <w:bookmarkEnd w:id="30"/>
+    <w:bookmarkStart w:id="31" w:name="X69808a9a38501784498ec6dfcfad947b10f8f17"/>
     <w:p>
       <w:pPr>
         <w:pStyle w:val="Heading2"/>
@@ -3686,7 +3698,19 @@
         <w:pStyle w:val="FirstParagraph"/>
       </w:pPr>
       <w:r>
-        <w:t xml:space="preserve">Persistent object cache is not “set and forget.” It should be monitored.</w:t>
+        <w:t xml:space="preserve">Persistent object cache is not</w:t>
+      </w:r>
+      <w:r>
+        <w:t xml:space="preserve"> </w:t>
+      </w:r>
+      <w:r>
+        <w:t xml:space="preserve">“set and forget.”</w:t>
+      </w:r>
+      <w:r>
+        <w:t xml:space="preserve"> </w:t>
+      </w:r>
+      <w:r>
+        <w:t xml:space="preserve">It should be monitored.</w:t>
       </w:r>
     </w:p>
     <w:p>
@@ -3696,8 +3720,8 @@
         </w:pict>
       </w:r>
     </w:p>
-    <w:bookmarkEnd w:id="51"/>
-    <w:bookmarkStart w:id="52" w:name="race-conditions-and-cache-stampedes"/>
+    <w:bookmarkEnd w:id="31"/>
+    <w:bookmarkStart w:id="32" w:name="race-conditions-and-cache-stampedes"/>
     <w:p>
       <w:pPr>
         <w:pStyle w:val="Heading2"/>
@@ -4473,8 +4497,8 @@
         </w:pict>
       </w:r>
     </w:p>
-    <w:bookmarkEnd w:id="52"/>
-    <w:bookmarkStart w:id="53" w:name="autoload-and-options-table-concerns"/>
+    <w:bookmarkEnd w:id="32"/>
+    <w:bookmarkStart w:id="33" w:name="autoload-and-options-table-concerns"/>
     <w:p>
       <w:pPr>
         <w:pStyle w:val="Heading2"/>
@@ -5020,8 +5044,8 @@
         </w:pict>
       </w:r>
     </w:p>
-    <w:bookmarkEnd w:id="53"/>
-    <w:bookmarkStart w:id="54" w:name="when-to-use-transients"/>
+    <w:bookmarkEnd w:id="33"/>
+    <w:bookmarkStart w:id="34" w:name="when-to-use-transients"/>
     <w:p>
       <w:pPr>
         <w:pStyle w:val="Heading2"/>
@@ -5301,8 +5325,8 @@
         </w:pict>
       </w:r>
     </w:p>
-    <w:bookmarkEnd w:id="54"/>
-    <w:bookmarkStart w:id="55" w:name="transients-vs-options-vs-object-cache"/>
+    <w:bookmarkEnd w:id="34"/>
+    <w:bookmarkStart w:id="35" w:name="transients-vs-options-vs-object-cache"/>
     <w:p>
       <w:pPr>
         <w:pStyle w:val="Heading2"/>
@@ -5600,8 +5624,8 @@
         </w:pict>
       </w:r>
     </w:p>
-    <w:bookmarkEnd w:id="55"/>
-    <w:bookmarkStart w:id="56" w:name="operational-checklist"/>
+    <w:bookmarkEnd w:id="35"/>
+    <w:bookmarkStart w:id="36" w:name="operational-checklist"/>
     <w:p>
       <w:pPr>
         <w:pStyle w:val="Heading2"/>
@@ -5864,8 +5888,8 @@
         </w:pict>
       </w:r>
     </w:p>
-    <w:bookmarkEnd w:id="56"/>
-    <w:bookmarkStart w:id="61" w:name="X99885d770d6f46b66f1da0250fab692c4943198"/>
+    <w:bookmarkEnd w:id="36"/>
+    <w:bookmarkStart w:id="41" w:name="X99885d770d6f46b66f1da0250fab692c4943198"/>
     <w:p>
       <w:pPr>
         <w:pStyle w:val="Heading2"/>
@@ -5874,7 +5898,7 @@
         <w:t xml:space="preserve">13. Source notes: Remkus, WP VIP, WordPress.org, and the handbook PR</w:t>
       </w:r>
     </w:p>
-    <w:bookmarkStart w:id="57" w:name="remkus-make-wordpress-fast"/>
+    <w:bookmarkStart w:id="37" w:name="remkus-make-wordpress-fast"/>
     <w:p>
       <w:pPr>
         <w:pStyle w:val="Heading3"/>
@@ -5891,8 +5915,8 @@
         <w:t xml:space="preserve">Remkus’ lessons emphasize the conceptual distinction: the Transients API prevents repeated work, but its performance profile depends on whether persistent object caching exists. Without persistent object caching, transients are database-backed; with persistent object caching, they can live in memory. The course also warns about expired transient buildup, misuse, and the need to treat persistent object caching as foundational on larger systems.</w:t>
       </w:r>
     </w:p>
-    <w:bookmarkEnd w:id="57"/>
-    <w:bookmarkStart w:id="58" w:name="Xc2b60e4674fd4ae76735e47f08386060fa1e214"/>
+    <w:bookmarkEnd w:id="37"/>
+    <w:bookmarkStart w:id="38" w:name="Xc2b60e4674fd4ae76735e47f08386060fa1e214"/>
     <w:p>
       <w:pPr>
         <w:pStyle w:val="Heading3"/>
@@ -5924,8 +5948,8 @@
         <w:t xml:space="preserve">are not desirable at enterprise scale. VIP’s guidance favors persistent object caching, such as Memcached/Redis-backed object-cache drop-ins, and emphasizes hit rates, race conditions, cache stampedes, and traffic-event readiness.</w:t>
       </w:r>
     </w:p>
-    <w:bookmarkEnd w:id="58"/>
-    <w:bookmarkStart w:id="59" w:name="wordpress.org-developer-documentation"/>
+    <w:bookmarkEnd w:id="38"/>
+    <w:bookmarkStart w:id="39" w:name="wordpress.org-developer-documentation"/>
     <w:p>
       <w:pPr>
         <w:pStyle w:val="Heading3"/>
@@ -5969,8 +5993,8 @@
         <w:t xml:space="preserve">documentation states that the default object cache is non-persistent and that transients use object-cache functions when persistent caching is configured; otherwise they fall back to the options table.</w:t>
       </w:r>
     </w:p>
-    <w:bookmarkEnd w:id="59"/>
-    <w:bookmarkStart w:id="60" w:name="advanced-administration-handbook-pr-485"/>
+    <w:bookmarkEnd w:id="39"/>
+    <w:bookmarkStart w:id="40" w:name="advanced-administration-handbook-pr-485"/>
     <w:p>
       <w:pPr>
         <w:pStyle w:val="Heading3"/>
@@ -6033,9 +6057,9 @@
         </w:pict>
       </w:r>
     </w:p>
-    <w:bookmarkEnd w:id="60"/>
-    <w:bookmarkEnd w:id="61"/>
-    <w:bookmarkStart w:id="69" w:name="common-misconceptions"/>
+    <w:bookmarkEnd w:id="40"/>
+    <w:bookmarkEnd w:id="41"/>
+    <w:bookmarkStart w:id="49" w:name="common-misconceptions"/>
     <w:p>
       <w:pPr>
         <w:pStyle w:val="Heading2"/>
@@ -6044,7 +6068,7 @@
         <w:t xml:space="preserve">14. Common misconceptions</w:t>
       </w:r>
     </w:p>
-    <w:bookmarkStart w:id="62" w:name="transients-are-always-memory-cache."/>
+    <w:bookmarkStart w:id="42" w:name="transients-are-always-memory-cache."/>
     <w:p>
       <w:pPr>
         <w:pStyle w:val="Heading3"/>
@@ -6061,8 +6085,8 @@
         <w:t xml:space="preserve">No. They are memory-backed only when the environment provides persistent object caching. Otherwise they are database-backed.</w:t>
       </w:r>
     </w:p>
-    <w:bookmarkEnd w:id="62"/>
-    <w:bookmarkStart w:id="63" w:name="wp_cache-enables-redis-or-memcached."/>
+    <w:bookmarkEnd w:id="42"/>
+    <w:bookmarkStart w:id="43" w:name="wp_cache-enables-redis-or-memcached."/>
     <w:p>
       <w:pPr>
         <w:pStyle w:val="Heading3"/>
@@ -6127,8 +6151,8 @@
         <w:t xml:space="preserve">.</w:t>
       </w:r>
     </w:p>
-    <w:bookmarkEnd w:id="63"/>
-    <w:bookmarkStart w:id="64" w:name="X3e4b9220b04bdec7c558208e8c7aecd78dc2516"/>
+    <w:bookmarkEnd w:id="43"/>
+    <w:bookmarkStart w:id="44" w:name="X3e4b9220b04bdec7c558208e8c7aecd78dc2516"/>
     <w:p>
       <w:pPr>
         <w:pStyle w:val="Heading3"/>
@@ -6145,8 +6169,8 @@
         <w:t xml:space="preserve">No. Expiration is a maximum lifetime, not a minimum. Transients can disappear early.</w:t>
       </w:r>
     </w:p>
-    <w:bookmarkEnd w:id="64"/>
-    <w:bookmarkStart w:id="65" w:name="Xe9f09f55a4656abf3392b6399acd97338d76204"/>
+    <w:bookmarkEnd w:id="44"/>
+    <w:bookmarkStart w:id="45" w:name="Xe9f09f55a4656abf3392b6399acd97338d76204"/>
     <w:p>
       <w:pPr>
         <w:pStyle w:val="Heading3"/>
@@ -6163,8 +6187,8 @@
         <w:t xml:space="preserve">No. Database-backed expired transient rows may remain until cleanup or until accessed and deleted.</w:t>
       </w:r>
     </w:p>
-    <w:bookmarkEnd w:id="65"/>
-    <w:bookmarkStart w:id="66" w:name="X5c92c3455ab056c4413dd26842b87a72bbd4687"/>
+    <w:bookmarkEnd w:id="45"/>
+    <w:bookmarkStart w:id="46" w:name="X5c92c3455ab056c4413dd26842b87a72bbd4687"/>
     <w:p>
       <w:pPr>
         <w:pStyle w:val="Heading3"/>
@@ -6181,8 +6205,8 @@
         <w:t xml:space="preserve">No. High-cardinality transient keys can create large storage footprints and low cache hit rates.</w:t>
       </w:r>
     </w:p>
-    <w:bookmarkEnd w:id="66"/>
-    <w:bookmarkStart w:id="67" w:name="X298daae5775e7af1bd18958d03fbc84ff381971"/>
+    <w:bookmarkEnd w:id="46"/>
+    <w:bookmarkStart w:id="47" w:name="X298daae5775e7af1bd18958d03fbc84ff381971"/>
     <w:p>
       <w:pPr>
         <w:pStyle w:val="Heading3"/>
@@ -6199,8 +6223,8 @@
         <w:t xml:space="preserve">Sometimes it helps database hygiene, but it does not fix the root cause if code continually creates excessive transient rows or if the site lacks persistent object caching for transient-heavy workloads.</w:t>
       </w:r>
     </w:p>
-    <w:bookmarkEnd w:id="67"/>
-    <w:bookmarkStart w:id="68" w:name="X27d947cf40f1088c72b3f796ca94cf20d4c57d5"/>
+    <w:bookmarkEnd w:id="47"/>
+    <w:bookmarkStart w:id="48" w:name="X27d947cf40f1088c72b3f796ca94cf20d4c57d5"/>
     <w:p>
       <w:pPr>
         <w:pStyle w:val="Heading3"/>
@@ -6241,7 +6265,19 @@
         <w:t xml:space="preserve">0</w:t>
       </w:r>
       <w:r>
-        <w:t xml:space="preserve">) are autoloaded. This is why the “always set an expiration” guidance matters: it keeps transient data out of the per-request autoload footprint.</w:t>
+        <w:t xml:space="preserve">) are autoloaded. This is why the</w:t>
+      </w:r>
+      <w:r>
+        <w:t xml:space="preserve"> </w:t>
+      </w:r>
+      <w:r>
+        <w:t xml:space="preserve">“always set an expiration”</w:t>
+      </w:r>
+      <w:r>
+        <w:t xml:space="preserve"> </w:t>
+      </w:r>
+      <w:r>
+        <w:t xml:space="preserve">guidance matters: it keeps transient data out of the per-request autoload footprint.</w:t>
       </w:r>
     </w:p>
     <w:p>
@@ -6251,9 +6287,9 @@
         </w:pict>
       </w:r>
     </w:p>
-    <w:bookmarkEnd w:id="68"/>
-    <w:bookmarkEnd w:id="69"/>
-    <w:bookmarkStart w:id="77" w:name="references"/>
+    <w:bookmarkEnd w:id="48"/>
+    <w:bookmarkEnd w:id="49"/>
+    <w:bookmarkStart w:id="57" w:name="references"/>
     <w:p>
       <w:pPr>
         <w:pStyle w:val="Heading2"/>
@@ -6270,7 +6306,7 @@
           <w:numId w:val="1021"/>
         </w:numPr>
       </w:pPr>
-      <w:hyperlink r:id="rId70">
+      <w:hyperlink r:id="rId50">
         <w:r>
           <w:rPr>
             <w:rStyle w:val="Hyperlink"/>
@@ -6287,7 +6323,7 @@
           <w:numId w:val="1021"/>
         </w:numPr>
       </w:pPr>
-      <w:hyperlink r:id="rId71">
+      <w:hyperlink r:id="rId51">
         <w:r>
           <w:rPr>
             <w:rStyle w:val="Hyperlink"/>
@@ -6304,7 +6340,7 @@
           <w:numId w:val="1021"/>
         </w:numPr>
       </w:pPr>
-      <w:hyperlink r:id="rId72">
+      <w:hyperlink r:id="rId52">
         <w:r>
           <w:rPr>
             <w:rStyle w:val="Hyperlink"/>
@@ -6333,7 +6369,7 @@
           <w:numId w:val="1021"/>
         </w:numPr>
       </w:pPr>
-      <w:hyperlink r:id="rId73">
+      <w:hyperlink r:id="rId53">
         <w:r>
           <w:rPr>
             <w:rStyle w:val="Hyperlink"/>
@@ -6362,7 +6398,7 @@
           <w:numId w:val="1021"/>
         </w:numPr>
       </w:pPr>
-      <w:hyperlink r:id="rId74">
+      <w:hyperlink r:id="rId54">
         <w:r>
           <w:rPr>
             <w:rStyle w:val="Hyperlink"/>
@@ -6391,7 +6427,7 @@
           <w:numId w:val="1021"/>
         </w:numPr>
       </w:pPr>
-      <w:hyperlink r:id="rId75">
+      <w:hyperlink r:id="rId55">
         <w:r>
           <w:rPr>
             <w:rStyle w:val="Hyperlink"/>
@@ -6420,7 +6456,7 @@
           <w:numId w:val="1021"/>
         </w:numPr>
       </w:pPr>
-      <w:hyperlink r:id="rId76">
+      <w:hyperlink r:id="rId56">
         <w:r>
           <w:rPr>
             <w:rStyle w:val="Hyperlink"/>
@@ -6471,10 +6507,10 @@
         <w:t xml:space="preserve">reviews/rounds/2026-05-18/</w:t>
       </w:r>
     </w:p>
-    <w:bookmarkEnd w:id="77"/>
-    <w:bookmarkEnd w:id="78"/>
+    <w:bookmarkEnd w:id="57"/>
+    <w:bookmarkEnd w:id="58"/>
     <w:sectPr>
-      <w:footerReference r:id="rId31" w:type="default"/>
+      <w:footerReference r:id="rId9" w:type="default"/>
       <w:footnotePr>
         <w:numRestart w:val="eachSect"/>
       </w:footnotePr>

--- a/WordPress-Transients-Persistent-Object-Cache-Reference.docx
+++ b/WordPress-Transients-Persistent-Object-Cache-Reference.docx
@@ -6448,27 +6448,6 @@
           <w:rStyle w:val="VerbatimChar"/>
         </w:rPr>
         <w:t xml:space="preserve">docs/source-corrections.md</w:t>
-      </w:r>
-    </w:p>
-    <w:p>
-      <w:pPr>
-        <w:pStyle w:val="Compact"/>
-        <w:numPr>
-          <w:ilvl w:val="0"/>
-          <w:numId w:val="1021"/>
-        </w:numPr>
-      </w:pPr>
-      <w:r>
-        <w:t xml:space="preserve">Editorial review round:</w:t>
-      </w:r>
-      <w:r>
-        <w:t xml:space="preserve"> </w:t>
-      </w:r>
-      <w:r>
-        <w:rPr>
-          <w:rStyle w:val="VerbatimChar"/>
-        </w:rPr>
-        <w:t xml:space="preserve">reviews/rounds/2026-05-18/</w:t>
       </w:r>
     </w:p>
     <w:bookmarkEnd w:id="77"/>

--- a/WordPress-Transients-Persistent-Object-Cache-Reference.docx
+++ b/WordPress-Transients-Persistent-Object-Cache-Reference.docx
@@ -26,7 +26,7 @@
         <w:t xml:space="preserve">Dan Knauss, General Editor</w:t>
       </w:r>
     </w:p>
-    <w:bookmarkStart w:id="20" w:name="X33a0e9adc14be49d1cd599bcd33352f13b42763"/>
+    <w:bookmarkStart w:id="40" w:name="X33a0e9adc14be49d1cd599bcd33352f13b42763"/>
     <w:p>
       <w:pPr>
         <w:pStyle w:val="Heading1"/>
@@ -125,8 +125,8 @@
         <w:t xml:space="preserve">A practical reference for understanding how the WordPress Transients API behaves with and without a persistent object cache, and how that affects performance, database growth, and enterprise-scale WordPress operations.</w:t>
       </w:r>
     </w:p>
-    <w:bookmarkEnd w:id="20"/>
-    <w:bookmarkStart w:id="58" w:name="table-of-contents"/>
+    <w:bookmarkEnd w:id="40"/>
+    <w:bookmarkStart w:id="78" w:name="table-of-contents"/>
     <w:p>
       <w:pPr>
         <w:pStyle w:val="Heading1"/>
@@ -735,7 +735,7 @@
         </w:r>
       </w:hyperlink>
     </w:p>
-    <w:bookmarkStart w:id="22" w:name="executive-summary"/>
+    <w:bookmarkStart w:id="42" w:name="executive-summary"/>
     <w:p>
       <w:pPr>
         <w:pStyle w:val="Heading2"/>
@@ -749,19 +749,7 @@
         <w:pStyle w:val="FirstParagraph"/>
       </w:pPr>
       <w:r>
-        <w:t xml:space="preserve">WordPress transients are a temporary caching API. They are often described as</w:t>
-      </w:r>
-      <w:r>
-        <w:t xml:space="preserve"> </w:t>
-      </w:r>
-      <w:r>
-        <w:t xml:space="preserve">“cached data with an expiration time,”</w:t>
-      </w:r>
-      <w:r>
-        <w:t xml:space="preserve"> </w:t>
-      </w:r>
-      <w:r>
-        <w:t xml:space="preserve">but the important operational detail is that</w:t>
+        <w:t xml:space="preserve">WordPress transients are a temporary caching API. They are often described as “cached data with an expiration time,” but the important operational detail is that</w:t>
       </w:r>
       <w:r>
         <w:t xml:space="preserve"> </w:t>
@@ -852,7 +840,7 @@
         <w:t xml:space="preserve">Transients are appropriate for expensive data that is safe to regenerate, but they are not a replacement for durable storage.</w:t>
       </w:r>
     </w:p>
-    <w:bookmarkStart w:id="21" w:name="acknowledgements"/>
+    <w:bookmarkStart w:id="41" w:name="acknowledgements"/>
     <w:p>
       <w:pPr>
         <w:pStyle w:val="Heading3"/>
@@ -866,7 +854,7 @@
         <w:pStyle w:val="FirstParagraph"/>
       </w:pPr>
       <w:r>
-        <w:t xml:space="preserve">This document draws on and has been checked against canonical resources and industry leaders, including the official</w:t>
+        <w:t xml:space="preserve">This document has been checked against WordPress core behavior and official WordPress.org developer/administration documentation, including the</w:t>
       </w:r>
       <w:r>
         <w:t xml:space="preserve"> </w:t>
@@ -879,7 +867,7 @@
         <w:t xml:space="preserve">WordPress.org Advanced Administration Handbook</w:t>
       </w:r>
       <w:r>
-        <w:t xml:space="preserve">, Automattic/WordPress VIP Learn’s</w:t>
+        <w:t xml:space="preserve">. It is also informed by and compared with Automattic/WordPress VIP Learn’s</w:t>
       </w:r>
       <w:r>
         <w:t xml:space="preserve"> </w:t>
@@ -895,7 +883,7 @@
         <w:t xml:space="preserve"> </w:t>
       </w:r>
       <w:r>
-        <w:t xml:space="preserve">course, and Remkus de Vries’</w:t>
+        <w:t xml:space="preserve">course and Remkus de Vries’</w:t>
       </w:r>
       <w:r>
         <w:t xml:space="preserve"> </w:t>
@@ -921,9 +909,9 @@
         </w:pict>
       </w:r>
     </w:p>
-    <w:bookmarkEnd w:id="21"/>
-    <w:bookmarkEnd w:id="22"/>
-    <w:bookmarkStart w:id="23" w:name="what-transients-are"/>
+    <w:bookmarkEnd w:id="41"/>
+    <w:bookmarkEnd w:id="42"/>
+    <w:bookmarkStart w:id="43" w:name="what-transients-are"/>
     <w:p>
       <w:pPr>
         <w:pStyle w:val="Heading2"/>
@@ -1382,8 +1370,8 @@
         </w:pict>
       </w:r>
     </w:p>
-    <w:bookmarkEnd w:id="23"/>
-    <w:bookmarkStart w:id="26" w:name="where-transients-are-stored"/>
+    <w:bookmarkEnd w:id="43"/>
+    <w:bookmarkStart w:id="46" w:name="where-transients-are-stored"/>
     <w:p>
       <w:pPr>
         <w:pStyle w:val="Heading2"/>
@@ -1392,7 +1380,7 @@
         <w:t xml:space="preserve">2. Where transients are stored</w:t>
       </w:r>
     </w:p>
-    <w:bookmarkStart w:id="24" w:name="default-wordpress-behavior"/>
+    <w:bookmarkStart w:id="44" w:name="default-wordpress-behavior"/>
     <w:p>
       <w:pPr>
         <w:pStyle w:val="Heading3"/>
@@ -1468,8 +1456,8 @@
         <w:t xml:space="preserve">These option rows are not autoloaded when the transient has an expiration, so they grow the options table but not the autoload footprint loaded on every request. Transients set without an expiration are autoloaded — one more reason to always set an explicit expiration.</w:t>
       </w:r>
     </w:p>
-    <w:bookmarkEnd w:id="24"/>
-    <w:bookmarkStart w:id="25" w:name="with-persistent-object-caching"/>
+    <w:bookmarkEnd w:id="44"/>
+    <w:bookmarkStart w:id="45" w:name="with-persistent-object-caching"/>
     <w:p>
       <w:pPr>
         <w:pStyle w:val="Heading3"/>
@@ -1514,9 +1502,9 @@
         </w:pict>
       </w:r>
     </w:p>
-    <w:bookmarkEnd w:id="25"/>
-    <w:bookmarkEnd w:id="26"/>
-    <w:bookmarkStart w:id="27" w:name="X70d57d22617b9254f904e14b05d246c7a749805"/>
+    <w:bookmarkEnd w:id="45"/>
+    <w:bookmarkEnd w:id="46"/>
+    <w:bookmarkStart w:id="47" w:name="X70d57d22617b9254f904e14b05d246c7a749805"/>
     <w:p>
       <w:pPr>
         <w:pStyle w:val="Heading2"/>
@@ -1735,8 +1723,8 @@
         </w:pict>
       </w:r>
     </w:p>
-    <w:bookmarkEnd w:id="27"/>
-    <w:bookmarkStart w:id="28" w:name="X469df5b776258b29380c4eab9f523553651b5ba"/>
+    <w:bookmarkEnd w:id="47"/>
+    <w:bookmarkStart w:id="48" w:name="X469df5b776258b29380c4eab9f523553651b5ba"/>
     <w:p>
       <w:pPr>
         <w:pStyle w:val="Heading2"/>
@@ -2203,8 +2191,8 @@
         </w:pict>
       </w:r>
     </w:p>
-    <w:bookmarkEnd w:id="28"/>
-    <w:bookmarkStart w:id="29" w:name="expiration-semantics"/>
+    <w:bookmarkEnd w:id="48"/>
+    <w:bookmarkStart w:id="49" w:name="expiration-semantics"/>
     <w:p>
       <w:pPr>
         <w:pStyle w:val="Heading2"/>
@@ -3153,8 +3141,8 @@
         </w:pict>
       </w:r>
     </w:p>
-    <w:bookmarkEnd w:id="29"/>
-    <w:bookmarkStart w:id="30" w:name="Xe2d10262de55f50ceb22b12872a7e6b8cf5f038"/>
+    <w:bookmarkEnd w:id="49"/>
+    <w:bookmarkStart w:id="50" w:name="Xe2d10262de55f50ceb22b12872a7e6b8cf5f038"/>
     <w:p>
       <w:pPr>
         <w:pStyle w:val="Heading2"/>
@@ -3518,8 +3506,8 @@
         </w:pict>
       </w:r>
     </w:p>
-    <w:bookmarkEnd w:id="30"/>
-    <w:bookmarkStart w:id="31" w:name="X69808a9a38501784498ec6dfcfad947b10f8f17"/>
+    <w:bookmarkEnd w:id="50"/>
+    <w:bookmarkStart w:id="51" w:name="X69808a9a38501784498ec6dfcfad947b10f8f17"/>
     <w:p>
       <w:pPr>
         <w:pStyle w:val="Heading2"/>
@@ -3698,19 +3686,7 @@
         <w:pStyle w:val="FirstParagraph"/>
       </w:pPr>
       <w:r>
-        <w:t xml:space="preserve">Persistent object cache is not</w:t>
-      </w:r>
-      <w:r>
-        <w:t xml:space="preserve"> </w:t>
-      </w:r>
-      <w:r>
-        <w:t xml:space="preserve">“set and forget.”</w:t>
-      </w:r>
-      <w:r>
-        <w:t xml:space="preserve"> </w:t>
-      </w:r>
-      <w:r>
-        <w:t xml:space="preserve">It should be monitored.</w:t>
+        <w:t xml:space="preserve">Persistent object cache is not “set and forget.” It should be monitored.</w:t>
       </w:r>
     </w:p>
     <w:p>
@@ -3720,8 +3696,8 @@
         </w:pict>
       </w:r>
     </w:p>
-    <w:bookmarkEnd w:id="31"/>
-    <w:bookmarkStart w:id="32" w:name="race-conditions-and-cache-stampedes"/>
+    <w:bookmarkEnd w:id="51"/>
+    <w:bookmarkStart w:id="52" w:name="race-conditions-and-cache-stampedes"/>
     <w:p>
       <w:pPr>
         <w:pStyle w:val="Heading2"/>
@@ -4497,8 +4473,8 @@
         </w:pict>
       </w:r>
     </w:p>
-    <w:bookmarkEnd w:id="32"/>
-    <w:bookmarkStart w:id="33" w:name="autoload-and-options-table-concerns"/>
+    <w:bookmarkEnd w:id="52"/>
+    <w:bookmarkStart w:id="53" w:name="autoload-and-options-table-concerns"/>
     <w:p>
       <w:pPr>
         <w:pStyle w:val="Heading2"/>
@@ -5044,8 +5020,8 @@
         </w:pict>
       </w:r>
     </w:p>
-    <w:bookmarkEnd w:id="33"/>
-    <w:bookmarkStart w:id="34" w:name="when-to-use-transients"/>
+    <w:bookmarkEnd w:id="53"/>
+    <w:bookmarkStart w:id="54" w:name="when-to-use-transients"/>
     <w:p>
       <w:pPr>
         <w:pStyle w:val="Heading2"/>
@@ -5325,8 +5301,8 @@
         </w:pict>
       </w:r>
     </w:p>
-    <w:bookmarkEnd w:id="34"/>
-    <w:bookmarkStart w:id="35" w:name="transients-vs-options-vs-object-cache"/>
+    <w:bookmarkEnd w:id="54"/>
+    <w:bookmarkStart w:id="55" w:name="transients-vs-options-vs-object-cache"/>
     <w:p>
       <w:pPr>
         <w:pStyle w:val="Heading2"/>
@@ -5624,8 +5600,8 @@
         </w:pict>
       </w:r>
     </w:p>
-    <w:bookmarkEnd w:id="35"/>
-    <w:bookmarkStart w:id="36" w:name="operational-checklist"/>
+    <w:bookmarkEnd w:id="55"/>
+    <w:bookmarkStart w:id="56" w:name="operational-checklist"/>
     <w:p>
       <w:pPr>
         <w:pStyle w:val="Heading2"/>
@@ -5888,8 +5864,8 @@
         </w:pict>
       </w:r>
     </w:p>
-    <w:bookmarkEnd w:id="36"/>
-    <w:bookmarkStart w:id="41" w:name="X99885d770d6f46b66f1da0250fab692c4943198"/>
+    <w:bookmarkEnd w:id="56"/>
+    <w:bookmarkStart w:id="61" w:name="X99885d770d6f46b66f1da0250fab692c4943198"/>
     <w:p>
       <w:pPr>
         <w:pStyle w:val="Heading2"/>
@@ -5898,7 +5874,7 @@
         <w:t xml:space="preserve">13. Source notes: Remkus, WP VIP, WordPress.org, and the handbook PR</w:t>
       </w:r>
     </w:p>
-    <w:bookmarkStart w:id="37" w:name="remkus-make-wordpress-fast"/>
+    <w:bookmarkStart w:id="57" w:name="remkus-make-wordpress-fast"/>
     <w:p>
       <w:pPr>
         <w:pStyle w:val="Heading3"/>
@@ -5915,8 +5891,8 @@
         <w:t xml:space="preserve">Remkus’ lessons emphasize the conceptual distinction: the Transients API prevents repeated work, but its performance profile depends on whether persistent object caching exists. Without persistent object caching, transients are database-backed; with persistent object caching, they can live in memory. The course also warns about expired transient buildup, misuse, and the need to treat persistent object caching as foundational on larger systems.</w:t>
       </w:r>
     </w:p>
-    <w:bookmarkEnd w:id="37"/>
-    <w:bookmarkStart w:id="38" w:name="Xc2b60e4674fd4ae76735e47f08386060fa1e214"/>
+    <w:bookmarkEnd w:id="57"/>
+    <w:bookmarkStart w:id="58" w:name="Xc2b60e4674fd4ae76735e47f08386060fa1e214"/>
     <w:p>
       <w:pPr>
         <w:pStyle w:val="Heading3"/>
@@ -5948,8 +5924,8 @@
         <w:t xml:space="preserve">are not desirable at enterprise scale. VIP’s guidance favors persistent object caching, such as Memcached/Redis-backed object-cache drop-ins, and emphasizes hit rates, race conditions, cache stampedes, and traffic-event readiness.</w:t>
       </w:r>
     </w:p>
-    <w:bookmarkEnd w:id="38"/>
-    <w:bookmarkStart w:id="39" w:name="wordpress.org-developer-documentation"/>
+    <w:bookmarkEnd w:id="58"/>
+    <w:bookmarkStart w:id="59" w:name="wordpress.org-developer-documentation"/>
     <w:p>
       <w:pPr>
         <w:pStyle w:val="Heading3"/>
@@ -5993,8 +5969,8 @@
         <w:t xml:space="preserve">documentation states that the default object cache is non-persistent and that transients use object-cache functions when persistent caching is configured; otherwise they fall back to the options table.</w:t>
       </w:r>
     </w:p>
-    <w:bookmarkEnd w:id="39"/>
-    <w:bookmarkStart w:id="40" w:name="advanced-administration-handbook-pr-485"/>
+    <w:bookmarkEnd w:id="59"/>
+    <w:bookmarkStart w:id="60" w:name="advanced-administration-handbook-pr-485"/>
     <w:p>
       <w:pPr>
         <w:pStyle w:val="Heading3"/>
@@ -6057,9 +6033,9 @@
         </w:pict>
       </w:r>
     </w:p>
-    <w:bookmarkEnd w:id="40"/>
-    <w:bookmarkEnd w:id="41"/>
-    <w:bookmarkStart w:id="49" w:name="common-misconceptions"/>
+    <w:bookmarkEnd w:id="60"/>
+    <w:bookmarkEnd w:id="61"/>
+    <w:bookmarkStart w:id="69" w:name="common-misconceptions"/>
     <w:p>
       <w:pPr>
         <w:pStyle w:val="Heading2"/>
@@ -6068,7 +6044,7 @@
         <w:t xml:space="preserve">14. Common misconceptions</w:t>
       </w:r>
     </w:p>
-    <w:bookmarkStart w:id="42" w:name="transients-are-always-memory-cache."/>
+    <w:bookmarkStart w:id="62" w:name="transients-are-always-memory-cache."/>
     <w:p>
       <w:pPr>
         <w:pStyle w:val="Heading3"/>
@@ -6085,8 +6061,8 @@
         <w:t xml:space="preserve">No. They are memory-backed only when the environment provides persistent object caching. Otherwise they are database-backed.</w:t>
       </w:r>
     </w:p>
-    <w:bookmarkEnd w:id="42"/>
-    <w:bookmarkStart w:id="43" w:name="wp_cache-enables-redis-or-memcached."/>
+    <w:bookmarkEnd w:id="62"/>
+    <w:bookmarkStart w:id="63" w:name="wp_cache-enables-redis-or-memcached."/>
     <w:p>
       <w:pPr>
         <w:pStyle w:val="Heading3"/>
@@ -6151,8 +6127,8 @@
         <w:t xml:space="preserve">.</w:t>
       </w:r>
     </w:p>
-    <w:bookmarkEnd w:id="43"/>
-    <w:bookmarkStart w:id="44" w:name="X3e4b9220b04bdec7c558208e8c7aecd78dc2516"/>
+    <w:bookmarkEnd w:id="63"/>
+    <w:bookmarkStart w:id="64" w:name="X3e4b9220b04bdec7c558208e8c7aecd78dc2516"/>
     <w:p>
       <w:pPr>
         <w:pStyle w:val="Heading3"/>
@@ -6169,8 +6145,8 @@
         <w:t xml:space="preserve">No. Expiration is a maximum lifetime, not a minimum. Transients can disappear early.</w:t>
       </w:r>
     </w:p>
-    <w:bookmarkEnd w:id="44"/>
-    <w:bookmarkStart w:id="45" w:name="Xe9f09f55a4656abf3392b6399acd97338d76204"/>
+    <w:bookmarkEnd w:id="64"/>
+    <w:bookmarkStart w:id="65" w:name="Xe9f09f55a4656abf3392b6399acd97338d76204"/>
     <w:p>
       <w:pPr>
         <w:pStyle w:val="Heading3"/>
@@ -6187,8 +6163,8 @@
         <w:t xml:space="preserve">No. Database-backed expired transient rows may remain until cleanup or until accessed and deleted.</w:t>
       </w:r>
     </w:p>
-    <w:bookmarkEnd w:id="45"/>
-    <w:bookmarkStart w:id="46" w:name="X5c92c3455ab056c4413dd26842b87a72bbd4687"/>
+    <w:bookmarkEnd w:id="65"/>
+    <w:bookmarkStart w:id="66" w:name="X5c92c3455ab056c4413dd26842b87a72bbd4687"/>
     <w:p>
       <w:pPr>
         <w:pStyle w:val="Heading3"/>
@@ -6205,8 +6181,8 @@
         <w:t xml:space="preserve">No. High-cardinality transient keys can create large storage footprints and low cache hit rates.</w:t>
       </w:r>
     </w:p>
-    <w:bookmarkEnd w:id="46"/>
-    <w:bookmarkStart w:id="47" w:name="X298daae5775e7af1bd18958d03fbc84ff381971"/>
+    <w:bookmarkEnd w:id="66"/>
+    <w:bookmarkStart w:id="67" w:name="X298daae5775e7af1bd18958d03fbc84ff381971"/>
     <w:p>
       <w:pPr>
         <w:pStyle w:val="Heading3"/>
@@ -6223,8 +6199,8 @@
         <w:t xml:space="preserve">Sometimes it helps database hygiene, but it does not fix the root cause if code continually creates excessive transient rows or if the site lacks persistent object caching for transient-heavy workloads.</w:t>
       </w:r>
     </w:p>
-    <w:bookmarkEnd w:id="47"/>
-    <w:bookmarkStart w:id="48" w:name="X27d947cf40f1088c72b3f796ca94cf20d4c57d5"/>
+    <w:bookmarkEnd w:id="67"/>
+    <w:bookmarkStart w:id="68" w:name="X27d947cf40f1088c72b3f796ca94cf20d4c57d5"/>
     <w:p>
       <w:pPr>
         <w:pStyle w:val="Heading3"/>
@@ -6265,19 +6241,7 @@
         <w:t xml:space="preserve">0</w:t>
       </w:r>
       <w:r>
-        <w:t xml:space="preserve">) are autoloaded. This is why the</w:t>
-      </w:r>
-      <w:r>
-        <w:t xml:space="preserve"> </w:t>
-      </w:r>
-      <w:r>
-        <w:t xml:space="preserve">“always set an expiration”</w:t>
-      </w:r>
-      <w:r>
-        <w:t xml:space="preserve"> </w:t>
-      </w:r>
-      <w:r>
-        <w:t xml:space="preserve">guidance matters: it keeps transient data out of the per-request autoload footprint.</w:t>
+        <w:t xml:space="preserve">) are autoloaded. This is why the “always set an expiration” guidance matters: it keeps transient data out of the per-request autoload footprint.</w:t>
       </w:r>
     </w:p>
     <w:p>
@@ -6287,9 +6251,9 @@
         </w:pict>
       </w:r>
     </w:p>
-    <w:bookmarkEnd w:id="48"/>
-    <w:bookmarkEnd w:id="49"/>
-    <w:bookmarkStart w:id="57" w:name="references"/>
+    <w:bookmarkEnd w:id="68"/>
+    <w:bookmarkEnd w:id="69"/>
+    <w:bookmarkStart w:id="77" w:name="references"/>
     <w:p>
       <w:pPr>
         <w:pStyle w:val="Heading2"/>
@@ -6306,7 +6270,7 @@
           <w:numId w:val="1021"/>
         </w:numPr>
       </w:pPr>
-      <w:hyperlink r:id="rId50">
+      <w:hyperlink r:id="rId70">
         <w:r>
           <w:rPr>
             <w:rStyle w:val="Hyperlink"/>
@@ -6323,7 +6287,7 @@
           <w:numId w:val="1021"/>
         </w:numPr>
       </w:pPr>
-      <w:hyperlink r:id="rId51">
+      <w:hyperlink r:id="rId71">
         <w:r>
           <w:rPr>
             <w:rStyle w:val="Hyperlink"/>
@@ -6340,7 +6304,7 @@
           <w:numId w:val="1021"/>
         </w:numPr>
       </w:pPr>
-      <w:hyperlink r:id="rId52">
+      <w:hyperlink r:id="rId72">
         <w:r>
           <w:rPr>
             <w:rStyle w:val="Hyperlink"/>
@@ -6369,7 +6333,7 @@
           <w:numId w:val="1021"/>
         </w:numPr>
       </w:pPr>
-      <w:hyperlink r:id="rId53">
+      <w:hyperlink r:id="rId73">
         <w:r>
           <w:rPr>
             <w:rStyle w:val="Hyperlink"/>
@@ -6398,7 +6362,7 @@
           <w:numId w:val="1021"/>
         </w:numPr>
       </w:pPr>
-      <w:hyperlink r:id="rId54">
+      <w:hyperlink r:id="rId74">
         <w:r>
           <w:rPr>
             <w:rStyle w:val="Hyperlink"/>
@@ -6427,7 +6391,7 @@
           <w:numId w:val="1021"/>
         </w:numPr>
       </w:pPr>
-      <w:hyperlink r:id="rId55">
+      <w:hyperlink r:id="rId75">
         <w:r>
           <w:rPr>
             <w:rStyle w:val="Hyperlink"/>
@@ -6456,7 +6420,7 @@
           <w:numId w:val="1021"/>
         </w:numPr>
       </w:pPr>
-      <w:hyperlink r:id="rId56">
+      <w:hyperlink r:id="rId76">
         <w:r>
           <w:rPr>
             <w:rStyle w:val="Hyperlink"/>
@@ -6507,10 +6471,10 @@
         <w:t xml:space="preserve">reviews/rounds/2026-05-18/</w:t>
       </w:r>
     </w:p>
-    <w:bookmarkEnd w:id="57"/>
-    <w:bookmarkEnd w:id="58"/>
+    <w:bookmarkEnd w:id="77"/>
+    <w:bookmarkEnd w:id="78"/>
     <w:sectPr>
-      <w:footerReference r:id="rId9" w:type="default"/>
+      <w:footerReference r:id="rId31" w:type="default"/>
       <w:footnotePr>
         <w:numRestart w:val="eachSect"/>
       </w:footnotePr>

--- a/WordPress-Transients-Persistent-Object-Cache-Reference.docx
+++ b/WordPress-Transients-Persistent-Object-Cache-Reference.docx
@@ -15,7 +15,7 @@
         <w:pStyle w:val="Subtitle"/>
       </w:pPr>
       <w:r>
-        <w:t xml:space="preserve">Version 1.1 — DRAFT</w:t>
+        <w:t xml:space="preserve">Version 1.1 — Released</w:t>
       </w:r>
     </w:p>
     <w:p>
@@ -26,7 +26,7 @@
         <w:t xml:space="preserve">Dan Knauss, General Editor</w:t>
       </w:r>
     </w:p>
-    <w:bookmarkStart w:id="20" w:name="X33a0e9adc14be49d1cd599bcd33352f13b42763"/>
+    <w:bookmarkStart w:id="40" w:name="X33a0e9adc14be49d1cd599bcd33352f13b42763"/>
     <w:p>
       <w:pPr>
         <w:pStyle w:val="Heading1"/>
@@ -50,7 +50,7 @@
         <w:t xml:space="preserve"> </w:t>
       </w:r>
       <w:r>
-        <w:t xml:space="preserve">DRAFT</w:t>
+        <w:t xml:space="preserve">Released</w:t>
       </w:r>
       <w:r>
         <w:t xml:space="preserve"> </w:t>
@@ -125,8 +125,8 @@
         <w:t xml:space="preserve">A practical reference for understanding how the WordPress Transients API behaves with and without a persistent object cache, and how that affects performance, database growth, and enterprise-scale WordPress operations.</w:t>
       </w:r>
     </w:p>
-    <w:bookmarkEnd w:id="20"/>
-    <w:bookmarkStart w:id="58" w:name="table-of-contents"/>
+    <w:bookmarkEnd w:id="40"/>
+    <w:bookmarkStart w:id="78" w:name="table-of-contents"/>
     <w:p>
       <w:pPr>
         <w:pStyle w:val="Heading1"/>
@@ -735,7 +735,7 @@
         </w:r>
       </w:hyperlink>
     </w:p>
-    <w:bookmarkStart w:id="22" w:name="executive-summary"/>
+    <w:bookmarkStart w:id="42" w:name="executive-summary"/>
     <w:p>
       <w:pPr>
         <w:pStyle w:val="Heading2"/>
@@ -749,19 +749,7 @@
         <w:pStyle w:val="FirstParagraph"/>
       </w:pPr>
       <w:r>
-        <w:t xml:space="preserve">WordPress transients are a temporary caching API. They are often described as</w:t>
-      </w:r>
-      <w:r>
-        <w:t xml:space="preserve"> </w:t>
-      </w:r>
-      <w:r>
-        <w:t xml:space="preserve">“cached data with an expiration time,”</w:t>
-      </w:r>
-      <w:r>
-        <w:t xml:space="preserve"> </w:t>
-      </w:r>
-      <w:r>
-        <w:t xml:space="preserve">but the important operational detail is that</w:t>
+        <w:t xml:space="preserve">WordPress transients are a temporary caching API. They are often described as “cached data with an expiration time,” but the important operational detail is that</w:t>
       </w:r>
       <w:r>
         <w:t xml:space="preserve"> </w:t>
@@ -852,7 +840,7 @@
         <w:t xml:space="preserve">Transients are appropriate for expensive data that is safe to regenerate, but they are not a replacement for durable storage.</w:t>
       </w:r>
     </w:p>
-    <w:bookmarkStart w:id="21" w:name="acknowledgements"/>
+    <w:bookmarkStart w:id="41" w:name="acknowledgements"/>
     <w:p>
       <w:pPr>
         <w:pStyle w:val="Heading3"/>
@@ -921,9 +909,9 @@
         </w:pict>
       </w:r>
     </w:p>
-    <w:bookmarkEnd w:id="21"/>
-    <w:bookmarkEnd w:id="22"/>
-    <w:bookmarkStart w:id="23" w:name="what-transients-are"/>
+    <w:bookmarkEnd w:id="41"/>
+    <w:bookmarkEnd w:id="42"/>
+    <w:bookmarkStart w:id="43" w:name="what-transients-are"/>
     <w:p>
       <w:pPr>
         <w:pStyle w:val="Heading2"/>
@@ -1382,8 +1370,8 @@
         </w:pict>
       </w:r>
     </w:p>
-    <w:bookmarkEnd w:id="23"/>
-    <w:bookmarkStart w:id="26" w:name="where-transients-are-stored"/>
+    <w:bookmarkEnd w:id="43"/>
+    <w:bookmarkStart w:id="46" w:name="where-transients-are-stored"/>
     <w:p>
       <w:pPr>
         <w:pStyle w:val="Heading2"/>
@@ -1392,7 +1380,7 @@
         <w:t xml:space="preserve">2. Where transients are stored</w:t>
       </w:r>
     </w:p>
-    <w:bookmarkStart w:id="24" w:name="default-wordpress-behavior"/>
+    <w:bookmarkStart w:id="44" w:name="default-wordpress-behavior"/>
     <w:p>
       <w:pPr>
         <w:pStyle w:val="Heading3"/>
@@ -1468,8 +1456,8 @@
         <w:t xml:space="preserve">These option rows are not autoloaded when the transient has an expiration, so they grow the options table but not the autoload footprint loaded on every request. Transients set without an expiration are autoloaded — one more reason to always set an explicit expiration.</w:t>
       </w:r>
     </w:p>
-    <w:bookmarkEnd w:id="24"/>
-    <w:bookmarkStart w:id="25" w:name="with-persistent-object-caching"/>
+    <w:bookmarkEnd w:id="44"/>
+    <w:bookmarkStart w:id="45" w:name="with-persistent-object-caching"/>
     <w:p>
       <w:pPr>
         <w:pStyle w:val="Heading3"/>
@@ -1514,9 +1502,9 @@
         </w:pict>
       </w:r>
     </w:p>
-    <w:bookmarkEnd w:id="25"/>
-    <w:bookmarkEnd w:id="26"/>
-    <w:bookmarkStart w:id="27" w:name="X70d57d22617b9254f904e14b05d246c7a749805"/>
+    <w:bookmarkEnd w:id="45"/>
+    <w:bookmarkEnd w:id="46"/>
+    <w:bookmarkStart w:id="47" w:name="X70d57d22617b9254f904e14b05d246c7a749805"/>
     <w:p>
       <w:pPr>
         <w:pStyle w:val="Heading2"/>
@@ -1735,8 +1723,8 @@
         </w:pict>
       </w:r>
     </w:p>
-    <w:bookmarkEnd w:id="27"/>
-    <w:bookmarkStart w:id="28" w:name="X469df5b776258b29380c4eab9f523553651b5ba"/>
+    <w:bookmarkEnd w:id="47"/>
+    <w:bookmarkStart w:id="48" w:name="X469df5b776258b29380c4eab9f523553651b5ba"/>
     <w:p>
       <w:pPr>
         <w:pStyle w:val="Heading2"/>
@@ -2203,8 +2191,8 @@
         </w:pict>
       </w:r>
     </w:p>
-    <w:bookmarkEnd w:id="28"/>
-    <w:bookmarkStart w:id="29" w:name="expiration-semantics"/>
+    <w:bookmarkEnd w:id="48"/>
+    <w:bookmarkStart w:id="49" w:name="expiration-semantics"/>
     <w:p>
       <w:pPr>
         <w:pStyle w:val="Heading2"/>
@@ -3153,8 +3141,8 @@
         </w:pict>
       </w:r>
     </w:p>
-    <w:bookmarkEnd w:id="29"/>
-    <w:bookmarkStart w:id="30" w:name="Xe2d10262de55f50ceb22b12872a7e6b8cf5f038"/>
+    <w:bookmarkEnd w:id="49"/>
+    <w:bookmarkStart w:id="50" w:name="Xe2d10262de55f50ceb22b12872a7e6b8cf5f038"/>
     <w:p>
       <w:pPr>
         <w:pStyle w:val="Heading2"/>
@@ -3518,8 +3506,8 @@
         </w:pict>
       </w:r>
     </w:p>
-    <w:bookmarkEnd w:id="30"/>
-    <w:bookmarkStart w:id="31" w:name="X69808a9a38501784498ec6dfcfad947b10f8f17"/>
+    <w:bookmarkEnd w:id="50"/>
+    <w:bookmarkStart w:id="51" w:name="X69808a9a38501784498ec6dfcfad947b10f8f17"/>
     <w:p>
       <w:pPr>
         <w:pStyle w:val="Heading2"/>
@@ -3698,19 +3686,7 @@
         <w:pStyle w:val="FirstParagraph"/>
       </w:pPr>
       <w:r>
-        <w:t xml:space="preserve">Persistent object cache is not</w:t>
-      </w:r>
-      <w:r>
-        <w:t xml:space="preserve"> </w:t>
-      </w:r>
-      <w:r>
-        <w:t xml:space="preserve">“set and forget.”</w:t>
-      </w:r>
-      <w:r>
-        <w:t xml:space="preserve"> </w:t>
-      </w:r>
-      <w:r>
-        <w:t xml:space="preserve">It should be monitored.</w:t>
+        <w:t xml:space="preserve">Persistent object cache is not “set and forget.” It should be monitored.</w:t>
       </w:r>
     </w:p>
     <w:p>
@@ -3720,8 +3696,8 @@
         </w:pict>
       </w:r>
     </w:p>
-    <w:bookmarkEnd w:id="31"/>
-    <w:bookmarkStart w:id="32" w:name="race-conditions-and-cache-stampedes"/>
+    <w:bookmarkEnd w:id="51"/>
+    <w:bookmarkStart w:id="52" w:name="race-conditions-and-cache-stampedes"/>
     <w:p>
       <w:pPr>
         <w:pStyle w:val="Heading2"/>
@@ -4497,8 +4473,8 @@
         </w:pict>
       </w:r>
     </w:p>
-    <w:bookmarkEnd w:id="32"/>
-    <w:bookmarkStart w:id="33" w:name="autoload-and-options-table-concerns"/>
+    <w:bookmarkEnd w:id="52"/>
+    <w:bookmarkStart w:id="53" w:name="autoload-and-options-table-concerns"/>
     <w:p>
       <w:pPr>
         <w:pStyle w:val="Heading2"/>
@@ -5044,8 +5020,8 @@
         </w:pict>
       </w:r>
     </w:p>
-    <w:bookmarkEnd w:id="33"/>
-    <w:bookmarkStart w:id="34" w:name="when-to-use-transients"/>
+    <w:bookmarkEnd w:id="53"/>
+    <w:bookmarkStart w:id="54" w:name="when-to-use-transients"/>
     <w:p>
       <w:pPr>
         <w:pStyle w:val="Heading2"/>
@@ -5325,8 +5301,8 @@
         </w:pict>
       </w:r>
     </w:p>
-    <w:bookmarkEnd w:id="34"/>
-    <w:bookmarkStart w:id="35" w:name="transients-vs-options-vs-object-cache"/>
+    <w:bookmarkEnd w:id="54"/>
+    <w:bookmarkStart w:id="55" w:name="transients-vs-options-vs-object-cache"/>
     <w:p>
       <w:pPr>
         <w:pStyle w:val="Heading2"/>
@@ -5624,8 +5600,8 @@
         </w:pict>
       </w:r>
     </w:p>
-    <w:bookmarkEnd w:id="35"/>
-    <w:bookmarkStart w:id="36" w:name="operational-checklist"/>
+    <w:bookmarkEnd w:id="55"/>
+    <w:bookmarkStart w:id="56" w:name="operational-checklist"/>
     <w:p>
       <w:pPr>
         <w:pStyle w:val="Heading2"/>
@@ -5888,8 +5864,8 @@
         </w:pict>
       </w:r>
     </w:p>
-    <w:bookmarkEnd w:id="36"/>
-    <w:bookmarkStart w:id="41" w:name="X99885d770d6f46b66f1da0250fab692c4943198"/>
+    <w:bookmarkEnd w:id="56"/>
+    <w:bookmarkStart w:id="61" w:name="X99885d770d6f46b66f1da0250fab692c4943198"/>
     <w:p>
       <w:pPr>
         <w:pStyle w:val="Heading2"/>
@@ -5898,7 +5874,7 @@
         <w:t xml:space="preserve">13. Source notes: Remkus, WP VIP, WordPress.org, and the handbook PR</w:t>
       </w:r>
     </w:p>
-    <w:bookmarkStart w:id="37" w:name="remkus-make-wordpress-fast"/>
+    <w:bookmarkStart w:id="57" w:name="remkus-make-wordpress-fast"/>
     <w:p>
       <w:pPr>
         <w:pStyle w:val="Heading3"/>
@@ -5915,8 +5891,8 @@
         <w:t xml:space="preserve">Remkus’ lessons emphasize the conceptual distinction: the Transients API prevents repeated work, but its performance profile depends on whether persistent object caching exists. Without persistent object caching, transients are database-backed; with persistent object caching, they can live in memory. The course also warns about expired transient buildup, misuse, and the need to treat persistent object caching as foundational on larger systems.</w:t>
       </w:r>
     </w:p>
-    <w:bookmarkEnd w:id="37"/>
-    <w:bookmarkStart w:id="38" w:name="Xc2b60e4674fd4ae76735e47f08386060fa1e214"/>
+    <w:bookmarkEnd w:id="57"/>
+    <w:bookmarkStart w:id="58" w:name="Xc2b60e4674fd4ae76735e47f08386060fa1e214"/>
     <w:p>
       <w:pPr>
         <w:pStyle w:val="Heading3"/>
@@ -5948,8 +5924,8 @@
         <w:t xml:space="preserve">are not desirable at enterprise scale. VIP’s guidance favors persistent object caching, such as Memcached/Redis-backed object-cache drop-ins, and emphasizes hit rates, race conditions, cache stampedes, and traffic-event readiness.</w:t>
       </w:r>
     </w:p>
-    <w:bookmarkEnd w:id="38"/>
-    <w:bookmarkStart w:id="39" w:name="wordpress.org-developer-documentation"/>
+    <w:bookmarkEnd w:id="58"/>
+    <w:bookmarkStart w:id="59" w:name="wordpress.org-developer-documentation"/>
     <w:p>
       <w:pPr>
         <w:pStyle w:val="Heading3"/>
@@ -5993,8 +5969,8 @@
         <w:t xml:space="preserve">documentation states that the default object cache is non-persistent and that transients use object-cache functions when persistent caching is configured; otherwise they fall back to the options table.</w:t>
       </w:r>
     </w:p>
-    <w:bookmarkEnd w:id="39"/>
-    <w:bookmarkStart w:id="40" w:name="advanced-administration-handbook-pr-485"/>
+    <w:bookmarkEnd w:id="59"/>
+    <w:bookmarkStart w:id="60" w:name="advanced-administration-handbook-pr-485"/>
     <w:p>
       <w:pPr>
         <w:pStyle w:val="Heading3"/>
@@ -6057,9 +6033,9 @@
         </w:pict>
       </w:r>
     </w:p>
-    <w:bookmarkEnd w:id="40"/>
-    <w:bookmarkEnd w:id="41"/>
-    <w:bookmarkStart w:id="49" w:name="common-misconceptions"/>
+    <w:bookmarkEnd w:id="60"/>
+    <w:bookmarkEnd w:id="61"/>
+    <w:bookmarkStart w:id="69" w:name="common-misconceptions"/>
     <w:p>
       <w:pPr>
         <w:pStyle w:val="Heading2"/>
@@ -6068,7 +6044,7 @@
         <w:t xml:space="preserve">14. Common misconceptions</w:t>
       </w:r>
     </w:p>
-    <w:bookmarkStart w:id="42" w:name="transients-are-always-memory-cache."/>
+    <w:bookmarkStart w:id="62" w:name="transients-are-always-memory-cache."/>
     <w:p>
       <w:pPr>
         <w:pStyle w:val="Heading3"/>
@@ -6085,8 +6061,8 @@
         <w:t xml:space="preserve">No. They are memory-backed only when the environment provides persistent object caching. Otherwise they are database-backed.</w:t>
       </w:r>
     </w:p>
-    <w:bookmarkEnd w:id="42"/>
-    <w:bookmarkStart w:id="43" w:name="wp_cache-enables-redis-or-memcached."/>
+    <w:bookmarkEnd w:id="62"/>
+    <w:bookmarkStart w:id="63" w:name="wp_cache-enables-redis-or-memcached."/>
     <w:p>
       <w:pPr>
         <w:pStyle w:val="Heading3"/>
@@ -6151,8 +6127,8 @@
         <w:t xml:space="preserve">.</w:t>
       </w:r>
     </w:p>
-    <w:bookmarkEnd w:id="43"/>
-    <w:bookmarkStart w:id="44" w:name="X3e4b9220b04bdec7c558208e8c7aecd78dc2516"/>
+    <w:bookmarkEnd w:id="63"/>
+    <w:bookmarkStart w:id="64" w:name="X3e4b9220b04bdec7c558208e8c7aecd78dc2516"/>
     <w:p>
       <w:pPr>
         <w:pStyle w:val="Heading3"/>
@@ -6169,8 +6145,8 @@
         <w:t xml:space="preserve">No. Expiration is a maximum lifetime, not a minimum. Transients can disappear early.</w:t>
       </w:r>
     </w:p>
-    <w:bookmarkEnd w:id="44"/>
-    <w:bookmarkStart w:id="45" w:name="Xe9f09f55a4656abf3392b6399acd97338d76204"/>
+    <w:bookmarkEnd w:id="64"/>
+    <w:bookmarkStart w:id="65" w:name="Xe9f09f55a4656abf3392b6399acd97338d76204"/>
     <w:p>
       <w:pPr>
         <w:pStyle w:val="Heading3"/>
@@ -6187,8 +6163,8 @@
         <w:t xml:space="preserve">No. Database-backed expired transient rows may remain until cleanup or until accessed and deleted.</w:t>
       </w:r>
     </w:p>
-    <w:bookmarkEnd w:id="45"/>
-    <w:bookmarkStart w:id="46" w:name="X5c92c3455ab056c4413dd26842b87a72bbd4687"/>
+    <w:bookmarkEnd w:id="65"/>
+    <w:bookmarkStart w:id="66" w:name="X5c92c3455ab056c4413dd26842b87a72bbd4687"/>
     <w:p>
       <w:pPr>
         <w:pStyle w:val="Heading3"/>
@@ -6205,8 +6181,8 @@
         <w:t xml:space="preserve">No. High-cardinality transient keys can create large storage footprints and low cache hit rates.</w:t>
       </w:r>
     </w:p>
-    <w:bookmarkEnd w:id="46"/>
-    <w:bookmarkStart w:id="47" w:name="X298daae5775e7af1bd18958d03fbc84ff381971"/>
+    <w:bookmarkEnd w:id="66"/>
+    <w:bookmarkStart w:id="67" w:name="X298daae5775e7af1bd18958d03fbc84ff381971"/>
     <w:p>
       <w:pPr>
         <w:pStyle w:val="Heading3"/>
@@ -6223,8 +6199,8 @@
         <w:t xml:space="preserve">Sometimes it helps database hygiene, but it does not fix the root cause if code continually creates excessive transient rows or if the site lacks persistent object caching for transient-heavy workloads.</w:t>
       </w:r>
     </w:p>
-    <w:bookmarkEnd w:id="47"/>
-    <w:bookmarkStart w:id="48" w:name="X27d947cf40f1088c72b3f796ca94cf20d4c57d5"/>
+    <w:bookmarkEnd w:id="67"/>
+    <w:bookmarkStart w:id="68" w:name="X27d947cf40f1088c72b3f796ca94cf20d4c57d5"/>
     <w:p>
       <w:pPr>
         <w:pStyle w:val="Heading3"/>
@@ -6265,19 +6241,7 @@
         <w:t xml:space="preserve">0</w:t>
       </w:r>
       <w:r>
-        <w:t xml:space="preserve">) are autoloaded. This is why the</w:t>
-      </w:r>
-      <w:r>
-        <w:t xml:space="preserve"> </w:t>
-      </w:r>
-      <w:r>
-        <w:t xml:space="preserve">“always set an expiration”</w:t>
-      </w:r>
-      <w:r>
-        <w:t xml:space="preserve"> </w:t>
-      </w:r>
-      <w:r>
-        <w:t xml:space="preserve">guidance matters: it keeps transient data out of the per-request autoload footprint.</w:t>
+        <w:t xml:space="preserve">) are autoloaded. This is why the “always set an expiration” guidance matters: it keeps transient data out of the per-request autoload footprint.</w:t>
       </w:r>
     </w:p>
     <w:p>
@@ -6287,9 +6251,9 @@
         </w:pict>
       </w:r>
     </w:p>
-    <w:bookmarkEnd w:id="48"/>
-    <w:bookmarkEnd w:id="49"/>
-    <w:bookmarkStart w:id="57" w:name="references"/>
+    <w:bookmarkEnd w:id="68"/>
+    <w:bookmarkEnd w:id="69"/>
+    <w:bookmarkStart w:id="77" w:name="references"/>
     <w:p>
       <w:pPr>
         <w:pStyle w:val="Heading2"/>
@@ -6306,7 +6270,7 @@
           <w:numId w:val="1021"/>
         </w:numPr>
       </w:pPr>
-      <w:hyperlink r:id="rId50">
+      <w:hyperlink r:id="rId70">
         <w:r>
           <w:rPr>
             <w:rStyle w:val="Hyperlink"/>
@@ -6323,7 +6287,7 @@
           <w:numId w:val="1021"/>
         </w:numPr>
       </w:pPr>
-      <w:hyperlink r:id="rId51">
+      <w:hyperlink r:id="rId71">
         <w:r>
           <w:rPr>
             <w:rStyle w:val="Hyperlink"/>
@@ -6340,7 +6304,7 @@
           <w:numId w:val="1021"/>
         </w:numPr>
       </w:pPr>
-      <w:hyperlink r:id="rId52">
+      <w:hyperlink r:id="rId72">
         <w:r>
           <w:rPr>
             <w:rStyle w:val="Hyperlink"/>
@@ -6369,7 +6333,7 @@
           <w:numId w:val="1021"/>
         </w:numPr>
       </w:pPr>
-      <w:hyperlink r:id="rId53">
+      <w:hyperlink r:id="rId73">
         <w:r>
           <w:rPr>
             <w:rStyle w:val="Hyperlink"/>
@@ -6398,7 +6362,7 @@
           <w:numId w:val="1021"/>
         </w:numPr>
       </w:pPr>
-      <w:hyperlink r:id="rId54">
+      <w:hyperlink r:id="rId74">
         <w:r>
           <w:rPr>
             <w:rStyle w:val="Hyperlink"/>
@@ -6427,7 +6391,7 @@
           <w:numId w:val="1021"/>
         </w:numPr>
       </w:pPr>
-      <w:hyperlink r:id="rId55">
+      <w:hyperlink r:id="rId75">
         <w:r>
           <w:rPr>
             <w:rStyle w:val="Hyperlink"/>
@@ -6456,7 +6420,7 @@
           <w:numId w:val="1021"/>
         </w:numPr>
       </w:pPr>
-      <w:hyperlink r:id="rId56">
+      <w:hyperlink r:id="rId76">
         <w:r>
           <w:rPr>
             <w:rStyle w:val="Hyperlink"/>
@@ -6507,10 +6471,10 @@
         <w:t xml:space="preserve">reviews/rounds/2026-05-18/</w:t>
       </w:r>
     </w:p>
-    <w:bookmarkEnd w:id="57"/>
-    <w:bookmarkEnd w:id="58"/>
+    <w:bookmarkEnd w:id="77"/>
+    <w:bookmarkEnd w:id="78"/>
     <w:sectPr>
-      <w:footerReference r:id="rId9" w:type="default"/>
+      <w:footerReference r:id="rId31" w:type="default"/>
       <w:footnotePr>
         <w:numRestart w:val="eachSect"/>
       </w:footnotePr>

--- a/WordPress-Transients-Persistent-Object-Cache-Reference.docx
+++ b/WordPress-Transients-Persistent-Object-Cache-Reference.docx
@@ -26,7 +26,7 @@
         <w:t xml:space="preserve">Dan Knauss, General Editor</w:t>
       </w:r>
     </w:p>
-    <w:bookmarkStart w:id="20" w:name="X33a0e9adc14be49d1cd599bcd33352f13b42763"/>
+    <w:bookmarkStart w:id="40" w:name="X33a0e9adc14be49d1cd599bcd33352f13b42763"/>
     <w:p>
       <w:pPr>
         <w:pStyle w:val="Heading1"/>
@@ -125,8 +125,8 @@
         <w:t xml:space="preserve">A practical reference for understanding how the WordPress Transients API behaves with and without a persistent object cache, and how that affects performance, database growth, and enterprise-scale WordPress operations.</w:t>
       </w:r>
     </w:p>
-    <w:bookmarkEnd w:id="20"/>
-    <w:bookmarkStart w:id="58" w:name="table-of-contents"/>
+    <w:bookmarkEnd w:id="40"/>
+    <w:bookmarkStart w:id="78" w:name="table-of-contents"/>
     <w:p>
       <w:pPr>
         <w:pStyle w:val="Heading1"/>
@@ -735,7 +735,7 @@
         </w:r>
       </w:hyperlink>
     </w:p>
-    <w:bookmarkStart w:id="22" w:name="executive-summary"/>
+    <w:bookmarkStart w:id="42" w:name="executive-summary"/>
     <w:p>
       <w:pPr>
         <w:pStyle w:val="Heading2"/>
@@ -749,19 +749,7 @@
         <w:pStyle w:val="FirstParagraph"/>
       </w:pPr>
       <w:r>
-        <w:t xml:space="preserve">WordPress transients are a temporary caching API. They are often described as</w:t>
-      </w:r>
-      <w:r>
-        <w:t xml:space="preserve"> </w:t>
-      </w:r>
-      <w:r>
-        <w:t xml:space="preserve">“cached data with an expiration time,”</w:t>
-      </w:r>
-      <w:r>
-        <w:t xml:space="preserve"> </w:t>
-      </w:r>
-      <w:r>
-        <w:t xml:space="preserve">but the important operational detail is that</w:t>
+        <w:t xml:space="preserve">WordPress transients are a temporary caching API. They are often described as “cached data with an expiration time,” but the important operational detail is that</w:t>
       </w:r>
       <w:r>
         <w:t xml:space="preserve"> </w:t>
@@ -852,7 +840,7 @@
         <w:t xml:space="preserve">Transients are appropriate for expensive data that is safe to regenerate, but they are not a replacement for durable storage.</w:t>
       </w:r>
     </w:p>
-    <w:bookmarkStart w:id="21" w:name="acknowledgements"/>
+    <w:bookmarkStart w:id="41" w:name="acknowledgements"/>
     <w:p>
       <w:pPr>
         <w:pStyle w:val="Heading3"/>
@@ -921,9 +909,9 @@
         </w:pict>
       </w:r>
     </w:p>
-    <w:bookmarkEnd w:id="21"/>
-    <w:bookmarkEnd w:id="22"/>
-    <w:bookmarkStart w:id="23" w:name="what-transients-are"/>
+    <w:bookmarkEnd w:id="41"/>
+    <w:bookmarkEnd w:id="42"/>
+    <w:bookmarkStart w:id="43" w:name="what-transients-are"/>
     <w:p>
       <w:pPr>
         <w:pStyle w:val="Heading2"/>
@@ -1382,8 +1370,8 @@
         </w:pict>
       </w:r>
     </w:p>
-    <w:bookmarkEnd w:id="23"/>
-    <w:bookmarkStart w:id="26" w:name="where-transients-are-stored"/>
+    <w:bookmarkEnd w:id="43"/>
+    <w:bookmarkStart w:id="46" w:name="where-transients-are-stored"/>
     <w:p>
       <w:pPr>
         <w:pStyle w:val="Heading2"/>
@@ -1392,7 +1380,7 @@
         <w:t xml:space="preserve">2. Where transients are stored</w:t>
       </w:r>
     </w:p>
-    <w:bookmarkStart w:id="24" w:name="default-wordpress-behavior"/>
+    <w:bookmarkStart w:id="44" w:name="default-wordpress-behavior"/>
     <w:p>
       <w:pPr>
         <w:pStyle w:val="Heading3"/>
@@ -1468,8 +1456,8 @@
         <w:t xml:space="preserve">These option rows are not autoloaded when the transient has an expiration, so they grow the options table but not the autoload footprint loaded on every request. Transients set without an expiration are autoloaded — one more reason to always set an explicit expiration.</w:t>
       </w:r>
     </w:p>
-    <w:bookmarkEnd w:id="24"/>
-    <w:bookmarkStart w:id="25" w:name="with-persistent-object-caching"/>
+    <w:bookmarkEnd w:id="44"/>
+    <w:bookmarkStart w:id="45" w:name="with-persistent-object-caching"/>
     <w:p>
       <w:pPr>
         <w:pStyle w:val="Heading3"/>
@@ -1514,9 +1502,9 @@
         </w:pict>
       </w:r>
     </w:p>
-    <w:bookmarkEnd w:id="25"/>
-    <w:bookmarkEnd w:id="26"/>
-    <w:bookmarkStart w:id="27" w:name="X70d57d22617b9254f904e14b05d246c7a749805"/>
+    <w:bookmarkEnd w:id="45"/>
+    <w:bookmarkEnd w:id="46"/>
+    <w:bookmarkStart w:id="47" w:name="X70d57d22617b9254f904e14b05d246c7a749805"/>
     <w:p>
       <w:pPr>
         <w:pStyle w:val="Heading2"/>
@@ -1735,8 +1723,8 @@
         </w:pict>
       </w:r>
     </w:p>
-    <w:bookmarkEnd w:id="27"/>
-    <w:bookmarkStart w:id="28" w:name="X469df5b776258b29380c4eab9f523553651b5ba"/>
+    <w:bookmarkEnd w:id="47"/>
+    <w:bookmarkStart w:id="48" w:name="X469df5b776258b29380c4eab9f523553651b5ba"/>
     <w:p>
       <w:pPr>
         <w:pStyle w:val="Heading2"/>
@@ -2203,8 +2191,8 @@
         </w:pict>
       </w:r>
     </w:p>
-    <w:bookmarkEnd w:id="28"/>
-    <w:bookmarkStart w:id="29" w:name="expiration-semantics"/>
+    <w:bookmarkEnd w:id="48"/>
+    <w:bookmarkStart w:id="49" w:name="expiration-semantics"/>
     <w:p>
       <w:pPr>
         <w:pStyle w:val="Heading2"/>
@@ -3153,8 +3141,8 @@
         </w:pict>
       </w:r>
     </w:p>
-    <w:bookmarkEnd w:id="29"/>
-    <w:bookmarkStart w:id="30" w:name="Xe2d10262de55f50ceb22b12872a7e6b8cf5f038"/>
+    <w:bookmarkEnd w:id="49"/>
+    <w:bookmarkStart w:id="50" w:name="Xe2d10262de55f50ceb22b12872a7e6b8cf5f038"/>
     <w:p>
       <w:pPr>
         <w:pStyle w:val="Heading2"/>
@@ -3518,8 +3506,8 @@
         </w:pict>
       </w:r>
     </w:p>
-    <w:bookmarkEnd w:id="30"/>
-    <w:bookmarkStart w:id="31" w:name="X69808a9a38501784498ec6dfcfad947b10f8f17"/>
+    <w:bookmarkEnd w:id="50"/>
+    <w:bookmarkStart w:id="51" w:name="X69808a9a38501784498ec6dfcfad947b10f8f17"/>
     <w:p>
       <w:pPr>
         <w:pStyle w:val="Heading2"/>
@@ -3698,19 +3686,7 @@
         <w:pStyle w:val="FirstParagraph"/>
       </w:pPr>
       <w:r>
-        <w:t xml:space="preserve">Persistent object cache is not</w:t>
-      </w:r>
-      <w:r>
-        <w:t xml:space="preserve"> </w:t>
-      </w:r>
-      <w:r>
-        <w:t xml:space="preserve">“set and forget.”</w:t>
-      </w:r>
-      <w:r>
-        <w:t xml:space="preserve"> </w:t>
-      </w:r>
-      <w:r>
-        <w:t xml:space="preserve">It should be monitored.</w:t>
+        <w:t xml:space="preserve">Persistent object cache is not “set and forget.” It should be monitored.</w:t>
       </w:r>
     </w:p>
     <w:p>
@@ -3720,8 +3696,8 @@
         </w:pict>
       </w:r>
     </w:p>
-    <w:bookmarkEnd w:id="31"/>
-    <w:bookmarkStart w:id="32" w:name="race-conditions-and-cache-stampedes"/>
+    <w:bookmarkEnd w:id="51"/>
+    <w:bookmarkStart w:id="52" w:name="race-conditions-and-cache-stampedes"/>
     <w:p>
       <w:pPr>
         <w:pStyle w:val="Heading2"/>
@@ -4497,8 +4473,8 @@
         </w:pict>
       </w:r>
     </w:p>
-    <w:bookmarkEnd w:id="32"/>
-    <w:bookmarkStart w:id="33" w:name="autoload-and-options-table-concerns"/>
+    <w:bookmarkEnd w:id="52"/>
+    <w:bookmarkStart w:id="53" w:name="autoload-and-options-table-concerns"/>
     <w:p>
       <w:pPr>
         <w:pStyle w:val="Heading2"/>
@@ -5044,8 +5020,8 @@
         </w:pict>
       </w:r>
     </w:p>
-    <w:bookmarkEnd w:id="33"/>
-    <w:bookmarkStart w:id="34" w:name="when-to-use-transients"/>
+    <w:bookmarkEnd w:id="53"/>
+    <w:bookmarkStart w:id="54" w:name="when-to-use-transients"/>
     <w:p>
       <w:pPr>
         <w:pStyle w:val="Heading2"/>
@@ -5325,8 +5301,8 @@
         </w:pict>
       </w:r>
     </w:p>
-    <w:bookmarkEnd w:id="34"/>
-    <w:bookmarkStart w:id="35" w:name="transients-vs-options-vs-object-cache"/>
+    <w:bookmarkEnd w:id="54"/>
+    <w:bookmarkStart w:id="55" w:name="transients-vs-options-vs-object-cache"/>
     <w:p>
       <w:pPr>
         <w:pStyle w:val="Heading2"/>
@@ -5624,8 +5600,8 @@
         </w:pict>
       </w:r>
     </w:p>
-    <w:bookmarkEnd w:id="35"/>
-    <w:bookmarkStart w:id="36" w:name="operational-checklist"/>
+    <w:bookmarkEnd w:id="55"/>
+    <w:bookmarkStart w:id="56" w:name="operational-checklist"/>
     <w:p>
       <w:pPr>
         <w:pStyle w:val="Heading2"/>
@@ -5651,79 +5627,79 @@
         </w:numPr>
       </w:pPr>
       <w:r>
-        <w:t xml:space="preserve">[ ] Is there a persistent object cache drop-in active?</w:t>
-      </w:r>
-    </w:p>
-    <w:p>
-      <w:pPr>
-        <w:pStyle w:val="Compact"/>
-        <w:numPr>
-          <w:ilvl w:val="0"/>
-          <w:numId w:val="1019"/>
-        </w:numPr>
-      </w:pPr>
-      <w:r>
-        <w:t xml:space="preserve">[ ] If not, is database-backed transient storage acceptable?</w:t>
-      </w:r>
-    </w:p>
-    <w:p>
-      <w:pPr>
-        <w:pStyle w:val="Compact"/>
-        <w:numPr>
-          <w:ilvl w:val="0"/>
-          <w:numId w:val="1019"/>
-        </w:numPr>
-      </w:pPr>
-      <w:r>
-        <w:t xml:space="preserve">[ ] Is the cached value safe to regenerate?</w:t>
-      </w:r>
-    </w:p>
-    <w:p>
-      <w:pPr>
-        <w:pStyle w:val="Compact"/>
-        <w:numPr>
-          <w:ilvl w:val="0"/>
-          <w:numId w:val="1019"/>
-        </w:numPr>
-      </w:pPr>
-      <w:r>
-        <w:t xml:space="preserve">[ ] Is the expiration explicit?</w:t>
-      </w:r>
-    </w:p>
-    <w:p>
-      <w:pPr>
-        <w:pStyle w:val="Compact"/>
-        <w:numPr>
-          <w:ilvl w:val="0"/>
-          <w:numId w:val="1019"/>
-        </w:numPr>
-      </w:pPr>
-      <w:r>
-        <w:t xml:space="preserve">[ ] Is the key cardinality bounded?</w:t>
-      </w:r>
-    </w:p>
-    <w:p>
-      <w:pPr>
-        <w:pStyle w:val="Compact"/>
-        <w:numPr>
-          <w:ilvl w:val="0"/>
-          <w:numId w:val="1019"/>
-        </w:numPr>
-      </w:pPr>
-      <w:r>
-        <w:t xml:space="preserve">[ ] Could many users create unique transient keys?</w:t>
-      </w:r>
-    </w:p>
-    <w:p>
-      <w:pPr>
-        <w:pStyle w:val="Compact"/>
-        <w:numPr>
-          <w:ilvl w:val="0"/>
-          <w:numId w:val="1019"/>
-        </w:numPr>
-      </w:pPr>
-      <w:r>
-        <w:t xml:space="preserve">[ ] Is the value too large for</w:t>
+        <w:t xml:space="preserve">Is there a persistent object cache drop-in active?</w:t>
+      </w:r>
+    </w:p>
+    <w:p>
+      <w:pPr>
+        <w:pStyle w:val="Compact"/>
+        <w:numPr>
+          <w:ilvl w:val="0"/>
+          <w:numId w:val="1020"/>
+        </w:numPr>
+      </w:pPr>
+      <w:r>
+        <w:t xml:space="preserve">If not, is database-backed transient storage acceptable?</w:t>
+      </w:r>
+    </w:p>
+    <w:p>
+      <w:pPr>
+        <w:pStyle w:val="Compact"/>
+        <w:numPr>
+          <w:ilvl w:val="0"/>
+          <w:numId w:val="1021"/>
+        </w:numPr>
+      </w:pPr>
+      <w:r>
+        <w:t xml:space="preserve">Is the cached value safe to regenerate?</w:t>
+      </w:r>
+    </w:p>
+    <w:p>
+      <w:pPr>
+        <w:pStyle w:val="Compact"/>
+        <w:numPr>
+          <w:ilvl w:val="0"/>
+          <w:numId w:val="1022"/>
+        </w:numPr>
+      </w:pPr>
+      <w:r>
+        <w:t xml:space="preserve">Is the expiration explicit?</w:t>
+      </w:r>
+    </w:p>
+    <w:p>
+      <w:pPr>
+        <w:pStyle w:val="Compact"/>
+        <w:numPr>
+          <w:ilvl w:val="0"/>
+          <w:numId w:val="1023"/>
+        </w:numPr>
+      </w:pPr>
+      <w:r>
+        <w:t xml:space="preserve">Is the key cardinality bounded?</w:t>
+      </w:r>
+    </w:p>
+    <w:p>
+      <w:pPr>
+        <w:pStyle w:val="Compact"/>
+        <w:numPr>
+          <w:ilvl w:val="0"/>
+          <w:numId w:val="1024"/>
+        </w:numPr>
+      </w:pPr>
+      <w:r>
+        <w:t xml:space="preserve">Could many users create unique transient keys?</w:t>
+      </w:r>
+    </w:p>
+    <w:p>
+      <w:pPr>
+        <w:pStyle w:val="Compact"/>
+        <w:numPr>
+          <w:ilvl w:val="0"/>
+          <w:numId w:val="1025"/>
+        </w:numPr>
+      </w:pPr>
+      <w:r>
+        <w:t xml:space="preserve">Is the value too large for</w:t>
       </w:r>
       <w:r>
         <w:t xml:space="preserve"> </w:t>
@@ -5746,59 +5722,59 @@
         <w:pStyle w:val="Compact"/>
         <w:numPr>
           <w:ilvl w:val="0"/>
-          <w:numId w:val="1019"/>
-        </w:numPr>
-      </w:pPr>
-      <w:r>
-        <w:t xml:space="preserve">[ ] Is the data private or user-specific?</w:t>
-      </w:r>
-    </w:p>
-    <w:p>
-      <w:pPr>
-        <w:pStyle w:val="Compact"/>
-        <w:numPr>
-          <w:ilvl w:val="0"/>
-          <w:numId w:val="1019"/>
-        </w:numPr>
-      </w:pPr>
-      <w:r>
-        <w:t xml:space="preserve">[ ] Is there a cache stampede risk?</w:t>
-      </w:r>
-    </w:p>
-    <w:p>
-      <w:pPr>
-        <w:pStyle w:val="Compact"/>
-        <w:numPr>
-          <w:ilvl w:val="0"/>
-          <w:numId w:val="1019"/>
-        </w:numPr>
-      </w:pPr>
-      <w:r>
-        <w:t xml:space="preserve">[ ] Is there a fallback if the transient disappears early?</w:t>
-      </w:r>
-    </w:p>
-    <w:p>
-      <w:pPr>
-        <w:pStyle w:val="Compact"/>
-        <w:numPr>
-          <w:ilvl w:val="0"/>
-          <w:numId w:val="1019"/>
-        </w:numPr>
-      </w:pPr>
-      <w:r>
-        <w:t xml:space="preserve">[ ] Are expired transient rows accumulating?</w:t>
-      </w:r>
-    </w:p>
-    <w:p>
-      <w:pPr>
-        <w:pStyle w:val="Compact"/>
-        <w:numPr>
-          <w:ilvl w:val="0"/>
-          <w:numId w:val="1019"/>
-        </w:numPr>
-      </w:pPr>
-      <w:r>
-        <w:t xml:space="preserve">[ ] Is the object cache hit rate being monitored?</w:t>
+          <w:numId w:val="1026"/>
+        </w:numPr>
+      </w:pPr>
+      <w:r>
+        <w:t xml:space="preserve">Is the data private or user-specific?</w:t>
+      </w:r>
+    </w:p>
+    <w:p>
+      <w:pPr>
+        <w:pStyle w:val="Compact"/>
+        <w:numPr>
+          <w:ilvl w:val="0"/>
+          <w:numId w:val="1027"/>
+        </w:numPr>
+      </w:pPr>
+      <w:r>
+        <w:t xml:space="preserve">Is there a cache stampede risk?</w:t>
+      </w:r>
+    </w:p>
+    <w:p>
+      <w:pPr>
+        <w:pStyle w:val="Compact"/>
+        <w:numPr>
+          <w:ilvl w:val="0"/>
+          <w:numId w:val="1028"/>
+        </w:numPr>
+      </w:pPr>
+      <w:r>
+        <w:t xml:space="preserve">Is there a fallback if the transient disappears early?</w:t>
+      </w:r>
+    </w:p>
+    <w:p>
+      <w:pPr>
+        <w:pStyle w:val="Compact"/>
+        <w:numPr>
+          <w:ilvl w:val="0"/>
+          <w:numId w:val="1029"/>
+        </w:numPr>
+      </w:pPr>
+      <w:r>
+        <w:t xml:space="preserve">Are expired transient rows accumulating?</w:t>
+      </w:r>
+    </w:p>
+    <w:p>
+      <w:pPr>
+        <w:pStyle w:val="Compact"/>
+        <w:numPr>
+          <w:ilvl w:val="0"/>
+          <w:numId w:val="1030"/>
+        </w:numPr>
+      </w:pPr>
+      <w:r>
+        <w:t xml:space="preserve">Is the object cache hit rate being monitored?</w:t>
       </w:r>
     </w:p>
     <w:p>
@@ -5814,71 +5790,71 @@
         <w:pStyle w:val="Compact"/>
         <w:numPr>
           <w:ilvl w:val="0"/>
-          <w:numId w:val="1020"/>
-        </w:numPr>
-      </w:pPr>
-      <w:r>
-        <w:t xml:space="preserve">[ ] Use persistent object caching for transient-heavy workloads.</w:t>
-      </w:r>
-    </w:p>
-    <w:p>
-      <w:pPr>
-        <w:pStyle w:val="Compact"/>
-        <w:numPr>
-          <w:ilvl w:val="0"/>
-          <w:numId w:val="1020"/>
-        </w:numPr>
-      </w:pPr>
-      <w:r>
-        <w:t xml:space="preserve">[ ] Monitor Redis/Memcached memory and eviction behavior.</w:t>
-      </w:r>
-    </w:p>
-    <w:p>
-      <w:pPr>
-        <w:pStyle w:val="Compact"/>
-        <w:numPr>
-          <w:ilvl w:val="0"/>
-          <w:numId w:val="1020"/>
-        </w:numPr>
-      </w:pPr>
-      <w:r>
-        <w:t xml:space="preserve">[ ] Monitor object cache hit rate.</w:t>
-      </w:r>
-    </w:p>
-    <w:p>
-      <w:pPr>
-        <w:pStyle w:val="Compact"/>
-        <w:numPr>
-          <w:ilvl w:val="0"/>
-          <w:numId w:val="1020"/>
-        </w:numPr>
-      </w:pPr>
-      <w:r>
-        <w:t xml:space="preserve">[ ] Avoid unbounded transient creation.</w:t>
-      </w:r>
-    </w:p>
-    <w:p>
-      <w:pPr>
-        <w:pStyle w:val="Compact"/>
-        <w:numPr>
-          <w:ilvl w:val="0"/>
-          <w:numId w:val="1020"/>
-        </w:numPr>
-      </w:pPr>
-      <w:r>
-        <w:t xml:space="preserve">[ ] Pre-warm critical transient-backed data where appropriate.</w:t>
-      </w:r>
-    </w:p>
-    <w:p>
-      <w:pPr>
-        <w:pStyle w:val="Compact"/>
-        <w:numPr>
-          <w:ilvl w:val="0"/>
-          <w:numId w:val="1020"/>
-        </w:numPr>
-      </w:pPr>
-      <w:r>
-        <w:t xml:space="preserve">[ ] Use locks or stale-while-revalidate patterns for expensive regeneration.</w:t>
+          <w:numId w:val="1031"/>
+        </w:numPr>
+      </w:pPr>
+      <w:r>
+        <w:t xml:space="preserve">Use persistent object caching for transient-heavy workloads.</w:t>
+      </w:r>
+    </w:p>
+    <w:p>
+      <w:pPr>
+        <w:pStyle w:val="Compact"/>
+        <w:numPr>
+          <w:ilvl w:val="0"/>
+          <w:numId w:val="1032"/>
+        </w:numPr>
+      </w:pPr>
+      <w:r>
+        <w:t xml:space="preserve">Monitor Redis/Memcached memory and eviction behavior.</w:t>
+      </w:r>
+    </w:p>
+    <w:p>
+      <w:pPr>
+        <w:pStyle w:val="Compact"/>
+        <w:numPr>
+          <w:ilvl w:val="0"/>
+          <w:numId w:val="1033"/>
+        </w:numPr>
+      </w:pPr>
+      <w:r>
+        <w:t xml:space="preserve">Monitor object cache hit rate.</w:t>
+      </w:r>
+    </w:p>
+    <w:p>
+      <w:pPr>
+        <w:pStyle w:val="Compact"/>
+        <w:numPr>
+          <w:ilvl w:val="0"/>
+          <w:numId w:val="1034"/>
+        </w:numPr>
+      </w:pPr>
+      <w:r>
+        <w:t xml:space="preserve">Avoid unbounded transient creation.</w:t>
+      </w:r>
+    </w:p>
+    <w:p>
+      <w:pPr>
+        <w:pStyle w:val="Compact"/>
+        <w:numPr>
+          <w:ilvl w:val="0"/>
+          <w:numId w:val="1035"/>
+        </w:numPr>
+      </w:pPr>
+      <w:r>
+        <w:t xml:space="preserve">Pre-warm critical transient-backed data where appropriate.</w:t>
+      </w:r>
+    </w:p>
+    <w:p>
+      <w:pPr>
+        <w:pStyle w:val="Compact"/>
+        <w:numPr>
+          <w:ilvl w:val="0"/>
+          <w:numId w:val="1036"/>
+        </w:numPr>
+      </w:pPr>
+      <w:r>
+        <w:t xml:space="preserve">Use locks or stale-while-revalidate patterns for expensive regeneration.</w:t>
       </w:r>
     </w:p>
     <w:p>
@@ -5888,8 +5864,8 @@
         </w:pict>
       </w:r>
     </w:p>
-    <w:bookmarkEnd w:id="36"/>
-    <w:bookmarkStart w:id="41" w:name="X99885d770d6f46b66f1da0250fab692c4943198"/>
+    <w:bookmarkEnd w:id="56"/>
+    <w:bookmarkStart w:id="61" w:name="X99885d770d6f46b66f1da0250fab692c4943198"/>
     <w:p>
       <w:pPr>
         <w:pStyle w:val="Heading2"/>
@@ -5898,7 +5874,7 @@
         <w:t xml:space="preserve">13. Source notes: Remkus, WP VIP, WordPress.org, and the handbook PR</w:t>
       </w:r>
     </w:p>
-    <w:bookmarkStart w:id="37" w:name="remkus-make-wordpress-fast"/>
+    <w:bookmarkStart w:id="57" w:name="remkus-make-wordpress-fast"/>
     <w:p>
       <w:pPr>
         <w:pStyle w:val="Heading3"/>
@@ -5915,8 +5891,8 @@
         <w:t xml:space="preserve">Remkus’ lessons emphasize the conceptual distinction: the Transients API prevents repeated work, but its performance profile depends on whether persistent object caching exists. Without persistent object caching, transients are database-backed; with persistent object caching, they can live in memory. The course also warns about expired transient buildup, misuse, and the need to treat persistent object caching as foundational on larger systems.</w:t>
       </w:r>
     </w:p>
-    <w:bookmarkEnd w:id="37"/>
-    <w:bookmarkStart w:id="38" w:name="Xc2b60e4674fd4ae76735e47f08386060fa1e214"/>
+    <w:bookmarkEnd w:id="57"/>
+    <w:bookmarkStart w:id="58" w:name="Xc2b60e4674fd4ae76735e47f08386060fa1e214"/>
     <w:p>
       <w:pPr>
         <w:pStyle w:val="Heading3"/>
@@ -5948,8 +5924,8 @@
         <w:t xml:space="preserve">are not desirable at enterprise scale. VIP’s guidance favors persistent object caching, such as Memcached/Redis-backed object-cache drop-ins, and emphasizes hit rates, race conditions, cache stampedes, and traffic-event readiness.</w:t>
       </w:r>
     </w:p>
-    <w:bookmarkEnd w:id="38"/>
-    <w:bookmarkStart w:id="39" w:name="wordpress.org-developer-documentation"/>
+    <w:bookmarkEnd w:id="58"/>
+    <w:bookmarkStart w:id="59" w:name="wordpress.org-developer-documentation"/>
     <w:p>
       <w:pPr>
         <w:pStyle w:val="Heading3"/>
@@ -5993,8 +5969,8 @@
         <w:t xml:space="preserve">documentation states that the default object cache is non-persistent and that transients use object-cache functions when persistent caching is configured; otherwise they fall back to the options table.</w:t>
       </w:r>
     </w:p>
-    <w:bookmarkEnd w:id="39"/>
-    <w:bookmarkStart w:id="40" w:name="advanced-administration-handbook-pr-485"/>
+    <w:bookmarkEnd w:id="59"/>
+    <w:bookmarkStart w:id="60" w:name="advanced-administration-handbook-pr-485"/>
     <w:p>
       <w:pPr>
         <w:pStyle w:val="Heading3"/>
@@ -6057,9 +6033,9 @@
         </w:pict>
       </w:r>
     </w:p>
-    <w:bookmarkEnd w:id="40"/>
-    <w:bookmarkEnd w:id="41"/>
-    <w:bookmarkStart w:id="49" w:name="common-misconceptions"/>
+    <w:bookmarkEnd w:id="60"/>
+    <w:bookmarkEnd w:id="61"/>
+    <w:bookmarkStart w:id="69" w:name="common-misconceptions"/>
     <w:p>
       <w:pPr>
         <w:pStyle w:val="Heading2"/>
@@ -6068,7 +6044,7 @@
         <w:t xml:space="preserve">14. Common misconceptions</w:t>
       </w:r>
     </w:p>
-    <w:bookmarkStart w:id="42" w:name="transients-are-always-memory-cache."/>
+    <w:bookmarkStart w:id="62" w:name="transients-are-always-memory-cache."/>
     <w:p>
       <w:pPr>
         <w:pStyle w:val="Heading3"/>
@@ -6085,8 +6061,8 @@
         <w:t xml:space="preserve">No. They are memory-backed only when the environment provides persistent object caching. Otherwise they are database-backed.</w:t>
       </w:r>
     </w:p>
-    <w:bookmarkEnd w:id="42"/>
-    <w:bookmarkStart w:id="43" w:name="wp_cache-enables-redis-or-memcached."/>
+    <w:bookmarkEnd w:id="62"/>
+    <w:bookmarkStart w:id="63" w:name="wp_cache-enables-redis-or-memcached."/>
     <w:p>
       <w:pPr>
         <w:pStyle w:val="Heading3"/>
@@ -6151,8 +6127,8 @@
         <w:t xml:space="preserve">.</w:t>
       </w:r>
     </w:p>
-    <w:bookmarkEnd w:id="43"/>
-    <w:bookmarkStart w:id="44" w:name="X3e4b9220b04bdec7c558208e8c7aecd78dc2516"/>
+    <w:bookmarkEnd w:id="63"/>
+    <w:bookmarkStart w:id="64" w:name="X3e4b9220b04bdec7c558208e8c7aecd78dc2516"/>
     <w:p>
       <w:pPr>
         <w:pStyle w:val="Heading3"/>
@@ -6169,8 +6145,8 @@
         <w:t xml:space="preserve">No. Expiration is a maximum lifetime, not a minimum. Transients can disappear early.</w:t>
       </w:r>
     </w:p>
-    <w:bookmarkEnd w:id="44"/>
-    <w:bookmarkStart w:id="45" w:name="Xe9f09f55a4656abf3392b6399acd97338d76204"/>
+    <w:bookmarkEnd w:id="64"/>
+    <w:bookmarkStart w:id="65" w:name="Xe9f09f55a4656abf3392b6399acd97338d76204"/>
     <w:p>
       <w:pPr>
         <w:pStyle w:val="Heading3"/>
@@ -6187,8 +6163,8 @@
         <w:t xml:space="preserve">No. Database-backed expired transient rows may remain until cleanup or until accessed and deleted.</w:t>
       </w:r>
     </w:p>
-    <w:bookmarkEnd w:id="45"/>
-    <w:bookmarkStart w:id="46" w:name="X5c92c3455ab056c4413dd26842b87a72bbd4687"/>
+    <w:bookmarkEnd w:id="65"/>
+    <w:bookmarkStart w:id="66" w:name="X5c92c3455ab056c4413dd26842b87a72bbd4687"/>
     <w:p>
       <w:pPr>
         <w:pStyle w:val="Heading3"/>
@@ -6205,8 +6181,8 @@
         <w:t xml:space="preserve">No. High-cardinality transient keys can create large storage footprints and low cache hit rates.</w:t>
       </w:r>
     </w:p>
-    <w:bookmarkEnd w:id="46"/>
-    <w:bookmarkStart w:id="47" w:name="X298daae5775e7af1bd18958d03fbc84ff381971"/>
+    <w:bookmarkEnd w:id="66"/>
+    <w:bookmarkStart w:id="67" w:name="X298daae5775e7af1bd18958d03fbc84ff381971"/>
     <w:p>
       <w:pPr>
         <w:pStyle w:val="Heading3"/>
@@ -6223,8 +6199,8 @@
         <w:t xml:space="preserve">Sometimes it helps database hygiene, but it does not fix the root cause if code continually creates excessive transient rows or if the site lacks persistent object caching for transient-heavy workloads.</w:t>
       </w:r>
     </w:p>
-    <w:bookmarkEnd w:id="47"/>
-    <w:bookmarkStart w:id="48" w:name="X27d947cf40f1088c72b3f796ca94cf20d4c57d5"/>
+    <w:bookmarkEnd w:id="67"/>
+    <w:bookmarkStart w:id="68" w:name="X27d947cf40f1088c72b3f796ca94cf20d4c57d5"/>
     <w:p>
       <w:pPr>
         <w:pStyle w:val="Heading3"/>
@@ -6265,19 +6241,7 @@
         <w:t xml:space="preserve">0</w:t>
       </w:r>
       <w:r>
-        <w:t xml:space="preserve">) are autoloaded. This is why the</w:t>
-      </w:r>
-      <w:r>
-        <w:t xml:space="preserve"> </w:t>
-      </w:r>
-      <w:r>
-        <w:t xml:space="preserve">“always set an expiration”</w:t>
-      </w:r>
-      <w:r>
-        <w:t xml:space="preserve"> </w:t>
-      </w:r>
-      <w:r>
-        <w:t xml:space="preserve">guidance matters: it keeps transient data out of the per-request autoload footprint.</w:t>
+        <w:t xml:space="preserve">) are autoloaded. This is why the “always set an expiration” guidance matters: it keeps transient data out of the per-request autoload footprint.</w:t>
       </w:r>
     </w:p>
     <w:p>
@@ -6287,9 +6251,9 @@
         </w:pict>
       </w:r>
     </w:p>
-    <w:bookmarkEnd w:id="48"/>
-    <w:bookmarkEnd w:id="49"/>
-    <w:bookmarkStart w:id="57" w:name="references"/>
+    <w:bookmarkEnd w:id="68"/>
+    <w:bookmarkEnd w:id="69"/>
+    <w:bookmarkStart w:id="77" w:name="references"/>
     <w:p>
       <w:pPr>
         <w:pStyle w:val="Heading2"/>
@@ -6303,10 +6267,10 @@
         <w:pStyle w:val="Compact"/>
         <w:numPr>
           <w:ilvl w:val="0"/>
-          <w:numId w:val="1021"/>
-        </w:numPr>
-      </w:pPr>
-      <w:hyperlink r:id="rId50">
+          <w:numId w:val="1037"/>
+        </w:numPr>
+      </w:pPr>
+      <w:hyperlink r:id="rId70">
         <w:r>
           <w:rPr>
             <w:rStyle w:val="Hyperlink"/>
@@ -6320,10 +6284,10 @@
         <w:pStyle w:val="Compact"/>
         <w:numPr>
           <w:ilvl w:val="0"/>
-          <w:numId w:val="1021"/>
-        </w:numPr>
-      </w:pPr>
-      <w:hyperlink r:id="rId51">
+          <w:numId w:val="1037"/>
+        </w:numPr>
+      </w:pPr>
+      <w:hyperlink r:id="rId71">
         <w:r>
           <w:rPr>
             <w:rStyle w:val="Hyperlink"/>
@@ -6337,10 +6301,10 @@
         <w:pStyle w:val="Compact"/>
         <w:numPr>
           <w:ilvl w:val="0"/>
-          <w:numId w:val="1021"/>
-        </w:numPr>
-      </w:pPr>
-      <w:hyperlink r:id="rId52">
+          <w:numId w:val="1037"/>
+        </w:numPr>
+      </w:pPr>
+      <w:hyperlink r:id="rId72">
         <w:r>
           <w:rPr>
             <w:rStyle w:val="Hyperlink"/>
@@ -6366,10 +6330,10 @@
         <w:pStyle w:val="Compact"/>
         <w:numPr>
           <w:ilvl w:val="0"/>
-          <w:numId w:val="1021"/>
-        </w:numPr>
-      </w:pPr>
-      <w:hyperlink r:id="rId53">
+          <w:numId w:val="1037"/>
+        </w:numPr>
+      </w:pPr>
+      <w:hyperlink r:id="rId73">
         <w:r>
           <w:rPr>
             <w:rStyle w:val="Hyperlink"/>
@@ -6395,10 +6359,10 @@
         <w:pStyle w:val="Compact"/>
         <w:numPr>
           <w:ilvl w:val="0"/>
-          <w:numId w:val="1021"/>
-        </w:numPr>
-      </w:pPr>
-      <w:hyperlink r:id="rId54">
+          <w:numId w:val="1037"/>
+        </w:numPr>
+      </w:pPr>
+      <w:hyperlink r:id="rId74">
         <w:r>
           <w:rPr>
             <w:rStyle w:val="Hyperlink"/>
@@ -6424,10 +6388,10 @@
         <w:pStyle w:val="Compact"/>
         <w:numPr>
           <w:ilvl w:val="0"/>
-          <w:numId w:val="1021"/>
-        </w:numPr>
-      </w:pPr>
-      <w:hyperlink r:id="rId55">
+          <w:numId w:val="1037"/>
+        </w:numPr>
+      </w:pPr>
+      <w:hyperlink r:id="rId75">
         <w:r>
           <w:rPr>
             <w:rStyle w:val="Hyperlink"/>
@@ -6453,10 +6417,10 @@
         <w:pStyle w:val="Compact"/>
         <w:numPr>
           <w:ilvl w:val="0"/>
-          <w:numId w:val="1021"/>
-        </w:numPr>
-      </w:pPr>
-      <w:hyperlink r:id="rId56">
+          <w:numId w:val="1037"/>
+        </w:numPr>
+      </w:pPr>
+      <w:hyperlink r:id="rId76">
         <w:r>
           <w:rPr>
             <w:rStyle w:val="Hyperlink"/>
@@ -6470,7 +6434,7 @@
         <w:pStyle w:val="Compact"/>
         <w:numPr>
           <w:ilvl w:val="0"/>
-          <w:numId w:val="1021"/>
+          <w:numId w:val="1037"/>
         </w:numPr>
       </w:pPr>
       <w:r>
@@ -6491,7 +6455,7 @@
         <w:pStyle w:val="Compact"/>
         <w:numPr>
           <w:ilvl w:val="0"/>
-          <w:numId w:val="1021"/>
+          <w:numId w:val="1037"/>
         </w:numPr>
       </w:pPr>
       <w:r>
@@ -6507,10 +6471,10 @@
         <w:t xml:space="preserve">reviews/rounds/2026-05-18/</w:t>
       </w:r>
     </w:p>
-    <w:bookmarkEnd w:id="57"/>
-    <w:bookmarkEnd w:id="58"/>
+    <w:bookmarkEnd w:id="77"/>
+    <w:bookmarkEnd w:id="78"/>
     <w:sectPr>
-      <w:footerReference r:id="rId9" w:type="default"/>
+      <w:footerReference r:id="rId31" w:type="default"/>
       <w:footnotePr>
         <w:numRestart w:val="eachSect"/>
       </w:footnotePr>
@@ -6747,6 +6711,82 @@
       <w:rPr>
         <w:rFonts w:ascii="Wingdings" w:hAnsi="Wingdings" w:cs="Wingdings" w:hint="default"/>
       </w:rPr>
+    </w:lvl>
+  </w:abstractNum>
+  <w:abstractNum w:abstractNumId="992">
+    <w:nsid w:val="0000A992"/>
+    <w:multiLevelType w:val="multilevel"/>
+    <w:lvl w:ilvl="0">
+      <w:numFmt w:val="bullet"/>
+      <w:lvlText w:val="☐"/>
+      <w:lvlJc w:val="left"/>
+      <w:pPr>
+        <w:ind w:left="720" w:hanging="360"/>
+      </w:pPr>
+    </w:lvl>
+    <w:lvl w:ilvl="1">
+      <w:numFmt w:val="bullet"/>
+      <w:lvlText w:val="☐"/>
+      <w:lvlJc w:val="left"/>
+      <w:pPr>
+        <w:ind w:left="1440" w:hanging="360"/>
+      </w:pPr>
+    </w:lvl>
+    <w:lvl w:ilvl="2">
+      <w:numFmt w:val="bullet"/>
+      <w:lvlText w:val="☐"/>
+      <w:lvlJc w:val="left"/>
+      <w:pPr>
+        <w:ind w:left="2160" w:hanging="360"/>
+      </w:pPr>
+    </w:lvl>
+    <w:lvl w:ilvl="3">
+      <w:numFmt w:val="bullet"/>
+      <w:lvlText w:val="☐"/>
+      <w:lvlJc w:val="left"/>
+      <w:pPr>
+        <w:ind w:left="2880" w:hanging="360"/>
+      </w:pPr>
+    </w:lvl>
+    <w:lvl w:ilvl="4">
+      <w:numFmt w:val="bullet"/>
+      <w:lvlText w:val="☐"/>
+      <w:lvlJc w:val="left"/>
+      <w:pPr>
+        <w:ind w:left="3600" w:hanging="360"/>
+      </w:pPr>
+    </w:lvl>
+    <w:lvl w:ilvl="5">
+      <w:numFmt w:val="bullet"/>
+      <w:lvlText w:val="☐"/>
+      <w:lvlJc w:val="left"/>
+      <w:pPr>
+        <w:ind w:left="4320" w:hanging="360"/>
+      </w:pPr>
+    </w:lvl>
+    <w:lvl w:ilvl="6">
+      <w:numFmt w:val="bullet"/>
+      <w:lvlText w:val="☐"/>
+      <w:lvlJc w:val="left"/>
+      <w:pPr>
+        <w:ind w:left="5040" w:hanging="360"/>
+      </w:pPr>
+    </w:lvl>
+    <w:lvl w:ilvl="7">
+      <w:numFmt w:val="bullet"/>
+      <w:lvlText w:val="☐"/>
+      <w:lvlJc w:val="left"/>
+      <w:pPr>
+        <w:ind w:left="5760" w:hanging="360"/>
+      </w:pPr>
+    </w:lvl>
+    <w:lvl w:ilvl="8">
+      <w:numFmt w:val="bullet"/>
+      <w:lvlText w:val="☐"/>
+      <w:lvlJc w:val="left"/>
+      <w:pPr>
+        <w:ind w:left="6480" w:hanging="360"/>
+      </w:pPr>
     </w:lvl>
   </w:abstractNum>
   <w:num w:numId="1000">
@@ -6807,12 +6847,60 @@
     <w:abstractNumId w:val="991"/>
   </w:num>
   <w:num w:numId="1019">
-    <w:abstractNumId w:val="991"/>
+    <w:abstractNumId w:val="992"/>
   </w:num>
   <w:num w:numId="1020">
-    <w:abstractNumId w:val="991"/>
+    <w:abstractNumId w:val="992"/>
   </w:num>
   <w:num w:numId="1021">
+    <w:abstractNumId w:val="992"/>
+  </w:num>
+  <w:num w:numId="1022">
+    <w:abstractNumId w:val="992"/>
+  </w:num>
+  <w:num w:numId="1023">
+    <w:abstractNumId w:val="992"/>
+  </w:num>
+  <w:num w:numId="1024">
+    <w:abstractNumId w:val="992"/>
+  </w:num>
+  <w:num w:numId="1025">
+    <w:abstractNumId w:val="992"/>
+  </w:num>
+  <w:num w:numId="1026">
+    <w:abstractNumId w:val="992"/>
+  </w:num>
+  <w:num w:numId="1027">
+    <w:abstractNumId w:val="992"/>
+  </w:num>
+  <w:num w:numId="1028">
+    <w:abstractNumId w:val="992"/>
+  </w:num>
+  <w:num w:numId="1029">
+    <w:abstractNumId w:val="992"/>
+  </w:num>
+  <w:num w:numId="1030">
+    <w:abstractNumId w:val="992"/>
+  </w:num>
+  <w:num w:numId="1031">
+    <w:abstractNumId w:val="992"/>
+  </w:num>
+  <w:num w:numId="1032">
+    <w:abstractNumId w:val="992"/>
+  </w:num>
+  <w:num w:numId="1033">
+    <w:abstractNumId w:val="992"/>
+  </w:num>
+  <w:num w:numId="1034">
+    <w:abstractNumId w:val="992"/>
+  </w:num>
+  <w:num w:numId="1035">
+    <w:abstractNumId w:val="992"/>
+  </w:num>
+  <w:num w:numId="1036">
+    <w:abstractNumId w:val="992"/>
+  </w:num>
+  <w:num w:numId="1037">
     <w:abstractNumId w:val="991"/>
   </w:num>
 </w:numbering>

--- a/WordPress-Transients-Persistent-Object-Cache-Reference.docx
+++ b/WordPress-Transients-Persistent-Object-Cache-Reference.docx
@@ -26,7 +26,7 @@
         <w:t xml:space="preserve">Dan Knauss, General Editor</w:t>
       </w:r>
     </w:p>
-    <w:bookmarkStart w:id="40" w:name="X33a0e9adc14be49d1cd599bcd33352f13b42763"/>
+    <w:bookmarkStart w:id="20" w:name="X33a0e9adc14be49d1cd599bcd33352f13b42763"/>
     <w:p>
       <w:pPr>
         <w:pStyle w:val="Heading1"/>
@@ -125,8 +125,8 @@
         <w:t xml:space="preserve">A practical reference for understanding how the WordPress Transients API behaves with and without a persistent object cache, and how that affects performance, database growth, and enterprise-scale WordPress operations.</w:t>
       </w:r>
     </w:p>
-    <w:bookmarkEnd w:id="40"/>
-    <w:bookmarkStart w:id="78" w:name="table-of-contents"/>
+    <w:bookmarkEnd w:id="20"/>
+    <w:bookmarkStart w:id="58" w:name="table-of-contents"/>
     <w:p>
       <w:pPr>
         <w:pStyle w:val="Heading1"/>
@@ -735,7 +735,7 @@
         </w:r>
       </w:hyperlink>
     </w:p>
-    <w:bookmarkStart w:id="42" w:name="executive-summary"/>
+    <w:bookmarkStart w:id="22" w:name="executive-summary"/>
     <w:p>
       <w:pPr>
         <w:pStyle w:val="Heading2"/>
@@ -749,7 +749,19 @@
         <w:pStyle w:val="FirstParagraph"/>
       </w:pPr>
       <w:r>
-        <w:t xml:space="preserve">WordPress transients are a temporary caching API. They are often described as “cached data with an expiration time,” but the important operational detail is that</w:t>
+        <w:t xml:space="preserve">WordPress transients are a temporary caching API. They are often described as</w:t>
+      </w:r>
+      <w:r>
+        <w:t xml:space="preserve"> </w:t>
+      </w:r>
+      <w:r>
+        <w:t xml:space="preserve">“cached data with an expiration time,”</w:t>
+      </w:r>
+      <w:r>
+        <w:t xml:space="preserve"> </w:t>
+      </w:r>
+      <w:r>
+        <w:t xml:space="preserve">but the important operational detail is that</w:t>
       </w:r>
       <w:r>
         <w:t xml:space="preserve"> </w:t>
@@ -840,7 +852,7 @@
         <w:t xml:space="preserve">Transients are appropriate for expensive data that is safe to regenerate, but they are not a replacement for durable storage.</w:t>
       </w:r>
     </w:p>
-    <w:bookmarkStart w:id="41" w:name="acknowledgements"/>
+    <w:bookmarkStart w:id="21" w:name="acknowledgements"/>
     <w:p>
       <w:pPr>
         <w:pStyle w:val="Heading3"/>
@@ -909,9 +921,9 @@
         </w:pict>
       </w:r>
     </w:p>
-    <w:bookmarkEnd w:id="41"/>
-    <w:bookmarkEnd w:id="42"/>
-    <w:bookmarkStart w:id="43" w:name="what-transients-are"/>
+    <w:bookmarkEnd w:id="21"/>
+    <w:bookmarkEnd w:id="22"/>
+    <w:bookmarkStart w:id="23" w:name="what-transients-are"/>
     <w:p>
       <w:pPr>
         <w:pStyle w:val="Heading2"/>
@@ -1370,8 +1382,8 @@
         </w:pict>
       </w:r>
     </w:p>
-    <w:bookmarkEnd w:id="43"/>
-    <w:bookmarkStart w:id="46" w:name="where-transients-are-stored"/>
+    <w:bookmarkEnd w:id="23"/>
+    <w:bookmarkStart w:id="26" w:name="where-transients-are-stored"/>
     <w:p>
       <w:pPr>
         <w:pStyle w:val="Heading2"/>
@@ -1380,7 +1392,7 @@
         <w:t xml:space="preserve">2. Where transients are stored</w:t>
       </w:r>
     </w:p>
-    <w:bookmarkStart w:id="44" w:name="default-wordpress-behavior"/>
+    <w:bookmarkStart w:id="24" w:name="default-wordpress-behavior"/>
     <w:p>
       <w:pPr>
         <w:pStyle w:val="Heading3"/>
@@ -1456,8 +1468,8 @@
         <w:t xml:space="preserve">These option rows are not autoloaded when the transient has an expiration, so they grow the options table but not the autoload footprint loaded on every request. Transients set without an expiration are autoloaded — one more reason to always set an explicit expiration.</w:t>
       </w:r>
     </w:p>
-    <w:bookmarkEnd w:id="44"/>
-    <w:bookmarkStart w:id="45" w:name="with-persistent-object-caching"/>
+    <w:bookmarkEnd w:id="24"/>
+    <w:bookmarkStart w:id="25" w:name="with-persistent-object-caching"/>
     <w:p>
       <w:pPr>
         <w:pStyle w:val="Heading3"/>
@@ -1502,9 +1514,9 @@
         </w:pict>
       </w:r>
     </w:p>
-    <w:bookmarkEnd w:id="45"/>
-    <w:bookmarkEnd w:id="46"/>
-    <w:bookmarkStart w:id="47" w:name="X70d57d22617b9254f904e14b05d246c7a749805"/>
+    <w:bookmarkEnd w:id="25"/>
+    <w:bookmarkEnd w:id="26"/>
+    <w:bookmarkStart w:id="27" w:name="X70d57d22617b9254f904e14b05d246c7a749805"/>
     <w:p>
       <w:pPr>
         <w:pStyle w:val="Heading2"/>
@@ -1723,8 +1735,8 @@
         </w:pict>
       </w:r>
     </w:p>
-    <w:bookmarkEnd w:id="47"/>
-    <w:bookmarkStart w:id="48" w:name="X469df5b776258b29380c4eab9f523553651b5ba"/>
+    <w:bookmarkEnd w:id="27"/>
+    <w:bookmarkStart w:id="28" w:name="X469df5b776258b29380c4eab9f523553651b5ba"/>
     <w:p>
       <w:pPr>
         <w:pStyle w:val="Heading2"/>
@@ -2191,8 +2203,8 @@
         </w:pict>
       </w:r>
     </w:p>
-    <w:bookmarkEnd w:id="48"/>
-    <w:bookmarkStart w:id="49" w:name="expiration-semantics"/>
+    <w:bookmarkEnd w:id="28"/>
+    <w:bookmarkStart w:id="29" w:name="expiration-semantics"/>
     <w:p>
       <w:pPr>
         <w:pStyle w:val="Heading2"/>
@@ -3141,8 +3153,8 @@
         </w:pict>
       </w:r>
     </w:p>
-    <w:bookmarkEnd w:id="49"/>
-    <w:bookmarkStart w:id="50" w:name="Xe2d10262de55f50ceb22b12872a7e6b8cf5f038"/>
+    <w:bookmarkEnd w:id="29"/>
+    <w:bookmarkStart w:id="30" w:name="Xe2d10262de55f50ceb22b12872a7e6b8cf5f038"/>
     <w:p>
       <w:pPr>
         <w:pStyle w:val="Heading2"/>
@@ -3506,8 +3518,8 @@
         </w:pict>
       </w:r>
     </w:p>
-    <w:bookmarkEnd w:id="50"/>
-    <w:bookmarkStart w:id="51" w:name="X69808a9a38501784498ec6dfcfad947b10f8f17"/>
+    <w:bookmarkEnd w:id="30"/>
+    <w:bookmarkStart w:id="31" w:name="X69808a9a38501784498ec6dfcfad947b10f8f17"/>
     <w:p>
       <w:pPr>
         <w:pStyle w:val="Heading2"/>
@@ -3686,7 +3698,19 @@
         <w:pStyle w:val="FirstParagraph"/>
       </w:pPr>
       <w:r>
-        <w:t xml:space="preserve">Persistent object cache is not “set and forget.” It should be monitored.</w:t>
+        <w:t xml:space="preserve">Persistent object cache is not</w:t>
+      </w:r>
+      <w:r>
+        <w:t xml:space="preserve"> </w:t>
+      </w:r>
+      <w:r>
+        <w:t xml:space="preserve">“set and forget.”</w:t>
+      </w:r>
+      <w:r>
+        <w:t xml:space="preserve"> </w:t>
+      </w:r>
+      <w:r>
+        <w:t xml:space="preserve">It should be monitored.</w:t>
       </w:r>
     </w:p>
     <w:p>
@@ -3696,8 +3720,8 @@
         </w:pict>
       </w:r>
     </w:p>
-    <w:bookmarkEnd w:id="51"/>
-    <w:bookmarkStart w:id="52" w:name="race-conditions-and-cache-stampedes"/>
+    <w:bookmarkEnd w:id="31"/>
+    <w:bookmarkStart w:id="32" w:name="race-conditions-and-cache-stampedes"/>
     <w:p>
       <w:pPr>
         <w:pStyle w:val="Heading2"/>
@@ -4473,8 +4497,8 @@
         </w:pict>
       </w:r>
     </w:p>
-    <w:bookmarkEnd w:id="52"/>
-    <w:bookmarkStart w:id="53" w:name="autoload-and-options-table-concerns"/>
+    <w:bookmarkEnd w:id="32"/>
+    <w:bookmarkStart w:id="33" w:name="autoload-and-options-table-concerns"/>
     <w:p>
       <w:pPr>
         <w:pStyle w:val="Heading2"/>
@@ -5020,8 +5044,8 @@
         </w:pict>
       </w:r>
     </w:p>
-    <w:bookmarkEnd w:id="53"/>
-    <w:bookmarkStart w:id="54" w:name="when-to-use-transients"/>
+    <w:bookmarkEnd w:id="33"/>
+    <w:bookmarkStart w:id="34" w:name="when-to-use-transients"/>
     <w:p>
       <w:pPr>
         <w:pStyle w:val="Heading2"/>
@@ -5301,8 +5325,8 @@
         </w:pict>
       </w:r>
     </w:p>
-    <w:bookmarkEnd w:id="54"/>
-    <w:bookmarkStart w:id="55" w:name="transients-vs-options-vs-object-cache"/>
+    <w:bookmarkEnd w:id="34"/>
+    <w:bookmarkStart w:id="35" w:name="transients-vs-options-vs-object-cache"/>
     <w:p>
       <w:pPr>
         <w:pStyle w:val="Heading2"/>
@@ -5600,8 +5624,8 @@
         </w:pict>
       </w:r>
     </w:p>
-    <w:bookmarkEnd w:id="55"/>
-    <w:bookmarkStart w:id="56" w:name="operational-checklist"/>
+    <w:bookmarkEnd w:id="35"/>
+    <w:bookmarkStart w:id="36" w:name="operational-checklist"/>
     <w:p>
       <w:pPr>
         <w:pStyle w:val="Heading2"/>
@@ -5864,8 +5888,8 @@
         </w:pict>
       </w:r>
     </w:p>
-    <w:bookmarkEnd w:id="56"/>
-    <w:bookmarkStart w:id="61" w:name="X99885d770d6f46b66f1da0250fab692c4943198"/>
+    <w:bookmarkEnd w:id="36"/>
+    <w:bookmarkStart w:id="41" w:name="X99885d770d6f46b66f1da0250fab692c4943198"/>
     <w:p>
       <w:pPr>
         <w:pStyle w:val="Heading2"/>
@@ -5874,7 +5898,7 @@
         <w:t xml:space="preserve">13. Source notes: Remkus, WP VIP, WordPress.org, and the handbook PR</w:t>
       </w:r>
     </w:p>
-    <w:bookmarkStart w:id="57" w:name="remkus-make-wordpress-fast"/>
+    <w:bookmarkStart w:id="37" w:name="remkus-make-wordpress-fast"/>
     <w:p>
       <w:pPr>
         <w:pStyle w:val="Heading3"/>
@@ -5891,8 +5915,8 @@
         <w:t xml:space="preserve">Remkus’ lessons emphasize the conceptual distinction: the Transients API prevents repeated work, but its performance profile depends on whether persistent object caching exists. Without persistent object caching, transients are database-backed; with persistent object caching, they can live in memory. The course also warns about expired transient buildup, misuse, and the need to treat persistent object caching as foundational on larger systems.</w:t>
       </w:r>
     </w:p>
-    <w:bookmarkEnd w:id="57"/>
-    <w:bookmarkStart w:id="58" w:name="Xc2b60e4674fd4ae76735e47f08386060fa1e214"/>
+    <w:bookmarkEnd w:id="37"/>
+    <w:bookmarkStart w:id="38" w:name="Xc2b60e4674fd4ae76735e47f08386060fa1e214"/>
     <w:p>
       <w:pPr>
         <w:pStyle w:val="Heading3"/>
@@ -5924,8 +5948,8 @@
         <w:t xml:space="preserve">are not desirable at enterprise scale. VIP’s guidance favors persistent object caching, such as Memcached/Redis-backed object-cache drop-ins, and emphasizes hit rates, race conditions, cache stampedes, and traffic-event readiness.</w:t>
       </w:r>
     </w:p>
-    <w:bookmarkEnd w:id="58"/>
-    <w:bookmarkStart w:id="59" w:name="wordpress.org-developer-documentation"/>
+    <w:bookmarkEnd w:id="38"/>
+    <w:bookmarkStart w:id="39" w:name="wordpress.org-developer-documentation"/>
     <w:p>
       <w:pPr>
         <w:pStyle w:val="Heading3"/>
@@ -5969,8 +5993,8 @@
         <w:t xml:space="preserve">documentation states that the default object cache is non-persistent and that transients use object-cache functions when persistent caching is configured; otherwise they fall back to the options table.</w:t>
       </w:r>
     </w:p>
-    <w:bookmarkEnd w:id="59"/>
-    <w:bookmarkStart w:id="60" w:name="advanced-administration-handbook-pr-485"/>
+    <w:bookmarkEnd w:id="39"/>
+    <w:bookmarkStart w:id="40" w:name="advanced-administration-handbook-pr-485"/>
     <w:p>
       <w:pPr>
         <w:pStyle w:val="Heading3"/>
@@ -6033,9 +6057,9 @@
         </w:pict>
       </w:r>
     </w:p>
-    <w:bookmarkEnd w:id="60"/>
-    <w:bookmarkEnd w:id="61"/>
-    <w:bookmarkStart w:id="69" w:name="common-misconceptions"/>
+    <w:bookmarkEnd w:id="40"/>
+    <w:bookmarkEnd w:id="41"/>
+    <w:bookmarkStart w:id="49" w:name="common-misconceptions"/>
     <w:p>
       <w:pPr>
         <w:pStyle w:val="Heading2"/>
@@ -6044,7 +6068,7 @@
         <w:t xml:space="preserve">14. Common misconceptions</w:t>
       </w:r>
     </w:p>
-    <w:bookmarkStart w:id="62" w:name="transients-are-always-memory-cache."/>
+    <w:bookmarkStart w:id="42" w:name="transients-are-always-memory-cache."/>
     <w:p>
       <w:pPr>
         <w:pStyle w:val="Heading3"/>
@@ -6061,8 +6085,8 @@
         <w:t xml:space="preserve">No. They are memory-backed only when the environment provides persistent object caching. Otherwise they are database-backed.</w:t>
       </w:r>
     </w:p>
-    <w:bookmarkEnd w:id="62"/>
-    <w:bookmarkStart w:id="63" w:name="wp_cache-enables-redis-or-memcached."/>
+    <w:bookmarkEnd w:id="42"/>
+    <w:bookmarkStart w:id="43" w:name="wp_cache-enables-redis-or-memcached."/>
     <w:p>
       <w:pPr>
         <w:pStyle w:val="Heading3"/>
@@ -6127,8 +6151,8 @@
         <w:t xml:space="preserve">.</w:t>
       </w:r>
     </w:p>
-    <w:bookmarkEnd w:id="63"/>
-    <w:bookmarkStart w:id="64" w:name="X3e4b9220b04bdec7c558208e8c7aecd78dc2516"/>
+    <w:bookmarkEnd w:id="43"/>
+    <w:bookmarkStart w:id="44" w:name="X3e4b9220b04bdec7c558208e8c7aecd78dc2516"/>
     <w:p>
       <w:pPr>
         <w:pStyle w:val="Heading3"/>
@@ -6145,8 +6169,8 @@
         <w:t xml:space="preserve">No. Expiration is a maximum lifetime, not a minimum. Transients can disappear early.</w:t>
       </w:r>
     </w:p>
-    <w:bookmarkEnd w:id="64"/>
-    <w:bookmarkStart w:id="65" w:name="Xe9f09f55a4656abf3392b6399acd97338d76204"/>
+    <w:bookmarkEnd w:id="44"/>
+    <w:bookmarkStart w:id="45" w:name="Xe9f09f55a4656abf3392b6399acd97338d76204"/>
     <w:p>
       <w:pPr>
         <w:pStyle w:val="Heading3"/>
@@ -6163,8 +6187,8 @@
         <w:t xml:space="preserve">No. Database-backed expired transient rows may remain until cleanup or until accessed and deleted.</w:t>
       </w:r>
     </w:p>
-    <w:bookmarkEnd w:id="65"/>
-    <w:bookmarkStart w:id="66" w:name="X5c92c3455ab056c4413dd26842b87a72bbd4687"/>
+    <w:bookmarkEnd w:id="45"/>
+    <w:bookmarkStart w:id="46" w:name="X5c92c3455ab056c4413dd26842b87a72bbd4687"/>
     <w:p>
       <w:pPr>
         <w:pStyle w:val="Heading3"/>
@@ -6181,8 +6205,8 @@
         <w:t xml:space="preserve">No. High-cardinality transient keys can create large storage footprints and low cache hit rates.</w:t>
       </w:r>
     </w:p>
-    <w:bookmarkEnd w:id="66"/>
-    <w:bookmarkStart w:id="67" w:name="X298daae5775e7af1bd18958d03fbc84ff381971"/>
+    <w:bookmarkEnd w:id="46"/>
+    <w:bookmarkStart w:id="47" w:name="X298daae5775e7af1bd18958d03fbc84ff381971"/>
     <w:p>
       <w:pPr>
         <w:pStyle w:val="Heading3"/>
@@ -6199,8 +6223,8 @@
         <w:t xml:space="preserve">Sometimes it helps database hygiene, but it does not fix the root cause if code continually creates excessive transient rows or if the site lacks persistent object caching for transient-heavy workloads.</w:t>
       </w:r>
     </w:p>
-    <w:bookmarkEnd w:id="67"/>
-    <w:bookmarkStart w:id="68" w:name="X27d947cf40f1088c72b3f796ca94cf20d4c57d5"/>
+    <w:bookmarkEnd w:id="47"/>
+    <w:bookmarkStart w:id="48" w:name="X27d947cf40f1088c72b3f796ca94cf20d4c57d5"/>
     <w:p>
       <w:pPr>
         <w:pStyle w:val="Heading3"/>
@@ -6241,7 +6265,19 @@
         <w:t xml:space="preserve">0</w:t>
       </w:r>
       <w:r>
-        <w:t xml:space="preserve">) are autoloaded. This is why the “always set an expiration” guidance matters: it keeps transient data out of the per-request autoload footprint.</w:t>
+        <w:t xml:space="preserve">) are autoloaded. This is why the</w:t>
+      </w:r>
+      <w:r>
+        <w:t xml:space="preserve"> </w:t>
+      </w:r>
+      <w:r>
+        <w:t xml:space="preserve">“always set an expiration”</w:t>
+      </w:r>
+      <w:r>
+        <w:t xml:space="preserve"> </w:t>
+      </w:r>
+      <w:r>
+        <w:t xml:space="preserve">guidance matters: it keeps transient data out of the per-request autoload footprint.</w:t>
       </w:r>
     </w:p>
     <w:p>
@@ -6251,9 +6287,9 @@
         </w:pict>
       </w:r>
     </w:p>
-    <w:bookmarkEnd w:id="68"/>
-    <w:bookmarkEnd w:id="69"/>
-    <w:bookmarkStart w:id="77" w:name="references"/>
+    <w:bookmarkEnd w:id="48"/>
+    <w:bookmarkEnd w:id="49"/>
+    <w:bookmarkStart w:id="57" w:name="references"/>
     <w:p>
       <w:pPr>
         <w:pStyle w:val="Heading2"/>
@@ -6270,7 +6306,7 @@
           <w:numId w:val="1037"/>
         </w:numPr>
       </w:pPr>
-      <w:hyperlink r:id="rId70">
+      <w:hyperlink r:id="rId50">
         <w:r>
           <w:rPr>
             <w:rStyle w:val="Hyperlink"/>
@@ -6287,7 +6323,7 @@
           <w:numId w:val="1037"/>
         </w:numPr>
       </w:pPr>
-      <w:hyperlink r:id="rId71">
+      <w:hyperlink r:id="rId51">
         <w:r>
           <w:rPr>
             <w:rStyle w:val="Hyperlink"/>
@@ -6304,7 +6340,7 @@
           <w:numId w:val="1037"/>
         </w:numPr>
       </w:pPr>
-      <w:hyperlink r:id="rId72">
+      <w:hyperlink r:id="rId52">
         <w:r>
           <w:rPr>
             <w:rStyle w:val="Hyperlink"/>
@@ -6333,7 +6369,7 @@
           <w:numId w:val="1037"/>
         </w:numPr>
       </w:pPr>
-      <w:hyperlink r:id="rId73">
+      <w:hyperlink r:id="rId53">
         <w:r>
           <w:rPr>
             <w:rStyle w:val="Hyperlink"/>
@@ -6362,7 +6398,7 @@
           <w:numId w:val="1037"/>
         </w:numPr>
       </w:pPr>
-      <w:hyperlink r:id="rId74">
+      <w:hyperlink r:id="rId54">
         <w:r>
           <w:rPr>
             <w:rStyle w:val="Hyperlink"/>
@@ -6391,7 +6427,7 @@
           <w:numId w:val="1037"/>
         </w:numPr>
       </w:pPr>
-      <w:hyperlink r:id="rId75">
+      <w:hyperlink r:id="rId55">
         <w:r>
           <w:rPr>
             <w:rStyle w:val="Hyperlink"/>
@@ -6420,7 +6456,7 @@
           <w:numId w:val="1037"/>
         </w:numPr>
       </w:pPr>
-      <w:hyperlink r:id="rId76">
+      <w:hyperlink r:id="rId56">
         <w:r>
           <w:rPr>
             <w:rStyle w:val="Hyperlink"/>
@@ -6471,10 +6507,10 @@
         <w:t xml:space="preserve">reviews/rounds/2026-05-18/</w:t>
       </w:r>
     </w:p>
-    <w:bookmarkEnd w:id="77"/>
-    <w:bookmarkEnd w:id="78"/>
+    <w:bookmarkEnd w:id="57"/>
+    <w:bookmarkEnd w:id="58"/>
     <w:sectPr>
-      <w:footerReference r:id="rId31" w:type="default"/>
+      <w:footerReference r:id="rId9" w:type="default"/>
       <w:footnotePr>
         <w:numRestart w:val="eachSect"/>
       </w:footnotePr>

--- a/WordPress-Transients-Persistent-Object-Cache-Reference.docx
+++ b/WordPress-Transients-Persistent-Object-Cache-Reference.docx
@@ -26,7 +26,7 @@
         <w:t xml:space="preserve">Dan Knauss, General Editor</w:t>
       </w:r>
     </w:p>
-    <w:bookmarkStart w:id="20" w:name="X33a0e9adc14be49d1cd599bcd33352f13b42763"/>
+    <w:bookmarkStart w:id="40" w:name="X33a0e9adc14be49d1cd599bcd33352f13b42763"/>
     <w:p>
       <w:pPr>
         <w:pStyle w:val="Heading1"/>
@@ -125,8 +125,8 @@
         <w:t xml:space="preserve">A practical reference for understanding how the WordPress Transients API behaves with and without a persistent object cache, and how that affects performance, database growth, and enterprise-scale WordPress operations.</w:t>
       </w:r>
     </w:p>
-    <w:bookmarkEnd w:id="20"/>
-    <w:bookmarkStart w:id="58" w:name="table-of-contents"/>
+    <w:bookmarkEnd w:id="40"/>
+    <w:bookmarkStart w:id="78" w:name="table-of-contents"/>
     <w:p>
       <w:pPr>
         <w:pStyle w:val="Heading1"/>
@@ -735,7 +735,7 @@
         </w:r>
       </w:hyperlink>
     </w:p>
-    <w:bookmarkStart w:id="22" w:name="executive-summary"/>
+    <w:bookmarkStart w:id="42" w:name="executive-summary"/>
     <w:p>
       <w:pPr>
         <w:pStyle w:val="Heading2"/>
@@ -749,19 +749,7 @@
         <w:pStyle w:val="FirstParagraph"/>
       </w:pPr>
       <w:r>
-        <w:t xml:space="preserve">WordPress transients are a temporary caching API. They are often described as</w:t>
-      </w:r>
-      <w:r>
-        <w:t xml:space="preserve"> </w:t>
-      </w:r>
-      <w:r>
-        <w:t xml:space="preserve">“cached data with an expiration time,”</w:t>
-      </w:r>
-      <w:r>
-        <w:t xml:space="preserve"> </w:t>
-      </w:r>
-      <w:r>
-        <w:t xml:space="preserve">but the important operational detail is that</w:t>
+        <w:t xml:space="preserve">WordPress transients are a temporary caching API. They are often described as “cached data with an expiration time,” but the important operational detail is that</w:t>
       </w:r>
       <w:r>
         <w:t xml:space="preserve"> </w:t>
@@ -852,7 +840,7 @@
         <w:t xml:space="preserve">Transients are appropriate for expensive data that is safe to regenerate, but they are not a replacement for durable storage.</w:t>
       </w:r>
     </w:p>
-    <w:bookmarkStart w:id="21" w:name="acknowledgements"/>
+    <w:bookmarkStart w:id="41" w:name="acknowledgements"/>
     <w:p>
       <w:pPr>
         <w:pStyle w:val="Heading3"/>
@@ -921,9 +909,9 @@
         </w:pict>
       </w:r>
     </w:p>
-    <w:bookmarkEnd w:id="21"/>
-    <w:bookmarkEnd w:id="22"/>
-    <w:bookmarkStart w:id="23" w:name="what-transients-are"/>
+    <w:bookmarkEnd w:id="41"/>
+    <w:bookmarkEnd w:id="42"/>
+    <w:bookmarkStart w:id="43" w:name="what-transients-are"/>
     <w:p>
       <w:pPr>
         <w:pStyle w:val="Heading2"/>
@@ -1382,8 +1370,8 @@
         </w:pict>
       </w:r>
     </w:p>
-    <w:bookmarkEnd w:id="23"/>
-    <w:bookmarkStart w:id="26" w:name="where-transients-are-stored"/>
+    <w:bookmarkEnd w:id="43"/>
+    <w:bookmarkStart w:id="46" w:name="where-transients-are-stored"/>
     <w:p>
       <w:pPr>
         <w:pStyle w:val="Heading2"/>
@@ -1392,7 +1380,7 @@
         <w:t xml:space="preserve">2. Where transients are stored</w:t>
       </w:r>
     </w:p>
-    <w:bookmarkStart w:id="24" w:name="default-wordpress-behavior"/>
+    <w:bookmarkStart w:id="44" w:name="default-wordpress-behavior"/>
     <w:p>
       <w:pPr>
         <w:pStyle w:val="Heading3"/>
@@ -1468,8 +1456,8 @@
         <w:t xml:space="preserve">These option rows are not autoloaded when the transient has an expiration, so they grow the options table but not the autoload footprint loaded on every request. Transients set without an expiration are autoloaded — one more reason to always set an explicit expiration.</w:t>
       </w:r>
     </w:p>
-    <w:bookmarkEnd w:id="24"/>
-    <w:bookmarkStart w:id="25" w:name="with-persistent-object-caching"/>
+    <w:bookmarkEnd w:id="44"/>
+    <w:bookmarkStart w:id="45" w:name="with-persistent-object-caching"/>
     <w:p>
       <w:pPr>
         <w:pStyle w:val="Heading3"/>
@@ -1514,9 +1502,9 @@
         </w:pict>
       </w:r>
     </w:p>
-    <w:bookmarkEnd w:id="25"/>
-    <w:bookmarkEnd w:id="26"/>
-    <w:bookmarkStart w:id="27" w:name="X70d57d22617b9254f904e14b05d246c7a749805"/>
+    <w:bookmarkEnd w:id="45"/>
+    <w:bookmarkEnd w:id="46"/>
+    <w:bookmarkStart w:id="47" w:name="X70d57d22617b9254f904e14b05d246c7a749805"/>
     <w:p>
       <w:pPr>
         <w:pStyle w:val="Heading2"/>
@@ -1735,8 +1723,8 @@
         </w:pict>
       </w:r>
     </w:p>
-    <w:bookmarkEnd w:id="27"/>
-    <w:bookmarkStart w:id="28" w:name="X469df5b776258b29380c4eab9f523553651b5ba"/>
+    <w:bookmarkEnd w:id="47"/>
+    <w:bookmarkStart w:id="48" w:name="X469df5b776258b29380c4eab9f523553651b5ba"/>
     <w:p>
       <w:pPr>
         <w:pStyle w:val="Heading2"/>
@@ -2203,8 +2191,8 @@
         </w:pict>
       </w:r>
     </w:p>
-    <w:bookmarkEnd w:id="28"/>
-    <w:bookmarkStart w:id="29" w:name="expiration-semantics"/>
+    <w:bookmarkEnd w:id="48"/>
+    <w:bookmarkStart w:id="49" w:name="expiration-semantics"/>
     <w:p>
       <w:pPr>
         <w:pStyle w:val="Heading2"/>
@@ -3153,8 +3141,8 @@
         </w:pict>
       </w:r>
     </w:p>
-    <w:bookmarkEnd w:id="29"/>
-    <w:bookmarkStart w:id="30" w:name="Xe2d10262de55f50ceb22b12872a7e6b8cf5f038"/>
+    <w:bookmarkEnd w:id="49"/>
+    <w:bookmarkStart w:id="50" w:name="Xe2d10262de55f50ceb22b12872a7e6b8cf5f038"/>
     <w:p>
       <w:pPr>
         <w:pStyle w:val="Heading2"/>
@@ -3518,8 +3506,8 @@
         </w:pict>
       </w:r>
     </w:p>
-    <w:bookmarkEnd w:id="30"/>
-    <w:bookmarkStart w:id="31" w:name="X69808a9a38501784498ec6dfcfad947b10f8f17"/>
+    <w:bookmarkEnd w:id="50"/>
+    <w:bookmarkStart w:id="51" w:name="X69808a9a38501784498ec6dfcfad947b10f8f17"/>
     <w:p>
       <w:pPr>
         <w:pStyle w:val="Heading2"/>
@@ -3698,19 +3686,7 @@
         <w:pStyle w:val="FirstParagraph"/>
       </w:pPr>
       <w:r>
-        <w:t xml:space="preserve">Persistent object cache is not</w:t>
-      </w:r>
-      <w:r>
-        <w:t xml:space="preserve"> </w:t>
-      </w:r>
-      <w:r>
-        <w:t xml:space="preserve">“set and forget.”</w:t>
-      </w:r>
-      <w:r>
-        <w:t xml:space="preserve"> </w:t>
-      </w:r>
-      <w:r>
-        <w:t xml:space="preserve">It should be monitored.</w:t>
+        <w:t xml:space="preserve">Persistent object cache is not “set and forget.” It should be monitored.</w:t>
       </w:r>
     </w:p>
     <w:p>
@@ -3720,8 +3696,8 @@
         </w:pict>
       </w:r>
     </w:p>
-    <w:bookmarkEnd w:id="31"/>
-    <w:bookmarkStart w:id="32" w:name="race-conditions-and-cache-stampedes"/>
+    <w:bookmarkEnd w:id="51"/>
+    <w:bookmarkStart w:id="52" w:name="race-conditions-and-cache-stampedes"/>
     <w:p>
       <w:pPr>
         <w:pStyle w:val="Heading2"/>
@@ -4497,8 +4473,8 @@
         </w:pict>
       </w:r>
     </w:p>
-    <w:bookmarkEnd w:id="32"/>
-    <w:bookmarkStart w:id="33" w:name="autoload-and-options-table-concerns"/>
+    <w:bookmarkEnd w:id="52"/>
+    <w:bookmarkStart w:id="53" w:name="autoload-and-options-table-concerns"/>
     <w:p>
       <w:pPr>
         <w:pStyle w:val="Heading2"/>
@@ -5044,8 +5020,8 @@
         </w:pict>
       </w:r>
     </w:p>
-    <w:bookmarkEnd w:id="33"/>
-    <w:bookmarkStart w:id="34" w:name="when-to-use-transients"/>
+    <w:bookmarkEnd w:id="53"/>
+    <w:bookmarkStart w:id="54" w:name="when-to-use-transients"/>
     <w:p>
       <w:pPr>
         <w:pStyle w:val="Heading2"/>
@@ -5325,8 +5301,8 @@
         </w:pict>
       </w:r>
     </w:p>
-    <w:bookmarkEnd w:id="34"/>
-    <w:bookmarkStart w:id="35" w:name="transients-vs-options-vs-object-cache"/>
+    <w:bookmarkEnd w:id="54"/>
+    <w:bookmarkStart w:id="55" w:name="transients-vs-options-vs-object-cache"/>
     <w:p>
       <w:pPr>
         <w:pStyle w:val="Heading2"/>
@@ -5624,8 +5600,8 @@
         </w:pict>
       </w:r>
     </w:p>
-    <w:bookmarkEnd w:id="35"/>
-    <w:bookmarkStart w:id="36" w:name="operational-checklist"/>
+    <w:bookmarkEnd w:id="55"/>
+    <w:bookmarkStart w:id="56" w:name="operational-checklist"/>
     <w:p>
       <w:pPr>
         <w:pStyle w:val="Heading2"/>
@@ -5888,8 +5864,8 @@
         </w:pict>
       </w:r>
     </w:p>
-    <w:bookmarkEnd w:id="36"/>
-    <w:bookmarkStart w:id="41" w:name="X99885d770d6f46b66f1da0250fab692c4943198"/>
+    <w:bookmarkEnd w:id="56"/>
+    <w:bookmarkStart w:id="61" w:name="X99885d770d6f46b66f1da0250fab692c4943198"/>
     <w:p>
       <w:pPr>
         <w:pStyle w:val="Heading2"/>
@@ -5898,7 +5874,7 @@
         <w:t xml:space="preserve">13. Source notes: Remkus, WP VIP, WordPress.org, and the handbook PR</w:t>
       </w:r>
     </w:p>
-    <w:bookmarkStart w:id="37" w:name="remkus-make-wordpress-fast"/>
+    <w:bookmarkStart w:id="57" w:name="remkus-make-wordpress-fast"/>
     <w:p>
       <w:pPr>
         <w:pStyle w:val="Heading3"/>
@@ -5915,8 +5891,8 @@
         <w:t xml:space="preserve">Remkus’ lessons emphasize the conceptual distinction: the Transients API prevents repeated work, but its performance profile depends on whether persistent object caching exists. Without persistent object caching, transients are database-backed; with persistent object caching, they can live in memory. The course also warns about expired transient buildup, misuse, and the need to treat persistent object caching as foundational on larger systems.</w:t>
       </w:r>
     </w:p>
-    <w:bookmarkEnd w:id="37"/>
-    <w:bookmarkStart w:id="38" w:name="Xc2b60e4674fd4ae76735e47f08386060fa1e214"/>
+    <w:bookmarkEnd w:id="57"/>
+    <w:bookmarkStart w:id="58" w:name="Xc2b60e4674fd4ae76735e47f08386060fa1e214"/>
     <w:p>
       <w:pPr>
         <w:pStyle w:val="Heading3"/>
@@ -5948,8 +5924,8 @@
         <w:t xml:space="preserve">are not desirable at enterprise scale. VIP’s guidance favors persistent object caching, such as Memcached/Redis-backed object-cache drop-ins, and emphasizes hit rates, race conditions, cache stampedes, and traffic-event readiness.</w:t>
       </w:r>
     </w:p>
-    <w:bookmarkEnd w:id="38"/>
-    <w:bookmarkStart w:id="39" w:name="wordpress.org-developer-documentation"/>
+    <w:bookmarkEnd w:id="58"/>
+    <w:bookmarkStart w:id="59" w:name="wordpress.org-developer-documentation"/>
     <w:p>
       <w:pPr>
         <w:pStyle w:val="Heading3"/>
@@ -5993,8 +5969,8 @@
         <w:t xml:space="preserve">documentation states that the default object cache is non-persistent and that transients use object-cache functions when persistent caching is configured; otherwise they fall back to the options table.</w:t>
       </w:r>
     </w:p>
-    <w:bookmarkEnd w:id="39"/>
-    <w:bookmarkStart w:id="40" w:name="advanced-administration-handbook-pr-485"/>
+    <w:bookmarkEnd w:id="59"/>
+    <w:bookmarkStart w:id="60" w:name="advanced-administration-handbook-pr-485"/>
     <w:p>
       <w:pPr>
         <w:pStyle w:val="Heading3"/>
@@ -6057,9 +6033,9 @@
         </w:pict>
       </w:r>
     </w:p>
-    <w:bookmarkEnd w:id="40"/>
-    <w:bookmarkEnd w:id="41"/>
-    <w:bookmarkStart w:id="49" w:name="common-misconceptions"/>
+    <w:bookmarkEnd w:id="60"/>
+    <w:bookmarkEnd w:id="61"/>
+    <w:bookmarkStart w:id="69" w:name="common-misconceptions"/>
     <w:p>
       <w:pPr>
         <w:pStyle w:val="Heading2"/>
@@ -6068,7 +6044,7 @@
         <w:t xml:space="preserve">14. Common misconceptions</w:t>
       </w:r>
     </w:p>
-    <w:bookmarkStart w:id="42" w:name="transients-are-always-memory-cache."/>
+    <w:bookmarkStart w:id="62" w:name="transients-are-always-memory-cache."/>
     <w:p>
       <w:pPr>
         <w:pStyle w:val="Heading3"/>
@@ -6085,8 +6061,8 @@
         <w:t xml:space="preserve">No. They are memory-backed only when the environment provides persistent object caching. Otherwise they are database-backed.</w:t>
       </w:r>
     </w:p>
-    <w:bookmarkEnd w:id="42"/>
-    <w:bookmarkStart w:id="43" w:name="wp_cache-enables-redis-or-memcached."/>
+    <w:bookmarkEnd w:id="62"/>
+    <w:bookmarkStart w:id="63" w:name="wp_cache-enables-redis-or-memcached."/>
     <w:p>
       <w:pPr>
         <w:pStyle w:val="Heading3"/>
@@ -6151,8 +6127,8 @@
         <w:t xml:space="preserve">.</w:t>
       </w:r>
     </w:p>
-    <w:bookmarkEnd w:id="43"/>
-    <w:bookmarkStart w:id="44" w:name="X3e4b9220b04bdec7c558208e8c7aecd78dc2516"/>
+    <w:bookmarkEnd w:id="63"/>
+    <w:bookmarkStart w:id="64" w:name="X3e4b9220b04bdec7c558208e8c7aecd78dc2516"/>
     <w:p>
       <w:pPr>
         <w:pStyle w:val="Heading3"/>
@@ -6169,8 +6145,8 @@
         <w:t xml:space="preserve">No. Expiration is a maximum lifetime, not a minimum. Transients can disappear early.</w:t>
       </w:r>
     </w:p>
-    <w:bookmarkEnd w:id="44"/>
-    <w:bookmarkStart w:id="45" w:name="Xe9f09f55a4656abf3392b6399acd97338d76204"/>
+    <w:bookmarkEnd w:id="64"/>
+    <w:bookmarkStart w:id="65" w:name="Xe9f09f55a4656abf3392b6399acd97338d76204"/>
     <w:p>
       <w:pPr>
         <w:pStyle w:val="Heading3"/>
@@ -6187,8 +6163,8 @@
         <w:t xml:space="preserve">No. Database-backed expired transient rows may remain until cleanup or until accessed and deleted.</w:t>
       </w:r>
     </w:p>
-    <w:bookmarkEnd w:id="45"/>
-    <w:bookmarkStart w:id="46" w:name="X5c92c3455ab056c4413dd26842b87a72bbd4687"/>
+    <w:bookmarkEnd w:id="65"/>
+    <w:bookmarkStart w:id="66" w:name="X5c92c3455ab056c4413dd26842b87a72bbd4687"/>
     <w:p>
       <w:pPr>
         <w:pStyle w:val="Heading3"/>
@@ -6205,8 +6181,8 @@
         <w:t xml:space="preserve">No. High-cardinality transient keys can create large storage footprints and low cache hit rates.</w:t>
       </w:r>
     </w:p>
-    <w:bookmarkEnd w:id="46"/>
-    <w:bookmarkStart w:id="47" w:name="X298daae5775e7af1bd18958d03fbc84ff381971"/>
+    <w:bookmarkEnd w:id="66"/>
+    <w:bookmarkStart w:id="67" w:name="X298daae5775e7af1bd18958d03fbc84ff381971"/>
     <w:p>
       <w:pPr>
         <w:pStyle w:val="Heading3"/>
@@ -6223,8 +6199,8 @@
         <w:t xml:space="preserve">Sometimes it helps database hygiene, but it does not fix the root cause if code continually creates excessive transient rows or if the site lacks persistent object caching for transient-heavy workloads.</w:t>
       </w:r>
     </w:p>
-    <w:bookmarkEnd w:id="47"/>
-    <w:bookmarkStart w:id="48" w:name="X27d947cf40f1088c72b3f796ca94cf20d4c57d5"/>
+    <w:bookmarkEnd w:id="67"/>
+    <w:bookmarkStart w:id="68" w:name="X27d947cf40f1088c72b3f796ca94cf20d4c57d5"/>
     <w:p>
       <w:pPr>
         <w:pStyle w:val="Heading3"/>
@@ -6265,19 +6241,7 @@
         <w:t xml:space="preserve">0</w:t>
       </w:r>
       <w:r>
-        <w:t xml:space="preserve">) are autoloaded. This is why the</w:t>
-      </w:r>
-      <w:r>
-        <w:t xml:space="preserve"> </w:t>
-      </w:r>
-      <w:r>
-        <w:t xml:space="preserve">“always set an expiration”</w:t>
-      </w:r>
-      <w:r>
-        <w:t xml:space="preserve"> </w:t>
-      </w:r>
-      <w:r>
-        <w:t xml:space="preserve">guidance matters: it keeps transient data out of the per-request autoload footprint.</w:t>
+        <w:t xml:space="preserve">) are autoloaded. This is why the “always set an expiration” guidance matters: it keeps transient data out of the per-request autoload footprint.</w:t>
       </w:r>
     </w:p>
     <w:p>
@@ -6287,9 +6251,9 @@
         </w:pict>
       </w:r>
     </w:p>
-    <w:bookmarkEnd w:id="48"/>
-    <w:bookmarkEnd w:id="49"/>
-    <w:bookmarkStart w:id="57" w:name="references"/>
+    <w:bookmarkEnd w:id="68"/>
+    <w:bookmarkEnd w:id="69"/>
+    <w:bookmarkStart w:id="77" w:name="references"/>
     <w:p>
       <w:pPr>
         <w:pStyle w:val="Heading2"/>
@@ -6306,7 +6270,7 @@
           <w:numId w:val="1037"/>
         </w:numPr>
       </w:pPr>
-      <w:hyperlink r:id="rId50">
+      <w:hyperlink r:id="rId70">
         <w:r>
           <w:rPr>
             <w:rStyle w:val="Hyperlink"/>
@@ -6323,7 +6287,7 @@
           <w:numId w:val="1037"/>
         </w:numPr>
       </w:pPr>
-      <w:hyperlink r:id="rId51">
+      <w:hyperlink r:id="rId71">
         <w:r>
           <w:rPr>
             <w:rStyle w:val="Hyperlink"/>
@@ -6340,7 +6304,7 @@
           <w:numId w:val="1037"/>
         </w:numPr>
       </w:pPr>
-      <w:hyperlink r:id="rId52">
+      <w:hyperlink r:id="rId72">
         <w:r>
           <w:rPr>
             <w:rStyle w:val="Hyperlink"/>
@@ -6369,7 +6333,7 @@
           <w:numId w:val="1037"/>
         </w:numPr>
       </w:pPr>
-      <w:hyperlink r:id="rId53">
+      <w:hyperlink r:id="rId73">
         <w:r>
           <w:rPr>
             <w:rStyle w:val="Hyperlink"/>
@@ -6398,7 +6362,7 @@
           <w:numId w:val="1037"/>
         </w:numPr>
       </w:pPr>
-      <w:hyperlink r:id="rId54">
+      <w:hyperlink r:id="rId74">
         <w:r>
           <w:rPr>
             <w:rStyle w:val="Hyperlink"/>
@@ -6427,7 +6391,7 @@
           <w:numId w:val="1037"/>
         </w:numPr>
       </w:pPr>
-      <w:hyperlink r:id="rId55">
+      <w:hyperlink r:id="rId75">
         <w:r>
           <w:rPr>
             <w:rStyle w:val="Hyperlink"/>
@@ -6456,7 +6420,7 @@
           <w:numId w:val="1037"/>
         </w:numPr>
       </w:pPr>
-      <w:hyperlink r:id="rId56">
+      <w:hyperlink r:id="rId76">
         <w:r>
           <w:rPr>
             <w:rStyle w:val="Hyperlink"/>
@@ -6507,10 +6471,10 @@
         <w:t xml:space="preserve">reviews/rounds/2026-05-18/</w:t>
       </w:r>
     </w:p>
-    <w:bookmarkEnd w:id="57"/>
-    <w:bookmarkEnd w:id="58"/>
+    <w:bookmarkEnd w:id="77"/>
+    <w:bookmarkEnd w:id="78"/>
     <w:sectPr>
-      <w:footerReference r:id="rId9" w:type="default"/>
+      <w:footerReference r:id="rId31" w:type="default"/>
       <w:footnotePr>
         <w:numRestart w:val="eachSect"/>
       </w:footnotePr>
